--- a/Информационная система расписания приёма пациентов.docx
+++ b/Информационная система расписания приёма пациентов.docx
@@ -6,66 +6,48 @@
       <w:r>
         <w:t>СОДЕРЖАНИЕ</w:t>
       </w:r>
+      <w:bookmarkStart w:id="0" w:name="_Toc231383547"/>
     </w:p>
     <w:p>
       <w:pPr>
         <w:pStyle w:val="11"/>
         <w:tabs>
-          <w:tab w:val="right" w:leader="dot" w:pos="9345"/>
-        </w:tabs>
-        <w:jc w:val="both"/>
+          <w:tab w:val="right" w:leader="dot" w:pos="9638"/>
+        </w:tabs>
         <w:rPr>
           <w:rFonts w:asciiTheme="minorHAnsi" w:eastAsiaTheme="minorEastAsia" w:hAnsiTheme="minorHAnsi"/>
-          <w:b w:val="0"/>
+          <w:b/>
           <w:noProof/>
           <w:sz w:val="22"/>
           <w:lang w:eastAsia="ru-RU"/>
         </w:rPr>
       </w:pPr>
       <w:r>
-        <w:rPr>
-          <w:b w:val="0"/>
-          <w:u w:val="single"/>
-          <w:lang w:val="en-US"/>
-        </w:rPr>
         <w:fldChar w:fldCharType="begin"/>
       </w:r>
       <w:r>
-        <w:rPr>
-          <w:b w:val="0"/>
-          <w:u w:val="single"/>
-          <w:lang w:val="en-US"/>
-        </w:rPr>
-        <w:instrText xml:space="preserve"> TOC \p " " \h \z \t "1111111111;1;2222222222222222222;1" </w:instrText>
-      </w:r>
-      <w:r>
-        <w:rPr>
-          <w:b w:val="0"/>
-          <w:u w:val="single"/>
-          <w:lang w:val="en-US"/>
-        </w:rPr>
+        <w:instrText xml:space="preserve"> TOC \h \z \t "1111111111;1;2222222222222222222;1" </w:instrText>
+      </w:r>
+      <w:r>
         <w:fldChar w:fldCharType="separate"/>
       </w:r>
-      <w:hyperlink w:anchor="_Toc231304628" w:history="1">
+      <w:hyperlink w:anchor="_Toc231383670" w:history="1">
         <w:r>
           <w:rPr>
             <w:rStyle w:val="a4"/>
-            <w:b w:val="0"/>
             <w:noProof/>
           </w:rPr>
           <w:t>ВВЕДЕНИЕ</w:t>
         </w:r>
         <w:r>
           <w:rPr>
-            <w:b w:val="0"/>
-            <w:noProof/>
-            <w:webHidden/>
-          </w:rPr>
-          <w:t xml:space="preserve"> </w:t>
-        </w:r>
-        <w:r>
-          <w:rPr>
-            <w:b w:val="0"/>
+            <w:noProof/>
+            <w:webHidden/>
+          </w:rPr>
+          <w:tab/>
+        </w:r>
+        <w:r>
+          <w:rPr>
             <w:noProof/>
             <w:webHidden/>
           </w:rPr>
@@ -73,22 +55,19 @@
         </w:r>
         <w:r>
           <w:rPr>
-            <w:b w:val="0"/>
-            <w:noProof/>
-            <w:webHidden/>
-          </w:rPr>
-          <w:instrText xml:space="preserve"> PAGEREF _Toc231304628 \h </w:instrText>
-        </w:r>
-        <w:r>
-          <w:rPr>
-            <w:b w:val="0"/>
-            <w:noProof/>
-            <w:webHidden/>
-          </w:rPr>
-        </w:r>
-        <w:r>
-          <w:rPr>
-            <w:b w:val="0"/>
+            <w:noProof/>
+            <w:webHidden/>
+          </w:rPr>
+          <w:instrText xml:space="preserve"> PAGEREF _Toc231383670 \h </w:instrText>
+        </w:r>
+        <w:r>
+          <w:rPr>
+            <w:noProof/>
+            <w:webHidden/>
+          </w:rPr>
+        </w:r>
+        <w:r>
+          <w:rPr>
             <w:noProof/>
             <w:webHidden/>
           </w:rPr>
@@ -96,7 +75,6 @@
         </w:r>
         <w:r>
           <w:rPr>
-            <w:b w:val="0"/>
             <w:noProof/>
             <w:webHidden/>
           </w:rPr>
@@ -104,7 +82,6 @@
         </w:r>
         <w:r>
           <w:rPr>
-            <w:b w:val="0"/>
             <w:noProof/>
             <w:webHidden/>
           </w:rPr>
@@ -116,37 +93,33 @@
       <w:pPr>
         <w:pStyle w:val="11"/>
         <w:tabs>
-          <w:tab w:val="right" w:leader="dot" w:pos="9345"/>
-        </w:tabs>
-        <w:jc w:val="both"/>
+          <w:tab w:val="right" w:leader="dot" w:pos="9638"/>
+        </w:tabs>
         <w:rPr>
           <w:rFonts w:asciiTheme="minorHAnsi" w:eastAsiaTheme="minorEastAsia" w:hAnsiTheme="minorHAnsi"/>
-          <w:b w:val="0"/>
+          <w:b/>
           <w:noProof/>
           <w:sz w:val="22"/>
           <w:lang w:eastAsia="ru-RU"/>
         </w:rPr>
       </w:pPr>
-      <w:hyperlink w:anchor="_Toc231304629" w:history="1">
+      <w:hyperlink w:anchor="_Toc231383671" w:history="1">
         <w:r>
           <w:rPr>
             <w:rStyle w:val="a4"/>
-            <w:b w:val="0"/>
             <w:noProof/>
           </w:rPr>
           <w:t>1. ТЕХНИКА БЕЗОПАСНОСТИ</w:t>
         </w:r>
         <w:r>
           <w:rPr>
-            <w:b w:val="0"/>
-            <w:noProof/>
-            <w:webHidden/>
-          </w:rPr>
-          <w:t xml:space="preserve"> </w:t>
-        </w:r>
-        <w:r>
-          <w:rPr>
-            <w:b w:val="0"/>
+            <w:noProof/>
+            <w:webHidden/>
+          </w:rPr>
+          <w:tab/>
+        </w:r>
+        <w:r>
+          <w:rPr>
             <w:noProof/>
             <w:webHidden/>
           </w:rPr>
@@ -154,22 +127,19 @@
         </w:r>
         <w:r>
           <w:rPr>
-            <w:b w:val="0"/>
-            <w:noProof/>
-            <w:webHidden/>
-          </w:rPr>
-          <w:instrText xml:space="preserve"> PAGEREF _Toc231304629 \h </w:instrText>
-        </w:r>
-        <w:r>
-          <w:rPr>
-            <w:b w:val="0"/>
-            <w:noProof/>
-            <w:webHidden/>
-          </w:rPr>
-        </w:r>
-        <w:r>
-          <w:rPr>
-            <w:b w:val="0"/>
+            <w:noProof/>
+            <w:webHidden/>
+          </w:rPr>
+          <w:instrText xml:space="preserve"> PAGEREF _Toc231383671 \h </w:instrText>
+        </w:r>
+        <w:r>
+          <w:rPr>
+            <w:noProof/>
+            <w:webHidden/>
+          </w:rPr>
+        </w:r>
+        <w:r>
+          <w:rPr>
             <w:noProof/>
             <w:webHidden/>
           </w:rPr>
@@ -177,7 +147,6 @@
         </w:r>
         <w:r>
           <w:rPr>
-            <w:b w:val="0"/>
             <w:noProof/>
             <w:webHidden/>
           </w:rPr>
@@ -185,7 +154,6 @@
         </w:r>
         <w:r>
           <w:rPr>
-            <w:b w:val="0"/>
             <w:noProof/>
             <w:webHidden/>
           </w:rPr>
@@ -197,37 +165,33 @@
       <w:pPr>
         <w:pStyle w:val="11"/>
         <w:tabs>
-          <w:tab w:val="right" w:leader="dot" w:pos="9345"/>
-        </w:tabs>
-        <w:jc w:val="both"/>
+          <w:tab w:val="right" w:leader="dot" w:pos="9638"/>
+        </w:tabs>
         <w:rPr>
           <w:rFonts w:asciiTheme="minorHAnsi" w:eastAsiaTheme="minorEastAsia" w:hAnsiTheme="minorHAnsi"/>
-          <w:b w:val="0"/>
+          <w:b/>
           <w:noProof/>
           <w:sz w:val="22"/>
           <w:lang w:eastAsia="ru-RU"/>
         </w:rPr>
       </w:pPr>
-      <w:hyperlink w:anchor="_Toc231304630" w:history="1">
+      <w:hyperlink w:anchor="_Toc231383672" w:history="1">
         <w:r>
           <w:rPr>
             <w:rStyle w:val="a4"/>
-            <w:b w:val="0"/>
             <w:noProof/>
           </w:rPr>
           <w:t>1.1. Инструкция по охране труда</w:t>
         </w:r>
         <w:r>
           <w:rPr>
-            <w:b w:val="0"/>
-            <w:noProof/>
-            <w:webHidden/>
-          </w:rPr>
-          <w:t xml:space="preserve"> </w:t>
-        </w:r>
-        <w:r>
-          <w:rPr>
-            <w:b w:val="0"/>
+            <w:noProof/>
+            <w:webHidden/>
+          </w:rPr>
+          <w:tab/>
+        </w:r>
+        <w:r>
+          <w:rPr>
             <w:noProof/>
             <w:webHidden/>
           </w:rPr>
@@ -235,22 +199,19 @@
         </w:r>
         <w:r>
           <w:rPr>
-            <w:b w:val="0"/>
-            <w:noProof/>
-            <w:webHidden/>
-          </w:rPr>
-          <w:instrText xml:space="preserve"> PAGEREF _Toc231304630 \h </w:instrText>
-        </w:r>
-        <w:r>
-          <w:rPr>
-            <w:b w:val="0"/>
-            <w:noProof/>
-            <w:webHidden/>
-          </w:rPr>
-        </w:r>
-        <w:r>
-          <w:rPr>
-            <w:b w:val="0"/>
+            <w:noProof/>
+            <w:webHidden/>
+          </w:rPr>
+          <w:instrText xml:space="preserve"> PAGEREF _Toc231383672 \h </w:instrText>
+        </w:r>
+        <w:r>
+          <w:rPr>
+            <w:noProof/>
+            <w:webHidden/>
+          </w:rPr>
+        </w:r>
+        <w:r>
+          <w:rPr>
             <w:noProof/>
             <w:webHidden/>
           </w:rPr>
@@ -258,7 +219,6 @@
         </w:r>
         <w:r>
           <w:rPr>
-            <w:b w:val="0"/>
             <w:noProof/>
             <w:webHidden/>
           </w:rPr>
@@ -266,7 +226,6 @@
         </w:r>
         <w:r>
           <w:rPr>
-            <w:b w:val="0"/>
             <w:noProof/>
             <w:webHidden/>
           </w:rPr>
@@ -278,37 +237,33 @@
       <w:pPr>
         <w:pStyle w:val="11"/>
         <w:tabs>
-          <w:tab w:val="right" w:leader="dot" w:pos="9345"/>
-        </w:tabs>
-        <w:jc w:val="both"/>
+          <w:tab w:val="right" w:leader="dot" w:pos="9638"/>
+        </w:tabs>
         <w:rPr>
           <w:rFonts w:asciiTheme="minorHAnsi" w:eastAsiaTheme="minorEastAsia" w:hAnsiTheme="minorHAnsi"/>
-          <w:b w:val="0"/>
+          <w:b/>
           <w:noProof/>
           <w:sz w:val="22"/>
           <w:lang w:eastAsia="ru-RU"/>
         </w:rPr>
       </w:pPr>
-      <w:hyperlink w:anchor="_Toc231304631" w:history="1">
+      <w:hyperlink w:anchor="_Toc231383673" w:history="1">
         <w:r>
           <w:rPr>
             <w:rStyle w:val="a4"/>
-            <w:b w:val="0"/>
             <w:noProof/>
           </w:rPr>
           <w:t>1.2. Инструкции по технике безопасности и пожароопасности</w:t>
         </w:r>
         <w:r>
           <w:rPr>
-            <w:b w:val="0"/>
-            <w:noProof/>
-            <w:webHidden/>
-          </w:rPr>
-          <w:t xml:space="preserve"> </w:t>
-        </w:r>
-        <w:r>
-          <w:rPr>
-            <w:b w:val="0"/>
+            <w:noProof/>
+            <w:webHidden/>
+          </w:rPr>
+          <w:tab/>
+        </w:r>
+        <w:r>
+          <w:rPr>
             <w:noProof/>
             <w:webHidden/>
           </w:rPr>
@@ -316,22 +271,19 @@
         </w:r>
         <w:r>
           <w:rPr>
-            <w:b w:val="0"/>
-            <w:noProof/>
-            <w:webHidden/>
-          </w:rPr>
-          <w:instrText xml:space="preserve"> PAGEREF _Toc231304631 \h </w:instrText>
-        </w:r>
-        <w:r>
-          <w:rPr>
-            <w:b w:val="0"/>
-            <w:noProof/>
-            <w:webHidden/>
-          </w:rPr>
-        </w:r>
-        <w:r>
-          <w:rPr>
-            <w:b w:val="0"/>
+            <w:noProof/>
+            <w:webHidden/>
+          </w:rPr>
+          <w:instrText xml:space="preserve"> PAGEREF _Toc231383673 \h </w:instrText>
+        </w:r>
+        <w:r>
+          <w:rPr>
+            <w:noProof/>
+            <w:webHidden/>
+          </w:rPr>
+        </w:r>
+        <w:r>
+          <w:rPr>
             <w:noProof/>
             <w:webHidden/>
           </w:rPr>
@@ -339,7 +291,6 @@
         </w:r>
         <w:r>
           <w:rPr>
-            <w:b w:val="0"/>
             <w:noProof/>
             <w:webHidden/>
           </w:rPr>
@@ -347,7 +298,6 @@
         </w:r>
         <w:r>
           <w:rPr>
-            <w:b w:val="0"/>
             <w:noProof/>
             <w:webHidden/>
           </w:rPr>
@@ -359,37 +309,33 @@
       <w:pPr>
         <w:pStyle w:val="11"/>
         <w:tabs>
-          <w:tab w:val="right" w:leader="dot" w:pos="9345"/>
-        </w:tabs>
-        <w:jc w:val="both"/>
+          <w:tab w:val="right" w:leader="dot" w:pos="9638"/>
+        </w:tabs>
         <w:rPr>
           <w:rFonts w:asciiTheme="minorHAnsi" w:eastAsiaTheme="minorEastAsia" w:hAnsiTheme="minorHAnsi"/>
-          <w:b w:val="0"/>
+          <w:b/>
           <w:noProof/>
           <w:sz w:val="22"/>
           <w:lang w:eastAsia="ru-RU"/>
         </w:rPr>
       </w:pPr>
-      <w:hyperlink w:anchor="_Toc231304632" w:history="1">
+      <w:hyperlink w:anchor="_Toc231383674" w:history="1">
         <w:r>
           <w:rPr>
             <w:rStyle w:val="a4"/>
-            <w:b w:val="0"/>
             <w:noProof/>
           </w:rPr>
           <w:t>1.3. Меры по обеспечению безопасности при работе с компьютерной техникой</w:t>
         </w:r>
         <w:r>
           <w:rPr>
-            <w:b w:val="0"/>
-            <w:noProof/>
-            <w:webHidden/>
-          </w:rPr>
-          <w:t xml:space="preserve"> </w:t>
-        </w:r>
-        <w:r>
-          <w:rPr>
-            <w:b w:val="0"/>
+            <w:noProof/>
+            <w:webHidden/>
+          </w:rPr>
+          <w:tab/>
+        </w:r>
+        <w:r>
+          <w:rPr>
             <w:noProof/>
             <w:webHidden/>
           </w:rPr>
@@ -397,22 +343,19 @@
         </w:r>
         <w:r>
           <w:rPr>
-            <w:b w:val="0"/>
-            <w:noProof/>
-            <w:webHidden/>
-          </w:rPr>
-          <w:instrText xml:space="preserve"> PAGEREF _Toc231304632 \h </w:instrText>
-        </w:r>
-        <w:r>
-          <w:rPr>
-            <w:b w:val="0"/>
-            <w:noProof/>
-            <w:webHidden/>
-          </w:rPr>
-        </w:r>
-        <w:r>
-          <w:rPr>
-            <w:b w:val="0"/>
+            <w:noProof/>
+            <w:webHidden/>
+          </w:rPr>
+          <w:instrText xml:space="preserve"> PAGEREF _Toc231383674 \h </w:instrText>
+        </w:r>
+        <w:r>
+          <w:rPr>
+            <w:noProof/>
+            <w:webHidden/>
+          </w:rPr>
+        </w:r>
+        <w:r>
+          <w:rPr>
             <w:noProof/>
             <w:webHidden/>
           </w:rPr>
@@ -420,7 +363,6 @@
         </w:r>
         <w:r>
           <w:rPr>
-            <w:b w:val="0"/>
             <w:noProof/>
             <w:webHidden/>
           </w:rPr>
@@ -428,7 +370,6 @@
         </w:r>
         <w:r>
           <w:rPr>
-            <w:b w:val="0"/>
             <w:noProof/>
             <w:webHidden/>
           </w:rPr>
@@ -440,37 +381,33 @@
       <w:pPr>
         <w:pStyle w:val="11"/>
         <w:tabs>
-          <w:tab w:val="right" w:leader="dot" w:pos="9345"/>
-        </w:tabs>
-        <w:jc w:val="both"/>
+          <w:tab w:val="right" w:leader="dot" w:pos="9638"/>
+        </w:tabs>
         <w:rPr>
           <w:rFonts w:asciiTheme="minorHAnsi" w:eastAsiaTheme="minorEastAsia" w:hAnsiTheme="minorHAnsi"/>
-          <w:b w:val="0"/>
+          <w:b/>
           <w:noProof/>
           <w:sz w:val="22"/>
           <w:lang w:eastAsia="ru-RU"/>
         </w:rPr>
       </w:pPr>
-      <w:hyperlink w:anchor="_Toc231304633" w:history="1">
+      <w:hyperlink w:anchor="_Toc231383675" w:history="1">
         <w:r>
           <w:rPr>
             <w:rStyle w:val="a4"/>
-            <w:b w:val="0"/>
             <w:noProof/>
           </w:rPr>
           <w:t>2. АНАЛИЗ ПРЕДМЕТНОЙ ОБЛАСТИ</w:t>
         </w:r>
         <w:r>
           <w:rPr>
-            <w:b w:val="0"/>
-            <w:noProof/>
-            <w:webHidden/>
-          </w:rPr>
-          <w:t xml:space="preserve"> </w:t>
-        </w:r>
-        <w:r>
-          <w:rPr>
-            <w:b w:val="0"/>
+            <w:noProof/>
+            <w:webHidden/>
+          </w:rPr>
+          <w:tab/>
+        </w:r>
+        <w:r>
+          <w:rPr>
             <w:noProof/>
             <w:webHidden/>
           </w:rPr>
@@ -478,22 +415,19 @@
         </w:r>
         <w:r>
           <w:rPr>
-            <w:b w:val="0"/>
-            <w:noProof/>
-            <w:webHidden/>
-          </w:rPr>
-          <w:instrText xml:space="preserve"> PAGEREF _Toc231304633 \h </w:instrText>
-        </w:r>
-        <w:r>
-          <w:rPr>
-            <w:b w:val="0"/>
-            <w:noProof/>
-            <w:webHidden/>
-          </w:rPr>
-        </w:r>
-        <w:r>
-          <w:rPr>
-            <w:b w:val="0"/>
+            <w:noProof/>
+            <w:webHidden/>
+          </w:rPr>
+          <w:instrText xml:space="preserve"> PAGEREF _Toc231383675 \h </w:instrText>
+        </w:r>
+        <w:r>
+          <w:rPr>
+            <w:noProof/>
+            <w:webHidden/>
+          </w:rPr>
+        </w:r>
+        <w:r>
+          <w:rPr>
             <w:noProof/>
             <w:webHidden/>
           </w:rPr>
@@ -501,7 +435,6 @@
         </w:r>
         <w:r>
           <w:rPr>
-            <w:b w:val="0"/>
             <w:noProof/>
             <w:webHidden/>
           </w:rPr>
@@ -509,7 +442,6 @@
         </w:r>
         <w:r>
           <w:rPr>
-            <w:b w:val="0"/>
             <w:noProof/>
             <w:webHidden/>
           </w:rPr>
@@ -521,37 +453,33 @@
       <w:pPr>
         <w:pStyle w:val="11"/>
         <w:tabs>
-          <w:tab w:val="right" w:leader="dot" w:pos="9345"/>
-        </w:tabs>
-        <w:jc w:val="both"/>
+          <w:tab w:val="right" w:leader="dot" w:pos="9638"/>
+        </w:tabs>
         <w:rPr>
           <w:rFonts w:asciiTheme="minorHAnsi" w:eastAsiaTheme="minorEastAsia" w:hAnsiTheme="minorHAnsi"/>
-          <w:b w:val="0"/>
+          <w:b/>
           <w:noProof/>
           <w:sz w:val="22"/>
           <w:lang w:eastAsia="ru-RU"/>
         </w:rPr>
       </w:pPr>
-      <w:hyperlink w:anchor="_Toc231304634" w:history="1">
+      <w:hyperlink w:anchor="_Toc231383676" w:history="1">
         <w:r>
           <w:rPr>
             <w:rStyle w:val="a4"/>
-            <w:b w:val="0"/>
             <w:noProof/>
           </w:rPr>
           <w:t>2.1. Краткая технико-экономическая характеристика объекта практики</w:t>
         </w:r>
         <w:r>
           <w:rPr>
-            <w:b w:val="0"/>
-            <w:noProof/>
-            <w:webHidden/>
-          </w:rPr>
-          <w:t xml:space="preserve"> </w:t>
-        </w:r>
-        <w:r>
-          <w:rPr>
-            <w:b w:val="0"/>
+            <w:noProof/>
+            <w:webHidden/>
+          </w:rPr>
+          <w:tab/>
+        </w:r>
+        <w:r>
+          <w:rPr>
             <w:noProof/>
             <w:webHidden/>
           </w:rPr>
@@ -559,22 +487,19 @@
         </w:r>
         <w:r>
           <w:rPr>
-            <w:b w:val="0"/>
-            <w:noProof/>
-            <w:webHidden/>
-          </w:rPr>
-          <w:instrText xml:space="preserve"> PAGEREF _Toc231304634 \h </w:instrText>
-        </w:r>
-        <w:r>
-          <w:rPr>
-            <w:b w:val="0"/>
-            <w:noProof/>
-            <w:webHidden/>
-          </w:rPr>
-        </w:r>
-        <w:r>
-          <w:rPr>
-            <w:b w:val="0"/>
+            <w:noProof/>
+            <w:webHidden/>
+          </w:rPr>
+          <w:instrText xml:space="preserve"> PAGEREF _Toc231383676 \h </w:instrText>
+        </w:r>
+        <w:r>
+          <w:rPr>
+            <w:noProof/>
+            <w:webHidden/>
+          </w:rPr>
+        </w:r>
+        <w:r>
+          <w:rPr>
             <w:noProof/>
             <w:webHidden/>
           </w:rPr>
@@ -582,7 +507,6 @@
         </w:r>
         <w:r>
           <w:rPr>
-            <w:b w:val="0"/>
             <w:noProof/>
             <w:webHidden/>
           </w:rPr>
@@ -590,7 +514,6 @@
         </w:r>
         <w:r>
           <w:rPr>
-            <w:b w:val="0"/>
             <w:noProof/>
             <w:webHidden/>
           </w:rPr>
@@ -602,37 +525,33 @@
       <w:pPr>
         <w:pStyle w:val="11"/>
         <w:tabs>
-          <w:tab w:val="right" w:leader="dot" w:pos="9345"/>
-        </w:tabs>
-        <w:jc w:val="both"/>
+          <w:tab w:val="right" w:leader="dot" w:pos="9638"/>
+        </w:tabs>
         <w:rPr>
           <w:rFonts w:asciiTheme="minorHAnsi" w:eastAsiaTheme="minorEastAsia" w:hAnsiTheme="minorHAnsi"/>
-          <w:b w:val="0"/>
+          <w:b/>
           <w:noProof/>
           <w:sz w:val="22"/>
           <w:lang w:eastAsia="ru-RU"/>
         </w:rPr>
       </w:pPr>
-      <w:hyperlink w:anchor="_Toc231304635" w:history="1">
+      <w:hyperlink w:anchor="_Toc231383677" w:history="1">
         <w:r>
           <w:rPr>
             <w:rStyle w:val="a4"/>
-            <w:b w:val="0"/>
             <w:noProof/>
           </w:rPr>
           <w:t>2.2. Состав технических средств подразделения</w:t>
         </w:r>
         <w:r>
           <w:rPr>
-            <w:b w:val="0"/>
-            <w:noProof/>
-            <w:webHidden/>
-          </w:rPr>
-          <w:t xml:space="preserve"> </w:t>
-        </w:r>
-        <w:r>
-          <w:rPr>
-            <w:b w:val="0"/>
+            <w:noProof/>
+            <w:webHidden/>
+          </w:rPr>
+          <w:tab/>
+        </w:r>
+        <w:r>
+          <w:rPr>
             <w:noProof/>
             <w:webHidden/>
           </w:rPr>
@@ -640,22 +559,19 @@
         </w:r>
         <w:r>
           <w:rPr>
-            <w:b w:val="0"/>
-            <w:noProof/>
-            <w:webHidden/>
-          </w:rPr>
-          <w:instrText xml:space="preserve"> PAGEREF _Toc231304635 \h </w:instrText>
-        </w:r>
-        <w:r>
-          <w:rPr>
-            <w:b w:val="0"/>
-            <w:noProof/>
-            <w:webHidden/>
-          </w:rPr>
-        </w:r>
-        <w:r>
-          <w:rPr>
-            <w:b w:val="0"/>
+            <w:noProof/>
+            <w:webHidden/>
+          </w:rPr>
+          <w:instrText xml:space="preserve"> PAGEREF _Toc231383677 \h </w:instrText>
+        </w:r>
+        <w:r>
+          <w:rPr>
+            <w:noProof/>
+            <w:webHidden/>
+          </w:rPr>
+        </w:r>
+        <w:r>
+          <w:rPr>
             <w:noProof/>
             <w:webHidden/>
           </w:rPr>
@@ -663,7 +579,6 @@
         </w:r>
         <w:r>
           <w:rPr>
-            <w:b w:val="0"/>
             <w:noProof/>
             <w:webHidden/>
           </w:rPr>
@@ -671,7 +586,6 @@
         </w:r>
         <w:r>
           <w:rPr>
-            <w:b w:val="0"/>
             <w:noProof/>
             <w:webHidden/>
           </w:rPr>
@@ -683,37 +597,33 @@
       <w:pPr>
         <w:pStyle w:val="11"/>
         <w:tabs>
-          <w:tab w:val="right" w:leader="dot" w:pos="9345"/>
-        </w:tabs>
-        <w:jc w:val="both"/>
+          <w:tab w:val="right" w:leader="dot" w:pos="9638"/>
+        </w:tabs>
         <w:rPr>
           <w:rFonts w:asciiTheme="minorHAnsi" w:eastAsiaTheme="minorEastAsia" w:hAnsiTheme="minorHAnsi"/>
-          <w:b w:val="0"/>
+          <w:b/>
           <w:noProof/>
           <w:sz w:val="22"/>
           <w:lang w:eastAsia="ru-RU"/>
         </w:rPr>
       </w:pPr>
-      <w:hyperlink w:anchor="_Toc231304636" w:history="1">
+      <w:hyperlink w:anchor="_Toc231383678" w:history="1">
         <w:r>
           <w:rPr>
             <w:rStyle w:val="a4"/>
-            <w:b w:val="0"/>
             <w:noProof/>
           </w:rPr>
           <w:t>2.3. Состав программного обеспечения и тематика решаемых задач</w:t>
         </w:r>
         <w:r>
           <w:rPr>
-            <w:b w:val="0"/>
-            <w:noProof/>
-            <w:webHidden/>
-          </w:rPr>
-          <w:t xml:space="preserve"> </w:t>
-        </w:r>
-        <w:r>
-          <w:rPr>
-            <w:b w:val="0"/>
+            <w:noProof/>
+            <w:webHidden/>
+          </w:rPr>
+          <w:tab/>
+        </w:r>
+        <w:r>
+          <w:rPr>
             <w:noProof/>
             <w:webHidden/>
           </w:rPr>
@@ -721,22 +631,19 @@
         </w:r>
         <w:r>
           <w:rPr>
-            <w:b w:val="0"/>
-            <w:noProof/>
-            <w:webHidden/>
-          </w:rPr>
-          <w:instrText xml:space="preserve"> PAGEREF _Toc231304636 \h </w:instrText>
-        </w:r>
-        <w:r>
-          <w:rPr>
-            <w:b w:val="0"/>
-            <w:noProof/>
-            <w:webHidden/>
-          </w:rPr>
-        </w:r>
-        <w:r>
-          <w:rPr>
-            <w:b w:val="0"/>
+            <w:noProof/>
+            <w:webHidden/>
+          </w:rPr>
+          <w:instrText xml:space="preserve"> PAGEREF _Toc231383678 \h </w:instrText>
+        </w:r>
+        <w:r>
+          <w:rPr>
+            <w:noProof/>
+            <w:webHidden/>
+          </w:rPr>
+        </w:r>
+        <w:r>
+          <w:rPr>
             <w:noProof/>
             <w:webHidden/>
           </w:rPr>
@@ -744,7 +651,6 @@
         </w:r>
         <w:r>
           <w:rPr>
-            <w:b w:val="0"/>
             <w:noProof/>
             <w:webHidden/>
           </w:rPr>
@@ -752,7 +658,6 @@
         </w:r>
         <w:r>
           <w:rPr>
-            <w:b w:val="0"/>
             <w:noProof/>
             <w:webHidden/>
           </w:rPr>
@@ -764,37 +669,33 @@
       <w:pPr>
         <w:pStyle w:val="11"/>
         <w:tabs>
-          <w:tab w:val="right" w:leader="dot" w:pos="9345"/>
-        </w:tabs>
-        <w:jc w:val="both"/>
+          <w:tab w:val="right" w:leader="dot" w:pos="9638"/>
+        </w:tabs>
         <w:rPr>
           <w:rFonts w:asciiTheme="minorHAnsi" w:eastAsiaTheme="minorEastAsia" w:hAnsiTheme="minorHAnsi"/>
-          <w:b w:val="0"/>
+          <w:b/>
           <w:noProof/>
           <w:sz w:val="22"/>
           <w:lang w:eastAsia="ru-RU"/>
         </w:rPr>
       </w:pPr>
-      <w:hyperlink w:anchor="_Toc231304637" w:history="1">
+      <w:hyperlink w:anchor="_Toc231383679" w:history="1">
         <w:r>
           <w:rPr>
             <w:rStyle w:val="a4"/>
-            <w:b w:val="0"/>
             <w:noProof/>
           </w:rPr>
           <w:t>2.4. Анализ требований к разрабатываемому программному модулю</w:t>
         </w:r>
         <w:r>
           <w:rPr>
-            <w:b w:val="0"/>
-            <w:noProof/>
-            <w:webHidden/>
-          </w:rPr>
-          <w:t xml:space="preserve"> </w:t>
-        </w:r>
-        <w:r>
-          <w:rPr>
-            <w:b w:val="0"/>
+            <w:noProof/>
+            <w:webHidden/>
+          </w:rPr>
+          <w:tab/>
+        </w:r>
+        <w:r>
+          <w:rPr>
             <w:noProof/>
             <w:webHidden/>
           </w:rPr>
@@ -802,22 +703,19 @@
         </w:r>
         <w:r>
           <w:rPr>
-            <w:b w:val="0"/>
-            <w:noProof/>
-            <w:webHidden/>
-          </w:rPr>
-          <w:instrText xml:space="preserve"> PAGEREF _Toc231304637 \h </w:instrText>
-        </w:r>
-        <w:r>
-          <w:rPr>
-            <w:b w:val="0"/>
-            <w:noProof/>
-            <w:webHidden/>
-          </w:rPr>
-        </w:r>
-        <w:r>
-          <w:rPr>
-            <w:b w:val="0"/>
+            <w:noProof/>
+            <w:webHidden/>
+          </w:rPr>
+          <w:instrText xml:space="preserve"> PAGEREF _Toc231383679 \h </w:instrText>
+        </w:r>
+        <w:r>
+          <w:rPr>
+            <w:noProof/>
+            <w:webHidden/>
+          </w:rPr>
+        </w:r>
+        <w:r>
+          <w:rPr>
             <w:noProof/>
             <w:webHidden/>
           </w:rPr>
@@ -825,7 +723,6 @@
         </w:r>
         <w:r>
           <w:rPr>
-            <w:b w:val="0"/>
             <w:noProof/>
             <w:webHidden/>
           </w:rPr>
@@ -833,7 +730,6 @@
         </w:r>
         <w:r>
           <w:rPr>
-            <w:b w:val="0"/>
             <w:noProof/>
             <w:webHidden/>
           </w:rPr>
@@ -845,37 +741,33 @@
       <w:pPr>
         <w:pStyle w:val="11"/>
         <w:tabs>
-          <w:tab w:val="right" w:leader="dot" w:pos="9345"/>
-        </w:tabs>
-        <w:jc w:val="both"/>
+          <w:tab w:val="right" w:leader="dot" w:pos="9638"/>
+        </w:tabs>
         <w:rPr>
           <w:rFonts w:asciiTheme="minorHAnsi" w:eastAsiaTheme="minorEastAsia" w:hAnsiTheme="minorHAnsi"/>
-          <w:b w:val="0"/>
+          <w:b/>
           <w:noProof/>
           <w:sz w:val="22"/>
           <w:lang w:eastAsia="ru-RU"/>
         </w:rPr>
       </w:pPr>
-      <w:hyperlink w:anchor="_Toc231304638" w:history="1">
+      <w:hyperlink w:anchor="_Toc231383680" w:history="1">
         <w:r>
           <w:rPr>
             <w:rStyle w:val="a4"/>
-            <w:b w:val="0"/>
             <w:noProof/>
           </w:rPr>
           <w:t>3. РАЗРАБОТКА СПЕЦИФИКАЦИЙ</w:t>
         </w:r>
         <w:r>
           <w:rPr>
-            <w:b w:val="0"/>
-            <w:noProof/>
-            <w:webHidden/>
-          </w:rPr>
-          <w:t xml:space="preserve"> </w:t>
-        </w:r>
-        <w:r>
-          <w:rPr>
-            <w:b w:val="0"/>
+            <w:noProof/>
+            <w:webHidden/>
+          </w:rPr>
+          <w:tab/>
+        </w:r>
+        <w:r>
+          <w:rPr>
             <w:noProof/>
             <w:webHidden/>
           </w:rPr>
@@ -883,22 +775,19 @@
         </w:r>
         <w:r>
           <w:rPr>
-            <w:b w:val="0"/>
-            <w:noProof/>
-            <w:webHidden/>
-          </w:rPr>
-          <w:instrText xml:space="preserve"> PAGEREF _Toc231304638 \h </w:instrText>
-        </w:r>
-        <w:r>
-          <w:rPr>
-            <w:b w:val="0"/>
-            <w:noProof/>
-            <w:webHidden/>
-          </w:rPr>
-        </w:r>
-        <w:r>
-          <w:rPr>
-            <w:b w:val="0"/>
+            <w:noProof/>
+            <w:webHidden/>
+          </w:rPr>
+          <w:instrText xml:space="preserve"> PAGEREF _Toc231383680 \h </w:instrText>
+        </w:r>
+        <w:r>
+          <w:rPr>
+            <w:noProof/>
+            <w:webHidden/>
+          </w:rPr>
+        </w:r>
+        <w:r>
+          <w:rPr>
             <w:noProof/>
             <w:webHidden/>
           </w:rPr>
@@ -906,7 +795,6 @@
         </w:r>
         <w:r>
           <w:rPr>
-            <w:b w:val="0"/>
             <w:noProof/>
             <w:webHidden/>
           </w:rPr>
@@ -914,7 +802,6 @@
         </w:r>
         <w:r>
           <w:rPr>
-            <w:b w:val="0"/>
             <w:noProof/>
             <w:webHidden/>
           </w:rPr>
@@ -926,37 +813,33 @@
       <w:pPr>
         <w:pStyle w:val="11"/>
         <w:tabs>
-          <w:tab w:val="right" w:leader="dot" w:pos="9345"/>
-        </w:tabs>
-        <w:jc w:val="both"/>
+          <w:tab w:val="right" w:leader="dot" w:pos="9638"/>
+        </w:tabs>
         <w:rPr>
           <w:rFonts w:asciiTheme="minorHAnsi" w:eastAsiaTheme="minorEastAsia" w:hAnsiTheme="minorHAnsi"/>
-          <w:b w:val="0"/>
+          <w:b/>
           <w:noProof/>
           <w:sz w:val="22"/>
           <w:lang w:eastAsia="ru-RU"/>
         </w:rPr>
       </w:pPr>
-      <w:hyperlink w:anchor="_Toc231304639" w:history="1">
+      <w:hyperlink w:anchor="_Toc231383681" w:history="1">
         <w:r>
           <w:rPr>
             <w:rStyle w:val="a4"/>
-            <w:b w:val="0"/>
             <w:noProof/>
           </w:rPr>
           <w:t>3.1. Описание функциональной спецификации модуля</w:t>
         </w:r>
         <w:r>
           <w:rPr>
-            <w:b w:val="0"/>
-            <w:noProof/>
-            <w:webHidden/>
-          </w:rPr>
-          <w:t xml:space="preserve"> </w:t>
-        </w:r>
-        <w:r>
-          <w:rPr>
-            <w:b w:val="0"/>
+            <w:noProof/>
+            <w:webHidden/>
+          </w:rPr>
+          <w:tab/>
+        </w:r>
+        <w:r>
+          <w:rPr>
             <w:noProof/>
             <w:webHidden/>
           </w:rPr>
@@ -964,22 +847,19 @@
         </w:r>
         <w:r>
           <w:rPr>
-            <w:b w:val="0"/>
-            <w:noProof/>
-            <w:webHidden/>
-          </w:rPr>
-          <w:instrText xml:space="preserve"> PAGEREF _Toc231304639 \h </w:instrText>
-        </w:r>
-        <w:r>
-          <w:rPr>
-            <w:b w:val="0"/>
-            <w:noProof/>
-            <w:webHidden/>
-          </w:rPr>
-        </w:r>
-        <w:r>
-          <w:rPr>
-            <w:b w:val="0"/>
+            <w:noProof/>
+            <w:webHidden/>
+          </w:rPr>
+          <w:instrText xml:space="preserve"> PAGEREF _Toc231383681 \h </w:instrText>
+        </w:r>
+        <w:r>
+          <w:rPr>
+            <w:noProof/>
+            <w:webHidden/>
+          </w:rPr>
+        </w:r>
+        <w:r>
+          <w:rPr>
             <w:noProof/>
             <w:webHidden/>
           </w:rPr>
@@ -987,7 +867,6 @@
         </w:r>
         <w:r>
           <w:rPr>
-            <w:b w:val="0"/>
             <w:noProof/>
             <w:webHidden/>
           </w:rPr>
@@ -995,7 +874,6 @@
         </w:r>
         <w:r>
           <w:rPr>
-            <w:b w:val="0"/>
             <w:noProof/>
             <w:webHidden/>
           </w:rPr>
@@ -1007,37 +885,33 @@
       <w:pPr>
         <w:pStyle w:val="11"/>
         <w:tabs>
-          <w:tab w:val="right" w:leader="dot" w:pos="9345"/>
-        </w:tabs>
-        <w:jc w:val="both"/>
+          <w:tab w:val="right" w:leader="dot" w:pos="9638"/>
+        </w:tabs>
         <w:rPr>
           <w:rFonts w:asciiTheme="minorHAnsi" w:eastAsiaTheme="minorEastAsia" w:hAnsiTheme="minorHAnsi"/>
-          <w:b w:val="0"/>
+          <w:b/>
           <w:noProof/>
           <w:sz w:val="22"/>
           <w:lang w:eastAsia="ru-RU"/>
         </w:rPr>
       </w:pPr>
-      <w:hyperlink w:anchor="_Toc231304640" w:history="1">
+      <w:hyperlink w:anchor="_Toc231383682" w:history="1">
         <w:r>
           <w:rPr>
             <w:rStyle w:val="a4"/>
-            <w:b w:val="0"/>
             <w:noProof/>
           </w:rPr>
           <w:t>3.2. Описание синтаксической спецификации входа модуля</w:t>
         </w:r>
         <w:r>
           <w:rPr>
-            <w:b w:val="0"/>
-            <w:noProof/>
-            <w:webHidden/>
-          </w:rPr>
-          <w:t xml:space="preserve"> </w:t>
-        </w:r>
-        <w:r>
-          <w:rPr>
-            <w:b w:val="0"/>
+            <w:noProof/>
+            <w:webHidden/>
+          </w:rPr>
+          <w:tab/>
+        </w:r>
+        <w:r>
+          <w:rPr>
             <w:noProof/>
             <w:webHidden/>
           </w:rPr>
@@ -1045,22 +919,19 @@
         </w:r>
         <w:r>
           <w:rPr>
-            <w:b w:val="0"/>
-            <w:noProof/>
-            <w:webHidden/>
-          </w:rPr>
-          <w:instrText xml:space="preserve"> PAGEREF _Toc231304640 \h </w:instrText>
-        </w:r>
-        <w:r>
-          <w:rPr>
-            <w:b w:val="0"/>
-            <w:noProof/>
-            <w:webHidden/>
-          </w:rPr>
-        </w:r>
-        <w:r>
-          <w:rPr>
-            <w:b w:val="0"/>
+            <w:noProof/>
+            <w:webHidden/>
+          </w:rPr>
+          <w:instrText xml:space="preserve"> PAGEREF _Toc231383682 \h </w:instrText>
+        </w:r>
+        <w:r>
+          <w:rPr>
+            <w:noProof/>
+            <w:webHidden/>
+          </w:rPr>
+        </w:r>
+        <w:r>
+          <w:rPr>
             <w:noProof/>
             <w:webHidden/>
           </w:rPr>
@@ -1068,7 +939,6 @@
         </w:r>
         <w:r>
           <w:rPr>
-            <w:b w:val="0"/>
             <w:noProof/>
             <w:webHidden/>
           </w:rPr>
@@ -1076,7 +946,6 @@
         </w:r>
         <w:r>
           <w:rPr>
-            <w:b w:val="0"/>
             <w:noProof/>
             <w:webHidden/>
           </w:rPr>
@@ -1088,37 +957,33 @@
       <w:pPr>
         <w:pStyle w:val="11"/>
         <w:tabs>
-          <w:tab w:val="right" w:leader="dot" w:pos="9345"/>
-        </w:tabs>
-        <w:jc w:val="both"/>
+          <w:tab w:val="right" w:leader="dot" w:pos="9638"/>
+        </w:tabs>
         <w:rPr>
           <w:rFonts w:asciiTheme="minorHAnsi" w:eastAsiaTheme="minorEastAsia" w:hAnsiTheme="minorHAnsi"/>
-          <w:b w:val="0"/>
+          <w:b/>
           <w:noProof/>
           <w:sz w:val="22"/>
           <w:lang w:eastAsia="ru-RU"/>
         </w:rPr>
       </w:pPr>
-      <w:hyperlink w:anchor="_Toc231304641" w:history="1">
+      <w:hyperlink w:anchor="_Toc231383683" w:history="1">
         <w:r>
           <w:rPr>
             <w:rStyle w:val="a4"/>
-            <w:b w:val="0"/>
             <w:noProof/>
           </w:rPr>
           <w:t>3.3. Описание структуры данных модуля</w:t>
         </w:r>
         <w:r>
           <w:rPr>
-            <w:b w:val="0"/>
-            <w:noProof/>
-            <w:webHidden/>
-          </w:rPr>
-          <w:t xml:space="preserve"> </w:t>
-        </w:r>
-        <w:r>
-          <w:rPr>
-            <w:b w:val="0"/>
+            <w:noProof/>
+            <w:webHidden/>
+          </w:rPr>
+          <w:tab/>
+        </w:r>
+        <w:r>
+          <w:rPr>
             <w:noProof/>
             <w:webHidden/>
           </w:rPr>
@@ -1126,22 +991,19 @@
         </w:r>
         <w:r>
           <w:rPr>
-            <w:b w:val="0"/>
-            <w:noProof/>
-            <w:webHidden/>
-          </w:rPr>
-          <w:instrText xml:space="preserve"> PAGEREF _Toc231304641 \h </w:instrText>
-        </w:r>
-        <w:r>
-          <w:rPr>
-            <w:b w:val="0"/>
-            <w:noProof/>
-            <w:webHidden/>
-          </w:rPr>
-        </w:r>
-        <w:r>
-          <w:rPr>
-            <w:b w:val="0"/>
+            <w:noProof/>
+            <w:webHidden/>
+          </w:rPr>
+          <w:instrText xml:space="preserve"> PAGEREF _Toc231383683 \h </w:instrText>
+        </w:r>
+        <w:r>
+          <w:rPr>
+            <w:noProof/>
+            <w:webHidden/>
+          </w:rPr>
+        </w:r>
+        <w:r>
+          <w:rPr>
             <w:noProof/>
             <w:webHidden/>
           </w:rPr>
@@ -1149,7 +1011,6 @@
         </w:r>
         <w:r>
           <w:rPr>
-            <w:b w:val="0"/>
             <w:noProof/>
             <w:webHidden/>
           </w:rPr>
@@ -1157,7 +1018,6 @@
         </w:r>
         <w:r>
           <w:rPr>
-            <w:b w:val="0"/>
             <w:noProof/>
             <w:webHidden/>
           </w:rPr>
@@ -1169,37 +1029,33 @@
       <w:pPr>
         <w:pStyle w:val="11"/>
         <w:tabs>
-          <w:tab w:val="right" w:leader="dot" w:pos="9345"/>
-        </w:tabs>
-        <w:jc w:val="both"/>
+          <w:tab w:val="right" w:leader="dot" w:pos="9638"/>
+        </w:tabs>
         <w:rPr>
           <w:rFonts w:asciiTheme="minorHAnsi" w:eastAsiaTheme="minorEastAsia" w:hAnsiTheme="minorHAnsi"/>
-          <w:b w:val="0"/>
+          <w:b/>
           <w:noProof/>
           <w:sz w:val="22"/>
           <w:lang w:eastAsia="ru-RU"/>
         </w:rPr>
       </w:pPr>
-      <w:hyperlink w:anchor="_Toc231304642" w:history="1">
+      <w:hyperlink w:anchor="_Toc231383684" w:history="1">
         <w:r>
           <w:rPr>
             <w:rStyle w:val="a4"/>
-            <w:b w:val="0"/>
             <w:noProof/>
           </w:rPr>
           <w:t>4. РАЗРАБОТКА КОДА ПРОГРАММНОГО МОДУЛЯ</w:t>
         </w:r>
         <w:r>
           <w:rPr>
-            <w:b w:val="0"/>
-            <w:noProof/>
-            <w:webHidden/>
-          </w:rPr>
-          <w:t xml:space="preserve"> </w:t>
-        </w:r>
-        <w:r>
-          <w:rPr>
-            <w:b w:val="0"/>
+            <w:noProof/>
+            <w:webHidden/>
+          </w:rPr>
+          <w:tab/>
+        </w:r>
+        <w:r>
+          <w:rPr>
             <w:noProof/>
             <w:webHidden/>
           </w:rPr>
@@ -1207,22 +1063,19 @@
         </w:r>
         <w:r>
           <w:rPr>
-            <w:b w:val="0"/>
-            <w:noProof/>
-            <w:webHidden/>
-          </w:rPr>
-          <w:instrText xml:space="preserve"> PAGEREF _Toc231304642 \h </w:instrText>
-        </w:r>
-        <w:r>
-          <w:rPr>
-            <w:b w:val="0"/>
-            <w:noProof/>
-            <w:webHidden/>
-          </w:rPr>
-        </w:r>
-        <w:r>
-          <w:rPr>
-            <w:b w:val="0"/>
+            <w:noProof/>
+            <w:webHidden/>
+          </w:rPr>
+          <w:instrText xml:space="preserve"> PAGEREF _Toc231383684 \h </w:instrText>
+        </w:r>
+        <w:r>
+          <w:rPr>
+            <w:noProof/>
+            <w:webHidden/>
+          </w:rPr>
+        </w:r>
+        <w:r>
+          <w:rPr>
             <w:noProof/>
             <w:webHidden/>
           </w:rPr>
@@ -1230,7 +1083,6 @@
         </w:r>
         <w:r>
           <w:rPr>
-            <w:b w:val="0"/>
             <w:noProof/>
             <w:webHidden/>
           </w:rPr>
@@ -1238,7 +1090,6 @@
         </w:r>
         <w:r>
           <w:rPr>
-            <w:b w:val="0"/>
             <w:noProof/>
             <w:webHidden/>
           </w:rPr>
@@ -1250,37 +1101,33 @@
       <w:pPr>
         <w:pStyle w:val="11"/>
         <w:tabs>
-          <w:tab w:val="right" w:leader="dot" w:pos="9345"/>
-        </w:tabs>
-        <w:jc w:val="both"/>
+          <w:tab w:val="right" w:leader="dot" w:pos="9638"/>
+        </w:tabs>
         <w:rPr>
           <w:rFonts w:asciiTheme="minorHAnsi" w:eastAsiaTheme="minorEastAsia" w:hAnsiTheme="minorHAnsi"/>
-          <w:b w:val="0"/>
+          <w:b/>
           <w:noProof/>
           <w:sz w:val="22"/>
           <w:lang w:eastAsia="ru-RU"/>
         </w:rPr>
       </w:pPr>
-      <w:hyperlink w:anchor="_Toc231304643" w:history="1">
+      <w:hyperlink w:anchor="_Toc231383685" w:history="1">
         <w:r>
           <w:rPr>
             <w:rStyle w:val="a4"/>
-            <w:b w:val="0"/>
             <w:noProof/>
           </w:rPr>
           <w:t>4.1. Выбор языка программирования</w:t>
         </w:r>
         <w:r>
           <w:rPr>
-            <w:b w:val="0"/>
-            <w:noProof/>
-            <w:webHidden/>
-          </w:rPr>
-          <w:t xml:space="preserve"> </w:t>
-        </w:r>
-        <w:r>
-          <w:rPr>
-            <w:b w:val="0"/>
+            <w:noProof/>
+            <w:webHidden/>
+          </w:rPr>
+          <w:tab/>
+        </w:r>
+        <w:r>
+          <w:rPr>
             <w:noProof/>
             <w:webHidden/>
           </w:rPr>
@@ -1288,22 +1135,19 @@
         </w:r>
         <w:r>
           <w:rPr>
-            <w:b w:val="0"/>
-            <w:noProof/>
-            <w:webHidden/>
-          </w:rPr>
-          <w:instrText xml:space="preserve"> PAGEREF _Toc231304643 \h </w:instrText>
-        </w:r>
-        <w:r>
-          <w:rPr>
-            <w:b w:val="0"/>
-            <w:noProof/>
-            <w:webHidden/>
-          </w:rPr>
-        </w:r>
-        <w:r>
-          <w:rPr>
-            <w:b w:val="0"/>
+            <w:noProof/>
+            <w:webHidden/>
+          </w:rPr>
+          <w:instrText xml:space="preserve"> PAGEREF _Toc231383685 \h </w:instrText>
+        </w:r>
+        <w:r>
+          <w:rPr>
+            <w:noProof/>
+            <w:webHidden/>
+          </w:rPr>
+        </w:r>
+        <w:r>
+          <w:rPr>
             <w:noProof/>
             <w:webHidden/>
           </w:rPr>
@@ -1311,7 +1155,6 @@
         </w:r>
         <w:r>
           <w:rPr>
-            <w:b w:val="0"/>
             <w:noProof/>
             <w:webHidden/>
           </w:rPr>
@@ -1319,7 +1162,6 @@
         </w:r>
         <w:r>
           <w:rPr>
-            <w:b w:val="0"/>
             <w:noProof/>
             <w:webHidden/>
           </w:rPr>
@@ -1331,37 +1173,33 @@
       <w:pPr>
         <w:pStyle w:val="11"/>
         <w:tabs>
-          <w:tab w:val="right" w:leader="dot" w:pos="9345"/>
-        </w:tabs>
-        <w:jc w:val="both"/>
+          <w:tab w:val="right" w:leader="dot" w:pos="9638"/>
+        </w:tabs>
         <w:rPr>
           <w:rFonts w:asciiTheme="minorHAnsi" w:eastAsiaTheme="minorEastAsia" w:hAnsiTheme="minorHAnsi"/>
-          <w:b w:val="0"/>
+          <w:b/>
           <w:noProof/>
           <w:sz w:val="22"/>
           <w:lang w:eastAsia="ru-RU"/>
         </w:rPr>
       </w:pPr>
-      <w:hyperlink w:anchor="_Toc231304644" w:history="1">
+      <w:hyperlink w:anchor="_Toc231383686" w:history="1">
         <w:r>
           <w:rPr>
             <w:rStyle w:val="a4"/>
-            <w:b w:val="0"/>
             <w:noProof/>
           </w:rPr>
           <w:t>4.2. Программирование модуля</w:t>
         </w:r>
         <w:r>
           <w:rPr>
-            <w:b w:val="0"/>
-            <w:noProof/>
-            <w:webHidden/>
-          </w:rPr>
-          <w:t xml:space="preserve"> </w:t>
-        </w:r>
-        <w:r>
-          <w:rPr>
-            <w:b w:val="0"/>
+            <w:noProof/>
+            <w:webHidden/>
+          </w:rPr>
+          <w:tab/>
+        </w:r>
+        <w:r>
+          <w:rPr>
             <w:noProof/>
             <w:webHidden/>
           </w:rPr>
@@ -1369,22 +1207,19 @@
         </w:r>
         <w:r>
           <w:rPr>
-            <w:b w:val="0"/>
-            <w:noProof/>
-            <w:webHidden/>
-          </w:rPr>
-          <w:instrText xml:space="preserve"> PAGEREF _Toc231304644 \h </w:instrText>
-        </w:r>
-        <w:r>
-          <w:rPr>
-            <w:b w:val="0"/>
-            <w:noProof/>
-            <w:webHidden/>
-          </w:rPr>
-        </w:r>
-        <w:r>
-          <w:rPr>
-            <w:b w:val="0"/>
+            <w:noProof/>
+            <w:webHidden/>
+          </w:rPr>
+          <w:instrText xml:space="preserve"> PAGEREF _Toc231383686 \h </w:instrText>
+        </w:r>
+        <w:r>
+          <w:rPr>
+            <w:noProof/>
+            <w:webHidden/>
+          </w:rPr>
+        </w:r>
+        <w:r>
+          <w:rPr>
             <w:noProof/>
             <w:webHidden/>
           </w:rPr>
@@ -1392,7 +1227,6 @@
         </w:r>
         <w:r>
           <w:rPr>
-            <w:b w:val="0"/>
             <w:noProof/>
             <w:webHidden/>
           </w:rPr>
@@ -1400,7 +1234,6 @@
         </w:r>
         <w:r>
           <w:rPr>
-            <w:b w:val="0"/>
             <w:noProof/>
             <w:webHidden/>
           </w:rPr>
@@ -1412,37 +1245,33 @@
       <w:pPr>
         <w:pStyle w:val="11"/>
         <w:tabs>
-          <w:tab w:val="right" w:leader="dot" w:pos="9345"/>
-        </w:tabs>
-        <w:jc w:val="both"/>
+          <w:tab w:val="right" w:leader="dot" w:pos="9638"/>
+        </w:tabs>
         <w:rPr>
           <w:rFonts w:asciiTheme="minorHAnsi" w:eastAsiaTheme="minorEastAsia" w:hAnsiTheme="minorHAnsi"/>
-          <w:b w:val="0"/>
+          <w:b/>
           <w:noProof/>
           <w:sz w:val="22"/>
           <w:lang w:eastAsia="ru-RU"/>
         </w:rPr>
       </w:pPr>
-      <w:hyperlink w:anchor="_Toc231304645" w:history="1">
+      <w:hyperlink w:anchor="_Toc231383687" w:history="1">
         <w:r>
           <w:rPr>
             <w:rStyle w:val="a4"/>
-            <w:b w:val="0"/>
             <w:noProof/>
           </w:rPr>
           <w:t>4.3. Компиляция модуля</w:t>
         </w:r>
         <w:r>
           <w:rPr>
-            <w:b w:val="0"/>
-            <w:noProof/>
-            <w:webHidden/>
-          </w:rPr>
-          <w:t xml:space="preserve"> </w:t>
-        </w:r>
-        <w:r>
-          <w:rPr>
-            <w:b w:val="0"/>
+            <w:noProof/>
+            <w:webHidden/>
+          </w:rPr>
+          <w:tab/>
+        </w:r>
+        <w:r>
+          <w:rPr>
             <w:noProof/>
             <w:webHidden/>
           </w:rPr>
@@ -1450,22 +1279,19 @@
         </w:r>
         <w:r>
           <w:rPr>
-            <w:b w:val="0"/>
-            <w:noProof/>
-            <w:webHidden/>
-          </w:rPr>
-          <w:instrText xml:space="preserve"> PAGEREF _Toc231304645 \h </w:instrText>
-        </w:r>
-        <w:r>
-          <w:rPr>
-            <w:b w:val="0"/>
-            <w:noProof/>
-            <w:webHidden/>
-          </w:rPr>
-        </w:r>
-        <w:r>
-          <w:rPr>
-            <w:b w:val="0"/>
+            <w:noProof/>
+            <w:webHidden/>
+          </w:rPr>
+          <w:instrText xml:space="preserve"> PAGEREF _Toc231383687 \h </w:instrText>
+        </w:r>
+        <w:r>
+          <w:rPr>
+            <w:noProof/>
+            <w:webHidden/>
+          </w:rPr>
+        </w:r>
+        <w:r>
+          <w:rPr>
             <w:noProof/>
             <w:webHidden/>
           </w:rPr>
@@ -1473,7 +1299,6 @@
         </w:r>
         <w:r>
           <w:rPr>
-            <w:b w:val="0"/>
             <w:noProof/>
             <w:webHidden/>
           </w:rPr>
@@ -1481,7 +1306,6 @@
         </w:r>
         <w:r>
           <w:rPr>
-            <w:b w:val="0"/>
             <w:noProof/>
             <w:webHidden/>
           </w:rPr>
@@ -1493,37 +1317,33 @@
       <w:pPr>
         <w:pStyle w:val="11"/>
         <w:tabs>
-          <w:tab w:val="right" w:leader="dot" w:pos="9345"/>
-        </w:tabs>
-        <w:jc w:val="both"/>
+          <w:tab w:val="right" w:leader="dot" w:pos="9638"/>
+        </w:tabs>
         <w:rPr>
           <w:rFonts w:asciiTheme="minorHAnsi" w:eastAsiaTheme="minorEastAsia" w:hAnsiTheme="minorHAnsi"/>
-          <w:b w:val="0"/>
+          <w:b/>
           <w:noProof/>
           <w:sz w:val="22"/>
           <w:lang w:eastAsia="ru-RU"/>
         </w:rPr>
       </w:pPr>
-      <w:hyperlink w:anchor="_Toc231304646" w:history="1">
+      <w:hyperlink w:anchor="_Toc231383688" w:history="1">
         <w:r>
           <w:rPr>
             <w:rStyle w:val="a4"/>
-            <w:b w:val="0"/>
             <w:noProof/>
           </w:rPr>
           <w:t>4.4. Отладка модуля</w:t>
         </w:r>
         <w:r>
           <w:rPr>
-            <w:b w:val="0"/>
-            <w:noProof/>
-            <w:webHidden/>
-          </w:rPr>
-          <w:t xml:space="preserve"> </w:t>
-        </w:r>
-        <w:r>
-          <w:rPr>
-            <w:b w:val="0"/>
+            <w:noProof/>
+            <w:webHidden/>
+          </w:rPr>
+          <w:tab/>
+        </w:r>
+        <w:r>
+          <w:rPr>
             <w:noProof/>
             <w:webHidden/>
           </w:rPr>
@@ -1531,22 +1351,19 @@
         </w:r>
         <w:r>
           <w:rPr>
-            <w:b w:val="0"/>
-            <w:noProof/>
-            <w:webHidden/>
-          </w:rPr>
-          <w:instrText xml:space="preserve"> PAGEREF _Toc231304646 \h </w:instrText>
-        </w:r>
-        <w:r>
-          <w:rPr>
-            <w:b w:val="0"/>
-            <w:noProof/>
-            <w:webHidden/>
-          </w:rPr>
-        </w:r>
-        <w:r>
-          <w:rPr>
-            <w:b w:val="0"/>
+            <w:noProof/>
+            <w:webHidden/>
+          </w:rPr>
+          <w:instrText xml:space="preserve"> PAGEREF _Toc231383688 \h </w:instrText>
+        </w:r>
+        <w:r>
+          <w:rPr>
+            <w:noProof/>
+            <w:webHidden/>
+          </w:rPr>
+        </w:r>
+        <w:r>
+          <w:rPr>
             <w:noProof/>
             <w:webHidden/>
           </w:rPr>
@@ -1554,7 +1371,6 @@
         </w:r>
         <w:r>
           <w:rPr>
-            <w:b w:val="0"/>
             <w:noProof/>
             <w:webHidden/>
           </w:rPr>
@@ -1562,7 +1378,6 @@
         </w:r>
         <w:r>
           <w:rPr>
-            <w:b w:val="0"/>
             <w:noProof/>
             <w:webHidden/>
           </w:rPr>
@@ -1574,37 +1389,33 @@
       <w:pPr>
         <w:pStyle w:val="11"/>
         <w:tabs>
-          <w:tab w:val="right" w:leader="dot" w:pos="9345"/>
-        </w:tabs>
-        <w:jc w:val="both"/>
+          <w:tab w:val="right" w:leader="dot" w:pos="9638"/>
+        </w:tabs>
         <w:rPr>
           <w:rFonts w:asciiTheme="minorHAnsi" w:eastAsiaTheme="minorEastAsia" w:hAnsiTheme="minorHAnsi"/>
-          <w:b w:val="0"/>
+          <w:b/>
           <w:noProof/>
           <w:sz w:val="22"/>
           <w:lang w:eastAsia="ru-RU"/>
         </w:rPr>
       </w:pPr>
-      <w:hyperlink w:anchor="_Toc231304647" w:history="1">
+      <w:hyperlink w:anchor="_Toc231383689" w:history="1">
         <w:r>
           <w:rPr>
             <w:rStyle w:val="a4"/>
-            <w:b w:val="0"/>
             <w:noProof/>
           </w:rPr>
           <w:t>5. ТЕСТИРОВАНИЕ ПРОГРАММНОГО МОДУЛЯ</w:t>
         </w:r>
         <w:r>
           <w:rPr>
-            <w:b w:val="0"/>
-            <w:noProof/>
-            <w:webHidden/>
-          </w:rPr>
-          <w:t xml:space="preserve"> </w:t>
-        </w:r>
-        <w:r>
-          <w:rPr>
-            <w:b w:val="0"/>
+            <w:noProof/>
+            <w:webHidden/>
+          </w:rPr>
+          <w:tab/>
+        </w:r>
+        <w:r>
+          <w:rPr>
             <w:noProof/>
             <w:webHidden/>
           </w:rPr>
@@ -1612,22 +1423,19 @@
         </w:r>
         <w:r>
           <w:rPr>
-            <w:b w:val="0"/>
-            <w:noProof/>
-            <w:webHidden/>
-          </w:rPr>
-          <w:instrText xml:space="preserve"> PAGEREF _Toc231304647 \h </w:instrText>
-        </w:r>
-        <w:r>
-          <w:rPr>
-            <w:b w:val="0"/>
-            <w:noProof/>
-            <w:webHidden/>
-          </w:rPr>
-        </w:r>
-        <w:r>
-          <w:rPr>
-            <w:b w:val="0"/>
+            <w:noProof/>
+            <w:webHidden/>
+          </w:rPr>
+          <w:instrText xml:space="preserve"> PAGEREF _Toc231383689 \h </w:instrText>
+        </w:r>
+        <w:r>
+          <w:rPr>
+            <w:noProof/>
+            <w:webHidden/>
+          </w:rPr>
+        </w:r>
+        <w:r>
+          <w:rPr>
             <w:noProof/>
             <w:webHidden/>
           </w:rPr>
@@ -1635,7 +1443,6 @@
         </w:r>
         <w:r>
           <w:rPr>
-            <w:b w:val="0"/>
             <w:noProof/>
             <w:webHidden/>
           </w:rPr>
@@ -1643,7 +1450,6 @@
         </w:r>
         <w:r>
           <w:rPr>
-            <w:b w:val="0"/>
             <w:noProof/>
             <w:webHidden/>
           </w:rPr>
@@ -1655,37 +1461,33 @@
       <w:pPr>
         <w:pStyle w:val="11"/>
         <w:tabs>
-          <w:tab w:val="right" w:leader="dot" w:pos="9345"/>
-        </w:tabs>
-        <w:jc w:val="both"/>
+          <w:tab w:val="right" w:leader="dot" w:pos="9638"/>
+        </w:tabs>
         <w:rPr>
           <w:rFonts w:asciiTheme="minorHAnsi" w:eastAsiaTheme="minorEastAsia" w:hAnsiTheme="minorHAnsi"/>
-          <w:b w:val="0"/>
+          <w:b/>
           <w:noProof/>
           <w:sz w:val="22"/>
           <w:lang w:eastAsia="ru-RU"/>
         </w:rPr>
       </w:pPr>
-      <w:hyperlink w:anchor="_Toc231304648" w:history="1">
+      <w:hyperlink w:anchor="_Toc231383690" w:history="1">
         <w:r>
           <w:rPr>
             <w:rStyle w:val="a4"/>
-            <w:b w:val="0"/>
             <w:noProof/>
           </w:rPr>
           <w:t>5.1. Разработка тестовых сценариев</w:t>
         </w:r>
         <w:r>
           <w:rPr>
-            <w:b w:val="0"/>
-            <w:noProof/>
-            <w:webHidden/>
-          </w:rPr>
-          <w:t xml:space="preserve"> </w:t>
-        </w:r>
-        <w:r>
-          <w:rPr>
-            <w:b w:val="0"/>
+            <w:noProof/>
+            <w:webHidden/>
+          </w:rPr>
+          <w:tab/>
+        </w:r>
+        <w:r>
+          <w:rPr>
             <w:noProof/>
             <w:webHidden/>
           </w:rPr>
@@ -1693,22 +1495,19 @@
         </w:r>
         <w:r>
           <w:rPr>
-            <w:b w:val="0"/>
-            <w:noProof/>
-            <w:webHidden/>
-          </w:rPr>
-          <w:instrText xml:space="preserve"> PAGEREF _Toc231304648 \h </w:instrText>
-        </w:r>
-        <w:r>
-          <w:rPr>
-            <w:b w:val="0"/>
-            <w:noProof/>
-            <w:webHidden/>
-          </w:rPr>
-        </w:r>
-        <w:r>
-          <w:rPr>
-            <w:b w:val="0"/>
+            <w:noProof/>
+            <w:webHidden/>
+          </w:rPr>
+          <w:instrText xml:space="preserve"> PAGEREF _Toc231383690 \h </w:instrText>
+        </w:r>
+        <w:r>
+          <w:rPr>
+            <w:noProof/>
+            <w:webHidden/>
+          </w:rPr>
+        </w:r>
+        <w:r>
+          <w:rPr>
             <w:noProof/>
             <w:webHidden/>
           </w:rPr>
@@ -1716,7 +1515,6 @@
         </w:r>
         <w:r>
           <w:rPr>
-            <w:b w:val="0"/>
             <w:noProof/>
             <w:webHidden/>
           </w:rPr>
@@ -1724,7 +1522,6 @@
         </w:r>
         <w:r>
           <w:rPr>
-            <w:b w:val="0"/>
             <w:noProof/>
             <w:webHidden/>
           </w:rPr>
@@ -1736,37 +1533,33 @@
       <w:pPr>
         <w:pStyle w:val="11"/>
         <w:tabs>
-          <w:tab w:val="right" w:leader="dot" w:pos="9345"/>
-        </w:tabs>
-        <w:jc w:val="both"/>
+          <w:tab w:val="right" w:leader="dot" w:pos="9638"/>
+        </w:tabs>
         <w:rPr>
           <w:rFonts w:asciiTheme="minorHAnsi" w:eastAsiaTheme="minorEastAsia" w:hAnsiTheme="minorHAnsi"/>
-          <w:b w:val="0"/>
+          <w:b/>
           <w:noProof/>
           <w:sz w:val="22"/>
           <w:lang w:eastAsia="ru-RU"/>
         </w:rPr>
       </w:pPr>
-      <w:hyperlink w:anchor="_Toc231304649" w:history="1">
+      <w:hyperlink w:anchor="_Toc231383691" w:history="1">
         <w:r>
           <w:rPr>
             <w:rStyle w:val="a4"/>
-            <w:b w:val="0"/>
             <w:noProof/>
           </w:rPr>
           <w:t>5.2. Модульное тестирование</w:t>
         </w:r>
         <w:r>
           <w:rPr>
-            <w:b w:val="0"/>
-            <w:noProof/>
-            <w:webHidden/>
-          </w:rPr>
-          <w:t xml:space="preserve"> </w:t>
-        </w:r>
-        <w:r>
-          <w:rPr>
-            <w:b w:val="0"/>
+            <w:noProof/>
+            <w:webHidden/>
+          </w:rPr>
+          <w:tab/>
+        </w:r>
+        <w:r>
+          <w:rPr>
             <w:noProof/>
             <w:webHidden/>
           </w:rPr>
@@ -1774,22 +1567,19 @@
         </w:r>
         <w:r>
           <w:rPr>
-            <w:b w:val="0"/>
-            <w:noProof/>
-            <w:webHidden/>
-          </w:rPr>
-          <w:instrText xml:space="preserve"> PAGEREF _Toc231304649 \h </w:instrText>
-        </w:r>
-        <w:r>
-          <w:rPr>
-            <w:b w:val="0"/>
-            <w:noProof/>
-            <w:webHidden/>
-          </w:rPr>
-        </w:r>
-        <w:r>
-          <w:rPr>
-            <w:b w:val="0"/>
+            <w:noProof/>
+            <w:webHidden/>
+          </w:rPr>
+          <w:instrText xml:space="preserve"> PAGEREF _Toc231383691 \h </w:instrText>
+        </w:r>
+        <w:r>
+          <w:rPr>
+            <w:noProof/>
+            <w:webHidden/>
+          </w:rPr>
+        </w:r>
+        <w:r>
+          <w:rPr>
             <w:noProof/>
             <w:webHidden/>
           </w:rPr>
@@ -1797,7 +1587,6 @@
         </w:r>
         <w:r>
           <w:rPr>
-            <w:b w:val="0"/>
             <w:noProof/>
             <w:webHidden/>
           </w:rPr>
@@ -1805,7 +1594,6 @@
         </w:r>
         <w:r>
           <w:rPr>
-            <w:b w:val="0"/>
             <w:noProof/>
             <w:webHidden/>
           </w:rPr>
@@ -1817,37 +1605,33 @@
       <w:pPr>
         <w:pStyle w:val="11"/>
         <w:tabs>
-          <w:tab w:val="right" w:leader="dot" w:pos="9345"/>
-        </w:tabs>
-        <w:jc w:val="both"/>
+          <w:tab w:val="right" w:leader="dot" w:pos="9638"/>
+        </w:tabs>
         <w:rPr>
           <w:rFonts w:asciiTheme="minorHAnsi" w:eastAsiaTheme="minorEastAsia" w:hAnsiTheme="minorHAnsi"/>
-          <w:b w:val="0"/>
+          <w:b/>
           <w:noProof/>
           <w:sz w:val="22"/>
           <w:lang w:eastAsia="ru-RU"/>
         </w:rPr>
       </w:pPr>
-      <w:hyperlink w:anchor="_Toc231304650" w:history="1">
+      <w:hyperlink w:anchor="_Toc231383692" w:history="1">
         <w:r>
           <w:rPr>
             <w:rStyle w:val="a4"/>
-            <w:b w:val="0"/>
             <w:noProof/>
           </w:rPr>
           <w:t>5.3. Тестирование производительности</w:t>
         </w:r>
         <w:r>
           <w:rPr>
-            <w:b w:val="0"/>
-            <w:noProof/>
-            <w:webHidden/>
-          </w:rPr>
-          <w:t xml:space="preserve"> </w:t>
-        </w:r>
-        <w:r>
-          <w:rPr>
-            <w:b w:val="0"/>
+            <w:noProof/>
+            <w:webHidden/>
+          </w:rPr>
+          <w:tab/>
+        </w:r>
+        <w:r>
+          <w:rPr>
             <w:noProof/>
             <w:webHidden/>
           </w:rPr>
@@ -1855,22 +1639,19 @@
         </w:r>
         <w:r>
           <w:rPr>
-            <w:b w:val="0"/>
-            <w:noProof/>
-            <w:webHidden/>
-          </w:rPr>
-          <w:instrText xml:space="preserve"> PAGEREF _Toc231304650 \h </w:instrText>
-        </w:r>
-        <w:r>
-          <w:rPr>
-            <w:b w:val="0"/>
-            <w:noProof/>
-            <w:webHidden/>
-          </w:rPr>
-        </w:r>
-        <w:r>
-          <w:rPr>
-            <w:b w:val="0"/>
+            <w:noProof/>
+            <w:webHidden/>
+          </w:rPr>
+          <w:instrText xml:space="preserve"> PAGEREF _Toc231383692 \h </w:instrText>
+        </w:r>
+        <w:r>
+          <w:rPr>
+            <w:noProof/>
+            <w:webHidden/>
+          </w:rPr>
+        </w:r>
+        <w:r>
+          <w:rPr>
             <w:noProof/>
             <w:webHidden/>
           </w:rPr>
@@ -1878,7 +1659,6 @@
         </w:r>
         <w:r>
           <w:rPr>
-            <w:b w:val="0"/>
             <w:noProof/>
             <w:webHidden/>
           </w:rPr>
@@ -1886,7 +1666,6 @@
         </w:r>
         <w:r>
           <w:rPr>
-            <w:b w:val="0"/>
             <w:noProof/>
             <w:webHidden/>
           </w:rPr>
@@ -1898,37 +1677,33 @@
       <w:pPr>
         <w:pStyle w:val="11"/>
         <w:tabs>
-          <w:tab w:val="right" w:leader="dot" w:pos="9345"/>
-        </w:tabs>
-        <w:jc w:val="both"/>
+          <w:tab w:val="right" w:leader="dot" w:pos="9638"/>
+        </w:tabs>
         <w:rPr>
           <w:rFonts w:asciiTheme="minorHAnsi" w:eastAsiaTheme="minorEastAsia" w:hAnsiTheme="minorHAnsi"/>
-          <w:b w:val="0"/>
+          <w:b/>
           <w:noProof/>
           <w:sz w:val="22"/>
           <w:lang w:eastAsia="ru-RU"/>
         </w:rPr>
       </w:pPr>
-      <w:hyperlink w:anchor="_Toc231304651" w:history="1">
+      <w:hyperlink w:anchor="_Toc231383693" w:history="1">
         <w:r>
           <w:rPr>
             <w:rStyle w:val="a4"/>
-            <w:b w:val="0"/>
             <w:noProof/>
           </w:rPr>
           <w:t>5.4. Загрузка программного модуля в репозиторий</w:t>
         </w:r>
         <w:r>
           <w:rPr>
-            <w:b w:val="0"/>
-            <w:noProof/>
-            <w:webHidden/>
-          </w:rPr>
-          <w:t xml:space="preserve"> </w:t>
-        </w:r>
-        <w:r>
-          <w:rPr>
-            <w:b w:val="0"/>
+            <w:noProof/>
+            <w:webHidden/>
+          </w:rPr>
+          <w:tab/>
+        </w:r>
+        <w:r>
+          <w:rPr>
             <w:noProof/>
             <w:webHidden/>
           </w:rPr>
@@ -1936,22 +1711,19 @@
         </w:r>
         <w:r>
           <w:rPr>
-            <w:b w:val="0"/>
-            <w:noProof/>
-            <w:webHidden/>
-          </w:rPr>
-          <w:instrText xml:space="preserve"> PAGEREF _Toc231304651 \h </w:instrText>
-        </w:r>
-        <w:r>
-          <w:rPr>
-            <w:b w:val="0"/>
-            <w:noProof/>
-            <w:webHidden/>
-          </w:rPr>
-        </w:r>
-        <w:r>
-          <w:rPr>
-            <w:b w:val="0"/>
+            <w:noProof/>
+            <w:webHidden/>
+          </w:rPr>
+          <w:instrText xml:space="preserve"> PAGEREF _Toc231383693 \h </w:instrText>
+        </w:r>
+        <w:r>
+          <w:rPr>
+            <w:noProof/>
+            <w:webHidden/>
+          </w:rPr>
+        </w:r>
+        <w:r>
+          <w:rPr>
             <w:noProof/>
             <w:webHidden/>
           </w:rPr>
@@ -1959,7 +1731,6 @@
         </w:r>
         <w:r>
           <w:rPr>
-            <w:b w:val="0"/>
             <w:noProof/>
             <w:webHidden/>
           </w:rPr>
@@ -1967,7 +1738,6 @@
         </w:r>
         <w:r>
           <w:rPr>
-            <w:b w:val="0"/>
             <w:noProof/>
             <w:webHidden/>
           </w:rPr>
@@ -1979,37 +1749,33 @@
       <w:pPr>
         <w:pStyle w:val="11"/>
         <w:tabs>
-          <w:tab w:val="right" w:leader="dot" w:pos="9345"/>
-        </w:tabs>
-        <w:jc w:val="both"/>
+          <w:tab w:val="right" w:leader="dot" w:pos="9638"/>
+        </w:tabs>
         <w:rPr>
           <w:rFonts w:asciiTheme="minorHAnsi" w:eastAsiaTheme="minorEastAsia" w:hAnsiTheme="minorHAnsi"/>
-          <w:b w:val="0"/>
+          <w:b/>
           <w:noProof/>
           <w:sz w:val="22"/>
           <w:lang w:eastAsia="ru-RU"/>
         </w:rPr>
       </w:pPr>
-      <w:hyperlink w:anchor="_Toc231304652" w:history="1">
+      <w:hyperlink w:anchor="_Toc231383694" w:history="1">
         <w:r>
           <w:rPr>
             <w:rStyle w:val="a4"/>
-            <w:b w:val="0"/>
             <w:noProof/>
           </w:rPr>
           <w:t>ЗАКЛЮЧЕНИЕ</w:t>
         </w:r>
         <w:r>
           <w:rPr>
-            <w:b w:val="0"/>
-            <w:noProof/>
-            <w:webHidden/>
-          </w:rPr>
-          <w:t xml:space="preserve"> </w:t>
-        </w:r>
-        <w:r>
-          <w:rPr>
-            <w:b w:val="0"/>
+            <w:noProof/>
+            <w:webHidden/>
+          </w:rPr>
+          <w:tab/>
+        </w:r>
+        <w:r>
+          <w:rPr>
             <w:noProof/>
             <w:webHidden/>
           </w:rPr>
@@ -2017,22 +1783,19 @@
         </w:r>
         <w:r>
           <w:rPr>
-            <w:b w:val="0"/>
-            <w:noProof/>
-            <w:webHidden/>
-          </w:rPr>
-          <w:instrText xml:space="preserve"> PAGEREF _Toc231304652 \h </w:instrText>
-        </w:r>
-        <w:r>
-          <w:rPr>
-            <w:b w:val="0"/>
-            <w:noProof/>
-            <w:webHidden/>
-          </w:rPr>
-        </w:r>
-        <w:r>
-          <w:rPr>
-            <w:b w:val="0"/>
+            <w:noProof/>
+            <w:webHidden/>
+          </w:rPr>
+          <w:instrText xml:space="preserve"> PAGEREF _Toc231383694 \h </w:instrText>
+        </w:r>
+        <w:r>
+          <w:rPr>
+            <w:noProof/>
+            <w:webHidden/>
+          </w:rPr>
+        </w:r>
+        <w:r>
+          <w:rPr>
             <w:noProof/>
             <w:webHidden/>
           </w:rPr>
@@ -2040,7 +1803,6 @@
         </w:r>
         <w:r>
           <w:rPr>
-            <w:b w:val="0"/>
             <w:noProof/>
             <w:webHidden/>
           </w:rPr>
@@ -2048,7 +1810,6 @@
         </w:r>
         <w:r>
           <w:rPr>
-            <w:b w:val="0"/>
             <w:noProof/>
             <w:webHidden/>
           </w:rPr>
@@ -2060,37 +1821,33 @@
       <w:pPr>
         <w:pStyle w:val="11"/>
         <w:tabs>
-          <w:tab w:val="right" w:leader="dot" w:pos="9345"/>
-        </w:tabs>
-        <w:jc w:val="both"/>
+          <w:tab w:val="right" w:leader="dot" w:pos="9638"/>
+        </w:tabs>
         <w:rPr>
           <w:rFonts w:asciiTheme="minorHAnsi" w:eastAsiaTheme="minorEastAsia" w:hAnsiTheme="minorHAnsi"/>
-          <w:b w:val="0"/>
+          <w:b/>
           <w:noProof/>
           <w:sz w:val="22"/>
           <w:lang w:eastAsia="ru-RU"/>
         </w:rPr>
       </w:pPr>
-      <w:hyperlink w:anchor="_Toc231304653" w:history="1">
+      <w:hyperlink w:anchor="_Toc231383695" w:history="1">
         <w:r>
           <w:rPr>
             <w:rStyle w:val="a4"/>
-            <w:b w:val="0"/>
             <w:noProof/>
           </w:rPr>
           <w:t>СПИСОК ИСПОЛЬЗОВАННЫХ ИСТОЧНИКОВ</w:t>
         </w:r>
         <w:r>
           <w:rPr>
-            <w:b w:val="0"/>
-            <w:noProof/>
-            <w:webHidden/>
-          </w:rPr>
-          <w:t xml:space="preserve"> </w:t>
-        </w:r>
-        <w:r>
-          <w:rPr>
-            <w:b w:val="0"/>
+            <w:noProof/>
+            <w:webHidden/>
+          </w:rPr>
+          <w:tab/>
+        </w:r>
+        <w:r>
+          <w:rPr>
             <w:noProof/>
             <w:webHidden/>
           </w:rPr>
@@ -2098,22 +1855,19 @@
         </w:r>
         <w:r>
           <w:rPr>
-            <w:b w:val="0"/>
-            <w:noProof/>
-            <w:webHidden/>
-          </w:rPr>
-          <w:instrText xml:space="preserve"> PAGEREF _Toc231304653 \h </w:instrText>
-        </w:r>
-        <w:r>
-          <w:rPr>
-            <w:b w:val="0"/>
-            <w:noProof/>
-            <w:webHidden/>
-          </w:rPr>
-        </w:r>
-        <w:r>
-          <w:rPr>
-            <w:b w:val="0"/>
+            <w:noProof/>
+            <w:webHidden/>
+          </w:rPr>
+          <w:instrText xml:space="preserve"> PAGEREF _Toc231383695 \h </w:instrText>
+        </w:r>
+        <w:r>
+          <w:rPr>
+            <w:noProof/>
+            <w:webHidden/>
+          </w:rPr>
+        </w:r>
+        <w:r>
+          <w:rPr>
             <w:noProof/>
             <w:webHidden/>
           </w:rPr>
@@ -2121,7 +1875,6 @@
         </w:r>
         <w:r>
           <w:rPr>
-            <w:b w:val="0"/>
             <w:noProof/>
             <w:webHidden/>
           </w:rPr>
@@ -2129,7 +1882,6 @@
         </w:r>
         <w:r>
           <w:rPr>
-            <w:b w:val="0"/>
             <w:noProof/>
             <w:webHidden/>
           </w:rPr>
@@ -2139,56 +1891,35 @@
     </w:p>
     <w:p>
       <w:pPr>
-        <w:tabs>
-          <w:tab w:val="center" w:leader="dot" w:pos="567"/>
-        </w:tabs>
-        <w:spacing w:after="0" w:line="360" w:lineRule="auto"/>
+        <w:pStyle w:val="1111111111"/>
+        <w:tabs>
+          <w:tab w:val="right" w:leader="dot" w:pos="9638"/>
+        </w:tabs>
         <w:jc w:val="both"/>
-        <w:rPr>
-          <w:lang w:val="en-US"/>
-        </w:rPr>
-      </w:pPr>
-      <w:r>
-        <w:rPr>
-          <w:b w:val="0"/>
-          <w:u w:val="single"/>
-          <w:lang w:val="en-US"/>
-        </w:rPr>
+      </w:pPr>
+      <w:r>
         <w:fldChar w:fldCharType="end"/>
       </w:r>
     </w:p>
     <w:p>
       <w:pPr>
-        <w:rPr>
-          <w:lang w:val="en-US"/>
-        </w:rPr>
-      </w:pPr>
-    </w:p>
-    <w:p>
-      <w:pPr>
-        <w:rPr>
-          <w:lang w:val="en-US"/>
-        </w:rPr>
-      </w:pPr>
-    </w:p>
-    <w:p>
-      <w:pPr>
-        <w:jc w:val="both"/>
-        <w:rPr>
-          <w:lang w:val="en-US"/>
-        </w:rPr>
-      </w:pPr>
+        <w:jc w:val="left"/>
+      </w:pPr>
+      <w:r>
+        <w:br w:type="page"/>
+      </w:r>
     </w:p>
     <w:p>
       <w:pPr>
         <w:pStyle w:val="1111111111"/>
       </w:pPr>
-      <w:bookmarkStart w:id="0" w:name="_Toc231304628"/>
+      <w:bookmarkStart w:id="1" w:name="_Toc231383670"/>
       <w:r>
         <w:lastRenderedPageBreak/>
         <w:t>ВВЕДЕНИЕ</w:t>
       </w:r>
       <w:bookmarkEnd w:id="0"/>
+      <w:bookmarkEnd w:id="1"/>
     </w:p>
     <w:p>
       <w:pPr>
@@ -2345,26 +2076,26 @@
       <w:pPr>
         <w:pStyle w:val="1111111111"/>
       </w:pPr>
-      <w:bookmarkStart w:id="1" w:name="_Toc231304629"/>
-      <w:r>
-        <w:t>1. ТЕХНИКА БЕЗОПАС</w:t>
-      </w:r>
-      <w:bookmarkStart w:id="2" w:name="_GoBack"/>
+      <w:bookmarkStart w:id="2" w:name="_Toc231383548"/>
+      <w:bookmarkStart w:id="3" w:name="_Toc231383671"/>
+      <w:r>
+        <w:lastRenderedPageBreak/>
+        <w:t>1. ТЕХНИКА БЕЗОПАСНОСТИ</w:t>
+      </w:r>
       <w:bookmarkEnd w:id="2"/>
-      <w:r>
-        <w:t>НОСТИ</w:t>
-      </w:r>
-      <w:bookmarkEnd w:id="1"/>
+      <w:bookmarkEnd w:id="3"/>
     </w:p>
     <w:p>
       <w:pPr>
         <w:pStyle w:val="2222222222222222222"/>
       </w:pPr>
-      <w:bookmarkStart w:id="3" w:name="_Toc231304630"/>
+      <w:bookmarkStart w:id="4" w:name="_Toc231383549"/>
+      <w:bookmarkStart w:id="5" w:name="_Toc231383672"/>
       <w:r>
         <w:t>1.1. Инструкция по охране труда</w:t>
       </w:r>
-      <w:bookmarkEnd w:id="3"/>
+      <w:bookmarkEnd w:id="4"/>
+      <w:bookmarkEnd w:id="5"/>
     </w:p>
     <w:p>
       <w:pPr>
@@ -2403,514 +2134,799 @@
       </w:pPr>
       <w:r>
         <w:rPr>
-          <w:b/>
           <w:bCs/>
           <w:lang w:eastAsia="ru-RU"/>
         </w:rPr>
-        <w:t>Основные требования к организации рабочего места</w:t>
-      </w:r>
+        <w:t>Основные требования к организации рабочего места:</w:t>
+      </w:r>
+    </w:p>
+    <w:p>
+      <w:pPr>
+        <w:pStyle w:val="a5"/>
+        <w:spacing w:line="360" w:lineRule="auto"/>
+        <w:ind w:firstLine="709"/>
+        <w:rPr>
+          <w:lang w:eastAsia="ru-RU"/>
+        </w:rPr>
+      </w:pPr>
+      <w:r>
+        <w:rPr>
+          <w:lang w:eastAsia="ru-RU"/>
+        </w:rPr>
+        <w:t>Площадь на одно рабочее место с ПЭВМ — не менее 4,5 м².</w:t>
+      </w:r>
+    </w:p>
+    <w:p>
+      <w:pPr>
+        <w:pStyle w:val="a5"/>
+        <w:spacing w:line="360" w:lineRule="auto"/>
+        <w:ind w:firstLine="709"/>
+        <w:rPr>
+          <w:lang w:eastAsia="ru-RU"/>
+        </w:rPr>
+      </w:pPr>
+      <w:r>
+        <w:rPr>
+          <w:lang w:eastAsia="ru-RU"/>
+        </w:rPr>
+        <w:t>Расстояние от глаз до экрана монитора — 60–70 см.</w:t>
+      </w:r>
+    </w:p>
+    <w:p>
+      <w:pPr>
+        <w:pStyle w:val="a5"/>
+        <w:spacing w:line="360" w:lineRule="auto"/>
+        <w:ind w:firstLine="709"/>
+        <w:rPr>
+          <w:lang w:eastAsia="ru-RU"/>
+        </w:rPr>
+      </w:pPr>
+      <w:r>
+        <w:rPr>
+          <w:lang w:eastAsia="ru-RU"/>
+        </w:rPr>
+        <w:t>Уровень освещённости — 300–500 люкс.</w:t>
+      </w:r>
+    </w:p>
+    <w:p>
+      <w:pPr>
+        <w:pStyle w:val="a5"/>
+        <w:spacing w:line="360" w:lineRule="auto"/>
+        <w:ind w:firstLine="709"/>
+        <w:rPr>
+          <w:lang w:eastAsia="ru-RU"/>
+        </w:rPr>
+      </w:pPr>
+      <w:r>
+        <w:rPr>
+          <w:lang w:eastAsia="ru-RU"/>
+        </w:rPr>
+        <w:t>Высота стола — 68–80 см, стул должен иметь регулируемую спинку и подлокотники.</w:t>
+      </w:r>
+    </w:p>
+    <w:p>
+      <w:pPr>
+        <w:pStyle w:val="a5"/>
+        <w:spacing w:line="360" w:lineRule="auto"/>
+        <w:ind w:firstLine="709"/>
+        <w:rPr>
+          <w:lang w:eastAsia="ru-RU"/>
+        </w:rPr>
+      </w:pPr>
+    </w:p>
+    <w:p>
+      <w:pPr>
+        <w:pStyle w:val="a5"/>
+        <w:spacing w:line="360" w:lineRule="auto"/>
+        <w:ind w:firstLine="709"/>
+        <w:rPr>
+          <w:lang w:eastAsia="ru-RU"/>
+        </w:rPr>
+      </w:pPr>
       <w:r>
         <w:rPr>
           <w:bCs/>
           <w:lang w:eastAsia="ru-RU"/>
         </w:rPr>
-        <w:t>:</w:t>
-      </w:r>
-    </w:p>
-    <w:p>
-      <w:pPr>
-        <w:pStyle w:val="a5"/>
-        <w:spacing w:line="360" w:lineRule="auto"/>
-        <w:ind w:firstLine="709"/>
-        <w:rPr>
-          <w:lang w:eastAsia="ru-RU"/>
-        </w:rPr>
-      </w:pPr>
-      <w:r>
-        <w:rPr>
-          <w:lang w:eastAsia="ru-RU"/>
-        </w:rPr>
-        <w:t>Площадь на одно рабочее место с ПЭВМ — не менее 4,5 м².</w:t>
-      </w:r>
-    </w:p>
-    <w:p>
-      <w:pPr>
-        <w:pStyle w:val="a5"/>
-        <w:spacing w:line="360" w:lineRule="auto"/>
-        <w:ind w:firstLine="709"/>
-        <w:rPr>
-          <w:lang w:eastAsia="ru-RU"/>
-        </w:rPr>
-      </w:pPr>
-      <w:r>
-        <w:rPr>
-          <w:lang w:eastAsia="ru-RU"/>
-        </w:rPr>
-        <w:t>Расстояние от глаз до экрана монитора — 60–70 см.</w:t>
-      </w:r>
-    </w:p>
-    <w:p>
-      <w:pPr>
-        <w:pStyle w:val="a5"/>
-        <w:spacing w:line="360" w:lineRule="auto"/>
-        <w:ind w:firstLine="709"/>
-        <w:rPr>
-          <w:lang w:eastAsia="ru-RU"/>
-        </w:rPr>
-      </w:pPr>
-      <w:r>
-        <w:rPr>
-          <w:lang w:eastAsia="ru-RU"/>
-        </w:rPr>
-        <w:t>Уровень освещённости — 300–500 люкс.</w:t>
-      </w:r>
-    </w:p>
-    <w:p>
-      <w:pPr>
-        <w:pStyle w:val="a5"/>
-        <w:spacing w:line="360" w:lineRule="auto"/>
-        <w:ind w:firstLine="709"/>
-        <w:rPr>
-          <w:lang w:eastAsia="ru-RU"/>
-        </w:rPr>
-      </w:pPr>
-      <w:r>
-        <w:rPr>
-          <w:lang w:eastAsia="ru-RU"/>
-        </w:rPr>
-        <w:t>Высота стола — 68–80 см, стул должен иметь регулируемую спинку и подлокотники.</w:t>
-      </w:r>
-    </w:p>
-    <w:p>
-      <w:pPr>
-        <w:pStyle w:val="a5"/>
-        <w:spacing w:line="360" w:lineRule="auto"/>
-        <w:ind w:firstLine="709"/>
-        <w:rPr>
-          <w:lang w:eastAsia="ru-RU"/>
-        </w:rPr>
-      </w:pPr>
-    </w:p>
-    <w:p>
-      <w:pPr>
-        <w:pStyle w:val="a5"/>
-        <w:spacing w:line="360" w:lineRule="auto"/>
-        <w:ind w:firstLine="709"/>
-        <w:rPr>
-          <w:lang w:eastAsia="ru-RU"/>
-        </w:rPr>
-      </w:pPr>
-      <w:r>
-        <w:rPr>
-          <w:b/>
+        <w:t>Режим труда и отдыха:</w:t>
+      </w:r>
+    </w:p>
+    <w:p>
+      <w:pPr>
+        <w:pStyle w:val="a5"/>
+        <w:spacing w:line="360" w:lineRule="auto"/>
+        <w:ind w:firstLine="709"/>
+        <w:rPr>
+          <w:lang w:eastAsia="ru-RU"/>
+        </w:rPr>
+      </w:pPr>
+      <w:r>
+        <w:rPr>
+          <w:lang w:eastAsia="ru-RU"/>
+        </w:rPr>
+        <w:t>Непрерывная работа за компьютером не должна превышать 30–40 минут.</w:t>
+      </w:r>
+    </w:p>
+    <w:p>
+      <w:pPr>
+        <w:pStyle w:val="a5"/>
+        <w:spacing w:line="360" w:lineRule="auto"/>
+        <w:ind w:firstLine="709"/>
+        <w:rPr>
+          <w:lang w:eastAsia="ru-RU"/>
+        </w:rPr>
+      </w:pPr>
+      <w:r>
+        <w:rPr>
+          <w:lang w:eastAsia="ru-RU"/>
+        </w:rPr>
+        <w:t>После 30–40 минут работы следует делать перерыв 5–10 минут.</w:t>
+      </w:r>
+    </w:p>
+    <w:p>
+      <w:pPr>
+        <w:pStyle w:val="a5"/>
+        <w:spacing w:line="360" w:lineRule="auto"/>
+        <w:ind w:firstLine="709"/>
+        <w:rPr>
+          <w:lang w:eastAsia="ru-RU"/>
+        </w:rPr>
+      </w:pPr>
+      <w:r>
+        <w:rPr>
+          <w:lang w:eastAsia="ru-RU"/>
+        </w:rPr>
+        <w:t>Ежедневная продолжительность работы с ПК — не более 6 часов.</w:t>
+      </w:r>
+    </w:p>
+    <w:p>
+      <w:pPr>
+        <w:pStyle w:val="a5"/>
+        <w:spacing w:line="360" w:lineRule="auto"/>
+        <w:ind w:firstLine="709"/>
+        <w:rPr>
+          <w:lang w:eastAsia="ru-RU"/>
+        </w:rPr>
+      </w:pPr>
+    </w:p>
+    <w:p>
+      <w:pPr>
+        <w:pStyle w:val="a5"/>
+        <w:spacing w:line="360" w:lineRule="auto"/>
+        <w:ind w:firstLine="709"/>
+        <w:rPr>
+          <w:lang w:eastAsia="ru-RU"/>
+        </w:rPr>
+      </w:pPr>
+      <w:r>
+        <w:rPr>
           <w:bCs/>
           <w:lang w:eastAsia="ru-RU"/>
         </w:rPr>
-        <w:t>Режим труда и отдыха</w:t>
-      </w:r>
+        <w:t>Запрещается:</w:t>
+      </w:r>
+    </w:p>
+    <w:p>
+      <w:pPr>
+        <w:pStyle w:val="a5"/>
+        <w:spacing w:line="360" w:lineRule="auto"/>
+        <w:ind w:firstLine="709"/>
+        <w:rPr>
+          <w:lang w:eastAsia="ru-RU"/>
+        </w:rPr>
+      </w:pPr>
+      <w:r>
+        <w:rPr>
+          <w:lang w:eastAsia="ru-RU"/>
+        </w:rPr>
+        <w:t>С</w:t>
+      </w:r>
+      <w:r>
+        <w:rPr>
+          <w:lang w:eastAsia="ru-RU"/>
+        </w:rPr>
+        <w:t>амостоятельно вскрывать системный блок, монитор или другие устройства;</w:t>
+      </w:r>
+    </w:p>
+    <w:p>
+      <w:pPr>
+        <w:pStyle w:val="a5"/>
+        <w:spacing w:line="360" w:lineRule="auto"/>
+        <w:ind w:firstLine="709"/>
+        <w:rPr>
+          <w:lang w:eastAsia="ru-RU"/>
+        </w:rPr>
+      </w:pPr>
+      <w:r>
+        <w:rPr>
+          <w:lang w:eastAsia="ru-RU"/>
+        </w:rPr>
+        <w:t>О</w:t>
+      </w:r>
+      <w:r>
+        <w:rPr>
+          <w:lang w:eastAsia="ru-RU"/>
+        </w:rPr>
+        <w:t>тключать защитное заземление;</w:t>
+      </w:r>
+    </w:p>
+    <w:p>
+      <w:pPr>
+        <w:pStyle w:val="a5"/>
+        <w:spacing w:line="360" w:lineRule="auto"/>
+        <w:ind w:firstLine="709"/>
+        <w:rPr>
+          <w:lang w:eastAsia="ru-RU"/>
+        </w:rPr>
+      </w:pPr>
+      <w:r>
+        <w:rPr>
+          <w:lang w:eastAsia="ru-RU"/>
+        </w:rPr>
+        <w:t>Р</w:t>
+      </w:r>
+      <w:r>
+        <w:rPr>
+          <w:lang w:eastAsia="ru-RU"/>
+        </w:rPr>
+        <w:t>аботать с неисправным оборудованием (нехарактерный шум, запах гари, мерцание экрана).</w:t>
+      </w:r>
+    </w:p>
+    <w:p>
+      <w:pPr>
+        <w:pStyle w:val="a5"/>
+        <w:spacing w:line="360" w:lineRule="auto"/>
+        <w:ind w:firstLine="709"/>
+        <w:rPr>
+          <w:lang w:eastAsia="ru-RU"/>
+        </w:rPr>
+      </w:pPr>
+      <w:r>
+        <w:rPr>
+          <w:lang w:eastAsia="ru-RU"/>
+        </w:rPr>
+        <w:t>При обнаружении неисправности необходимо немедленно отключить питание и сообщить руководителю практики.</w:t>
+      </w:r>
+    </w:p>
+    <w:p>
+      <w:pPr>
+        <w:pStyle w:val="a5"/>
+        <w:spacing w:line="360" w:lineRule="auto"/>
+        <w:ind w:firstLine="709"/>
+      </w:pPr>
+      <w:r>
+        <w:t>.</w:t>
+      </w:r>
+    </w:p>
+    <w:p>
+      <w:pPr>
+        <w:pStyle w:val="a5"/>
+        <w:spacing w:line="360" w:lineRule="auto"/>
+        <w:ind w:firstLine="709"/>
+      </w:pPr>
+    </w:p>
+    <w:p>
+      <w:pPr>
+        <w:pStyle w:val="a5"/>
+        <w:spacing w:line="360" w:lineRule="auto"/>
+        <w:ind w:firstLine="709"/>
+      </w:pPr>
+    </w:p>
+    <w:p>
+      <w:pPr>
+        <w:pStyle w:val="2222222222222222222"/>
+      </w:pPr>
+      <w:bookmarkStart w:id="6" w:name="_Toc231383550"/>
+      <w:bookmarkStart w:id="7" w:name="_Toc231383673"/>
+      <w:r>
+        <w:t xml:space="preserve">1.2. Инструкции по технике безопасности и </w:t>
+      </w:r>
+      <w:proofErr w:type="spellStart"/>
+      <w:r>
+        <w:t>пожароопасности</w:t>
+      </w:r>
+      <w:bookmarkEnd w:id="6"/>
+      <w:bookmarkEnd w:id="7"/>
+      <w:proofErr w:type="spellEnd"/>
+    </w:p>
+    <w:p>
+      <w:pPr>
+        <w:pStyle w:val="a5"/>
+        <w:spacing w:line="360" w:lineRule="auto"/>
+        <w:ind w:firstLine="709"/>
+        <w:rPr>
+          <w:lang w:eastAsia="ru-RU"/>
+        </w:rPr>
+      </w:pPr>
+      <w:r>
+        <w:rPr>
+          <w:lang w:eastAsia="ru-RU"/>
+        </w:rPr>
+        <w:lastRenderedPageBreak/>
+        <w:t>Основные правила пожарной безопасности:</w:t>
+      </w:r>
+    </w:p>
+    <w:p>
+      <w:pPr>
+        <w:pStyle w:val="a5"/>
+        <w:spacing w:line="360" w:lineRule="auto"/>
+        <w:ind w:firstLine="709"/>
+        <w:rPr>
+          <w:lang w:eastAsia="ru-RU"/>
+        </w:rPr>
+      </w:pPr>
+      <w:r>
+        <w:rPr>
+          <w:lang w:eastAsia="ru-RU"/>
+        </w:rPr>
+        <w:t>Запрещается курить и пользоваться открытым огнём в помещении.</w:t>
+      </w:r>
+    </w:p>
+    <w:p>
+      <w:pPr>
+        <w:pStyle w:val="a5"/>
+        <w:spacing w:line="360" w:lineRule="auto"/>
+        <w:ind w:firstLine="709"/>
+        <w:rPr>
+          <w:lang w:eastAsia="ru-RU"/>
+        </w:rPr>
+      </w:pPr>
+      <w:r>
+        <w:rPr>
+          <w:lang w:eastAsia="ru-RU"/>
+        </w:rPr>
+        <w:t>Не допускается эксплуатация н</w:t>
+      </w:r>
+      <w:r>
+        <w:rPr>
+          <w:lang w:eastAsia="ru-RU"/>
+        </w:rPr>
+        <w:t xml:space="preserve">еисправных розеток </w:t>
+      </w:r>
+      <w:r>
+        <w:rPr>
+          <w:lang w:eastAsia="ru-RU"/>
+        </w:rPr>
+        <w:t>и кабелей.</w:t>
+      </w:r>
+    </w:p>
+    <w:p>
+      <w:pPr>
+        <w:pStyle w:val="a5"/>
+        <w:spacing w:line="360" w:lineRule="auto"/>
+        <w:ind w:firstLine="709"/>
+        <w:rPr>
+          <w:lang w:eastAsia="ru-RU"/>
+        </w:rPr>
+      </w:pPr>
+      <w:r>
+        <w:rPr>
+          <w:lang w:eastAsia="ru-RU"/>
+        </w:rPr>
+        <w:t>Все электроприборы должны иметь сертификат соответствия и заземление.</w:t>
+      </w:r>
+    </w:p>
+    <w:p>
+      <w:pPr>
+        <w:pStyle w:val="a5"/>
+        <w:spacing w:line="360" w:lineRule="auto"/>
+        <w:ind w:firstLine="709"/>
+        <w:rPr>
+          <w:lang w:eastAsia="ru-RU"/>
+        </w:rPr>
+      </w:pPr>
+      <w:r>
+        <w:rPr>
+          <w:lang w:eastAsia="ru-RU"/>
+        </w:rPr>
+        <w:t>Проходы между рядами и пути эвакуации нельзя загромождать стульями, коробками или личными вещами.</w:t>
+      </w:r>
+    </w:p>
+    <w:p>
+      <w:pPr>
+        <w:pStyle w:val="a5"/>
+        <w:spacing w:line="360" w:lineRule="auto"/>
+        <w:ind w:firstLine="709"/>
+        <w:rPr>
+          <w:lang w:eastAsia="ru-RU"/>
+        </w:rPr>
+      </w:pPr>
+      <w:r>
+        <w:rPr>
+          <w:lang w:eastAsia="ru-RU"/>
+        </w:rPr>
+        <w:t>Запрещается оставлять включённое оборудование без присмотра.</w:t>
+      </w:r>
+    </w:p>
+    <w:p>
+      <w:pPr>
+        <w:pStyle w:val="a5"/>
+        <w:spacing w:line="360" w:lineRule="auto"/>
+        <w:ind w:firstLine="709"/>
+        <w:rPr>
+          <w:lang w:eastAsia="ru-RU"/>
+        </w:rPr>
+      </w:pPr>
+      <w:r>
+        <w:rPr>
+          <w:lang w:eastAsia="ru-RU"/>
+        </w:rPr>
+        <w:t>Не допускать к работе посторонних лиц.</w:t>
+      </w:r>
+    </w:p>
+    <w:p>
+      <w:pPr>
+        <w:pStyle w:val="a5"/>
+        <w:spacing w:line="360" w:lineRule="auto"/>
+        <w:ind w:firstLine="709"/>
+        <w:rPr>
+          <w:lang w:eastAsia="ru-RU"/>
+        </w:rPr>
+      </w:pPr>
+      <w:r>
+        <w:rPr>
+          <w:lang w:eastAsia="ru-RU"/>
+        </w:rPr>
+        <w:t>Действия при возникновении пожара:</w:t>
+      </w:r>
+    </w:p>
+    <w:p>
+      <w:pPr>
+        <w:pStyle w:val="a5"/>
+        <w:spacing w:line="360" w:lineRule="auto"/>
+        <w:ind w:firstLine="709"/>
+        <w:rPr>
+          <w:lang w:eastAsia="ru-RU"/>
+        </w:rPr>
+      </w:pPr>
+      <w:r>
+        <w:rPr>
+          <w:lang w:eastAsia="ru-RU"/>
+        </w:rPr>
+        <w:t>Немедленно отключить всё оборудование от электросети.</w:t>
+      </w:r>
+    </w:p>
+    <w:p>
+      <w:pPr>
+        <w:pStyle w:val="a5"/>
+        <w:spacing w:line="360" w:lineRule="auto"/>
+        <w:ind w:firstLine="709"/>
+        <w:rPr>
+          <w:lang w:eastAsia="ru-RU"/>
+        </w:rPr>
+      </w:pPr>
+      <w:r>
+        <w:rPr>
+          <w:lang w:eastAsia="ru-RU"/>
+        </w:rPr>
+        <w:t>Сообщить о пожаре по телефону 101 (или 112) и руководителю практики.</w:t>
+      </w:r>
+    </w:p>
+    <w:p>
+      <w:pPr>
+        <w:pStyle w:val="a5"/>
+        <w:spacing w:line="360" w:lineRule="auto"/>
+        <w:ind w:firstLine="709"/>
+        <w:rPr>
+          <w:lang w:eastAsia="ru-RU"/>
+        </w:rPr>
+      </w:pPr>
+      <w:r>
+        <w:rPr>
+          <w:lang w:eastAsia="ru-RU"/>
+        </w:rPr>
+        <w:t>Приступить к тушению очага возгорания углекислотным огнетушителем (типа ОУ-2 или ОУ-5) — использование воды или пенных огнетушителей на электроустановки запрещено.</w:t>
+      </w:r>
+    </w:p>
+    <w:p>
+      <w:pPr>
+        <w:pStyle w:val="a5"/>
+        <w:spacing w:line="360" w:lineRule="auto"/>
+        <w:ind w:firstLine="709"/>
+        <w:rPr>
+          <w:lang w:eastAsia="ru-RU"/>
+        </w:rPr>
+      </w:pPr>
+      <w:r>
+        <w:rPr>
+          <w:lang w:eastAsia="ru-RU"/>
+        </w:rPr>
+        <w:t>При невозможности потушить — эвакуироваться согласно плану эвакуации.</w:t>
+      </w:r>
+    </w:p>
+    <w:p>
+      <w:pPr>
+        <w:pStyle w:val="a5"/>
+        <w:spacing w:line="360" w:lineRule="auto"/>
+        <w:ind w:firstLine="709"/>
+      </w:pPr>
+    </w:p>
+    <w:p>
+      <w:pPr>
+        <w:pStyle w:val="2222222222222222222"/>
+      </w:pPr>
+      <w:bookmarkStart w:id="8" w:name="_Toc231383551"/>
+      <w:bookmarkStart w:id="9" w:name="_Toc231383674"/>
+      <w:r>
+        <w:t>1.3. Меры по обеспечению безопасности при работе с компьютерной техникой</w:t>
+      </w:r>
+      <w:bookmarkEnd w:id="8"/>
+      <w:bookmarkEnd w:id="9"/>
+    </w:p>
+    <w:p>
+      <w:pPr>
+        <w:pStyle w:val="a5"/>
+        <w:spacing w:line="360" w:lineRule="auto"/>
+        <w:ind w:firstLine="709"/>
+        <w:rPr>
+          <w:lang w:eastAsia="ru-RU"/>
+        </w:rPr>
+      </w:pPr>
+      <w:r>
+        <w:rPr>
+          <w:lang w:eastAsia="ru-RU"/>
+        </w:rPr>
+        <w:t>В период прохождения практики на рабочем месте были обеспечены следующие меры электробезопасности и общей безопасности:</w:t>
+      </w:r>
+    </w:p>
+    <w:p>
+      <w:pPr>
+        <w:pStyle w:val="a5"/>
+        <w:spacing w:line="360" w:lineRule="auto"/>
+        <w:ind w:firstLine="709"/>
+        <w:rPr>
+          <w:lang w:eastAsia="ru-RU"/>
+        </w:rPr>
+      </w:pPr>
       <w:r>
         <w:rPr>
           <w:bCs/>
           <w:lang w:eastAsia="ru-RU"/>
         </w:rPr>
-        <w:t>:</w:t>
-      </w:r>
-    </w:p>
-    <w:p>
-      <w:pPr>
-        <w:pStyle w:val="a5"/>
-        <w:spacing w:line="360" w:lineRule="auto"/>
-        <w:ind w:firstLine="709"/>
-        <w:rPr>
-          <w:lang w:eastAsia="ru-RU"/>
-        </w:rPr>
-      </w:pPr>
-      <w:r>
-        <w:rPr>
-          <w:lang w:eastAsia="ru-RU"/>
-        </w:rPr>
-        <w:t>Непрерывная работа за компьютером не должна превышать 30–40 минут.</w:t>
-      </w:r>
-    </w:p>
-    <w:p>
-      <w:pPr>
-        <w:pStyle w:val="a5"/>
-        <w:spacing w:line="360" w:lineRule="auto"/>
-        <w:ind w:firstLine="709"/>
-        <w:rPr>
-          <w:lang w:eastAsia="ru-RU"/>
-        </w:rPr>
-      </w:pPr>
-      <w:r>
-        <w:rPr>
-          <w:lang w:eastAsia="ru-RU"/>
-        </w:rPr>
-        <w:t>После 30–40 минут работы следует делать перерыв 5–10 минут.</w:t>
-      </w:r>
-    </w:p>
-    <w:p>
-      <w:pPr>
-        <w:pStyle w:val="a5"/>
-        <w:spacing w:line="360" w:lineRule="auto"/>
-        <w:ind w:firstLine="709"/>
-        <w:rPr>
-          <w:lang w:eastAsia="ru-RU"/>
-        </w:rPr>
-      </w:pPr>
-      <w:r>
-        <w:rPr>
-          <w:lang w:eastAsia="ru-RU"/>
-        </w:rPr>
-        <w:t>Ежедневная продолжительность работы с ПК — не более 6 часов.</w:t>
-      </w:r>
-    </w:p>
-    <w:p>
-      <w:pPr>
-        <w:pStyle w:val="a5"/>
-        <w:spacing w:line="360" w:lineRule="auto"/>
-        <w:ind w:firstLine="709"/>
-        <w:rPr>
-          <w:lang w:eastAsia="ru-RU"/>
-        </w:rPr>
-      </w:pPr>
-    </w:p>
-    <w:p>
-      <w:pPr>
-        <w:pStyle w:val="a5"/>
-        <w:spacing w:line="360" w:lineRule="auto"/>
-        <w:ind w:firstLine="709"/>
-        <w:rPr>
-          <w:lang w:eastAsia="ru-RU"/>
-        </w:rPr>
-      </w:pPr>
-      <w:r>
-        <w:rPr>
-          <w:b/>
+        <w:t>Электробезопасность:</w:t>
+      </w:r>
+    </w:p>
+    <w:p>
+      <w:pPr>
+        <w:pStyle w:val="a5"/>
+        <w:spacing w:line="360" w:lineRule="auto"/>
+        <w:ind w:firstLine="709"/>
+        <w:rPr>
+          <w:lang w:eastAsia="ru-RU"/>
+        </w:rPr>
+      </w:pPr>
+      <w:r>
+        <w:rPr>
+          <w:lang w:eastAsia="ru-RU"/>
+        </w:rPr>
+        <w:t>Все розетки имеют заземляющий контакт.</w:t>
+      </w:r>
+    </w:p>
+    <w:p>
+      <w:pPr>
+        <w:pStyle w:val="a5"/>
+        <w:spacing w:line="360" w:lineRule="auto"/>
+        <w:ind w:firstLine="709"/>
+        <w:rPr>
+          <w:lang w:eastAsia="ru-RU"/>
+        </w:rPr>
+      </w:pPr>
+      <w:r>
+        <w:rPr>
+          <w:lang w:eastAsia="ru-RU"/>
+        </w:rPr>
+        <w:t>Корпуса системных блоков заземлены.</w:t>
+      </w:r>
+    </w:p>
+    <w:p>
+      <w:pPr>
+        <w:pStyle w:val="a5"/>
+        <w:spacing w:line="360" w:lineRule="auto"/>
+        <w:ind w:firstLine="709"/>
+        <w:rPr>
+          <w:lang w:eastAsia="ru-RU"/>
+        </w:rPr>
+      </w:pPr>
+      <w:r>
+        <w:rPr>
+          <w:lang w:eastAsia="ru-RU"/>
+        </w:rPr>
+        <w:t>Используются источники бесперебойного питания (ИБП).</w:t>
+      </w:r>
+    </w:p>
+    <w:p>
+      <w:pPr>
+        <w:pStyle w:val="a5"/>
+        <w:spacing w:line="360" w:lineRule="auto"/>
+        <w:ind w:firstLine="709"/>
+        <w:rPr>
+          <w:lang w:eastAsia="ru-RU"/>
+        </w:rPr>
+      </w:pPr>
+      <w:r>
+        <w:rPr>
+          <w:lang w:eastAsia="ru-RU"/>
+        </w:rPr>
+        <w:t>Кабели проложены в кабель-каналах.</w:t>
+      </w:r>
+    </w:p>
+    <w:p>
+      <w:pPr>
+        <w:pStyle w:val="a5"/>
+        <w:spacing w:line="360" w:lineRule="auto"/>
+        <w:ind w:firstLine="709"/>
+        <w:rPr>
+          <w:lang w:eastAsia="ru-RU"/>
+        </w:rPr>
+      </w:pPr>
+      <w:r>
+        <w:rPr>
           <w:bCs/>
           <w:lang w:eastAsia="ru-RU"/>
         </w:rPr>
-        <w:t>Запрещается</w:t>
-      </w:r>
-      <w:r>
-        <w:rPr>
-          <w:bCs/>
-          <w:lang w:eastAsia="ru-RU"/>
-        </w:rPr>
-        <w:t>:</w:t>
-      </w:r>
-    </w:p>
-    <w:p>
-      <w:pPr>
-        <w:pStyle w:val="a5"/>
-        <w:spacing w:line="360" w:lineRule="auto"/>
-        <w:ind w:firstLine="709"/>
-        <w:rPr>
-          <w:lang w:eastAsia="ru-RU"/>
-        </w:rPr>
-      </w:pPr>
-      <w:r>
-        <w:rPr>
-          <w:lang w:eastAsia="ru-RU"/>
-        </w:rPr>
-        <w:t>С</w:t>
-      </w:r>
-      <w:r>
-        <w:rPr>
-          <w:lang w:eastAsia="ru-RU"/>
-        </w:rPr>
-        <w:t>амостоятельно вскрывать системный блок, монитор или другие устройства;</w:t>
-      </w:r>
-    </w:p>
-    <w:p>
-      <w:pPr>
-        <w:pStyle w:val="a5"/>
-        <w:spacing w:line="360" w:lineRule="auto"/>
-        <w:ind w:firstLine="709"/>
-        <w:rPr>
-          <w:lang w:eastAsia="ru-RU"/>
-        </w:rPr>
-      </w:pPr>
-      <w:r>
-        <w:rPr>
-          <w:lang w:eastAsia="ru-RU"/>
-        </w:rPr>
-        <w:t>О</w:t>
-      </w:r>
-      <w:r>
-        <w:rPr>
-          <w:lang w:eastAsia="ru-RU"/>
-        </w:rPr>
-        <w:t>тключать защитное заземление;</w:t>
-      </w:r>
-    </w:p>
-    <w:p>
-      <w:pPr>
-        <w:pStyle w:val="a5"/>
-        <w:spacing w:line="360" w:lineRule="auto"/>
-        <w:ind w:firstLine="709"/>
-        <w:rPr>
-          <w:lang w:eastAsia="ru-RU"/>
-        </w:rPr>
-      </w:pPr>
-      <w:r>
-        <w:rPr>
-          <w:lang w:eastAsia="ru-RU"/>
-        </w:rPr>
-        <w:t>Р</w:t>
-      </w:r>
-      <w:r>
-        <w:rPr>
-          <w:lang w:eastAsia="ru-RU"/>
-        </w:rPr>
-        <w:t>аботать с неисправным оборудованием (нехарактерный шум, запах гари, мерцание экрана).</w:t>
-      </w:r>
-    </w:p>
-    <w:p>
-      <w:pPr>
-        <w:pStyle w:val="a5"/>
-        <w:spacing w:line="360" w:lineRule="auto"/>
-        <w:ind w:firstLine="709"/>
-        <w:rPr>
-          <w:lang w:eastAsia="ru-RU"/>
-        </w:rPr>
-      </w:pPr>
-      <w:r>
-        <w:rPr>
-          <w:lang w:eastAsia="ru-RU"/>
-        </w:rPr>
-        <w:t>При обнаружении неисправности необходимо немедленно отключить питание и сообщить руководителю практики.</w:t>
-      </w:r>
-    </w:p>
-    <w:p>
-      <w:pPr>
-        <w:pStyle w:val="a5"/>
-        <w:spacing w:line="360" w:lineRule="auto"/>
-        <w:ind w:firstLine="709"/>
-      </w:pPr>
-      <w:r>
-        <w:t>.</w:t>
-      </w:r>
-    </w:p>
-    <w:p>
-      <w:pPr>
-        <w:pStyle w:val="a5"/>
-        <w:spacing w:line="360" w:lineRule="auto"/>
-        <w:ind w:firstLine="709"/>
-      </w:pPr>
-    </w:p>
-    <w:p>
-      <w:pPr>
-        <w:pStyle w:val="a5"/>
-        <w:spacing w:line="360" w:lineRule="auto"/>
-        <w:ind w:firstLine="709"/>
-      </w:pPr>
+        <w:t>Санитарно-гигиенические меры:</w:t>
+      </w:r>
+    </w:p>
+    <w:p>
+      <w:pPr>
+        <w:pStyle w:val="a5"/>
+        <w:spacing w:line="360" w:lineRule="auto"/>
+        <w:ind w:firstLine="709"/>
+        <w:rPr>
+          <w:lang w:eastAsia="ru-RU"/>
+        </w:rPr>
+      </w:pPr>
+      <w:r>
+        <w:rPr>
+          <w:lang w:eastAsia="ru-RU"/>
+        </w:rPr>
+        <w:t>Ежедневная влажная уборка помещения.</w:t>
+      </w:r>
+    </w:p>
+    <w:p>
+      <w:pPr>
+        <w:pStyle w:val="a5"/>
+        <w:spacing w:line="360" w:lineRule="auto"/>
+        <w:ind w:firstLine="709"/>
+        <w:rPr>
+          <w:lang w:eastAsia="ru-RU"/>
+        </w:rPr>
+      </w:pPr>
+      <w:r>
+        <w:rPr>
+          <w:lang w:eastAsia="ru-RU"/>
+        </w:rPr>
+        <w:t>Проветривание каждые 2 часа.</w:t>
+      </w:r>
+    </w:p>
+    <w:p>
+      <w:pPr>
+        <w:pStyle w:val="a5"/>
+        <w:spacing w:line="360" w:lineRule="auto"/>
+        <w:ind w:firstLine="709"/>
+        <w:rPr>
+          <w:lang w:eastAsia="ru-RU"/>
+        </w:rPr>
+      </w:pPr>
+      <w:r>
+        <w:rPr>
+          <w:lang w:eastAsia="ru-RU"/>
+        </w:rPr>
+        <w:t>Контроль температуры воздуха (18–22 °C) и влажности (40–60%).</w:t>
+      </w:r>
+    </w:p>
+    <w:p>
+      <w:pPr>
+        <w:pStyle w:val="1111111111"/>
+      </w:pPr>
+      <w:bookmarkStart w:id="10" w:name="_Toc231383552"/>
+      <w:bookmarkStart w:id="11" w:name="_Toc231383675"/>
+      <w:r>
+        <w:lastRenderedPageBreak/>
+        <w:t>2. АНАЛИЗ ПРЕДМЕТНОЙ ОБЛАСТИ</w:t>
+      </w:r>
+      <w:bookmarkEnd w:id="10"/>
+      <w:bookmarkEnd w:id="11"/>
     </w:p>
     <w:p>
       <w:pPr>
         <w:pStyle w:val="2222222222222222222"/>
       </w:pPr>
-      <w:bookmarkStart w:id="4" w:name="_Toc231304631"/>
-      <w:r>
-        <w:t xml:space="preserve">1.2. Инструкции по технике безопасности и </w:t>
+      <w:bookmarkStart w:id="12" w:name="_Toc231383553"/>
+      <w:bookmarkStart w:id="13" w:name="_Toc231383676"/>
+      <w:r>
+        <w:t>2.1. Краткая технико-экономическая характеристика объекта практики</w:t>
+      </w:r>
+      <w:bookmarkEnd w:id="12"/>
+      <w:bookmarkEnd w:id="13"/>
+    </w:p>
+    <w:p>
+      <w:pPr>
+        <w:pStyle w:val="a5"/>
+        <w:spacing w:line="360" w:lineRule="auto"/>
+        <w:ind w:firstLine="709"/>
+      </w:pPr>
+      <w:r>
+        <w:t>Объектом автоматизации является приёмное отделение медицинского центра. Ручная запись пациентов приводила к потерям времени, ошибкам в расписании и двойной записи. Разработка ИС позволит сократить время запис</w:t>
+      </w:r>
+      <w:r>
+        <w:t>и на 70 % и исключить накладки.</w:t>
+      </w:r>
+    </w:p>
+    <w:p>
+      <w:pPr>
+        <w:pStyle w:val="a5"/>
+        <w:spacing w:line="360" w:lineRule="auto"/>
+        <w:ind w:firstLine="709"/>
+      </w:pPr>
+    </w:p>
+    <w:p>
+      <w:pPr>
+        <w:pStyle w:val="2222222222222222222"/>
+      </w:pPr>
+      <w:bookmarkStart w:id="14" w:name="_Toc231383554"/>
+      <w:bookmarkStart w:id="15" w:name="_Toc231383677"/>
+      <w:r>
+        <w:t>2.2. Состав технических средств подразделения</w:t>
+      </w:r>
+      <w:bookmarkEnd w:id="14"/>
+      <w:bookmarkEnd w:id="15"/>
+    </w:p>
+    <w:p>
+      <w:pPr>
+        <w:pStyle w:val="a5"/>
+        <w:spacing w:line="360" w:lineRule="auto"/>
+        <w:ind w:firstLine="709"/>
+      </w:pPr>
+      <w:r>
+        <w:t xml:space="preserve">Компьютеры с ОС </w:t>
       </w:r>
       <w:proofErr w:type="spellStart"/>
       <w:r>
-        <w:t>пожароопасности</w:t>
-      </w:r>
-      <w:bookmarkEnd w:id="4"/>
+        <w:t>Windows</w:t>
+      </w:r>
       <w:proofErr w:type="spellEnd"/>
-    </w:p>
-    <w:p>
-      <w:pPr>
-        <w:pStyle w:val="a5"/>
-        <w:spacing w:line="360" w:lineRule="auto"/>
-        <w:ind w:firstLine="709"/>
-        <w:rPr>
-          <w:lang w:eastAsia="ru-RU"/>
-        </w:rPr>
-      </w:pPr>
-      <w:r>
-        <w:rPr>
-          <w:lang w:eastAsia="ru-RU"/>
-        </w:rPr>
-        <w:t>Основные правила пожарной безопасности:</w:t>
-      </w:r>
-    </w:p>
-    <w:p>
-      <w:pPr>
-        <w:pStyle w:val="a5"/>
-        <w:spacing w:line="360" w:lineRule="auto"/>
-        <w:ind w:firstLine="709"/>
-        <w:rPr>
-          <w:lang w:eastAsia="ru-RU"/>
-        </w:rPr>
-      </w:pPr>
-      <w:r>
-        <w:rPr>
-          <w:lang w:eastAsia="ru-RU"/>
-        </w:rPr>
-        <w:t>Запрещается курить и пользоваться открытым огнём в помещении.</w:t>
-      </w:r>
-    </w:p>
-    <w:p>
-      <w:pPr>
-        <w:pStyle w:val="a5"/>
-        <w:spacing w:line="360" w:lineRule="auto"/>
-        <w:ind w:firstLine="709"/>
-        <w:rPr>
-          <w:lang w:eastAsia="ru-RU"/>
-        </w:rPr>
-      </w:pPr>
-      <w:r>
-        <w:rPr>
-          <w:lang w:eastAsia="ru-RU"/>
-        </w:rPr>
-        <w:t>Не допускается эксплуатация неисправных розеток, удлинителей и кабелей.</w:t>
-      </w:r>
-    </w:p>
-    <w:p>
-      <w:pPr>
-        <w:pStyle w:val="a5"/>
-        <w:spacing w:line="360" w:lineRule="auto"/>
-        <w:ind w:firstLine="709"/>
-        <w:rPr>
-          <w:lang w:eastAsia="ru-RU"/>
-        </w:rPr>
-      </w:pPr>
-      <w:r>
-        <w:rPr>
-          <w:lang w:eastAsia="ru-RU"/>
-        </w:rPr>
-        <w:t>Все электроприборы должны иметь сертификат соответствия и заземление.</w:t>
-      </w:r>
-    </w:p>
-    <w:p>
-      <w:pPr>
-        <w:pStyle w:val="a5"/>
-        <w:spacing w:line="360" w:lineRule="auto"/>
-        <w:ind w:firstLine="709"/>
-        <w:rPr>
-          <w:lang w:eastAsia="ru-RU"/>
-        </w:rPr>
-      </w:pPr>
-      <w:r>
-        <w:rPr>
-          <w:lang w:eastAsia="ru-RU"/>
-        </w:rPr>
-        <w:t>Проходы между рядами и пути эвакуации нельзя загромождать стульями, коробками или личными вещами.</w:t>
-      </w:r>
-    </w:p>
-    <w:p>
-      <w:pPr>
-        <w:pStyle w:val="a5"/>
-        <w:spacing w:line="360" w:lineRule="auto"/>
-        <w:ind w:firstLine="709"/>
-        <w:rPr>
-          <w:lang w:eastAsia="ru-RU"/>
-        </w:rPr>
-      </w:pPr>
-      <w:r>
-        <w:rPr>
-          <w:lang w:eastAsia="ru-RU"/>
-        </w:rPr>
-        <w:t>Запрещается оставлять включённое оборудование без присмотра.</w:t>
-      </w:r>
-    </w:p>
-    <w:p>
-      <w:pPr>
-        <w:pStyle w:val="a5"/>
-        <w:spacing w:line="360" w:lineRule="auto"/>
-        <w:ind w:firstLine="709"/>
-        <w:rPr>
-          <w:lang w:eastAsia="ru-RU"/>
-        </w:rPr>
-      </w:pPr>
-      <w:r>
-        <w:rPr>
-          <w:lang w:eastAsia="ru-RU"/>
-        </w:rPr>
-        <w:t>Не допускать к работе посторонних лиц.</w:t>
-      </w:r>
-    </w:p>
-    <w:p>
-      <w:pPr>
-        <w:pStyle w:val="a5"/>
-        <w:spacing w:line="360" w:lineRule="auto"/>
-        <w:ind w:firstLine="709"/>
-        <w:rPr>
-          <w:lang w:eastAsia="ru-RU"/>
-        </w:rPr>
-      </w:pPr>
-      <w:r>
-        <w:rPr>
-          <w:lang w:eastAsia="ru-RU"/>
-        </w:rPr>
-        <w:t>Действия при возникновении пожара:</w:t>
-      </w:r>
-    </w:p>
-    <w:p>
-      <w:pPr>
-        <w:pStyle w:val="a5"/>
-        <w:spacing w:line="360" w:lineRule="auto"/>
-        <w:ind w:firstLine="709"/>
-        <w:rPr>
-          <w:lang w:eastAsia="ru-RU"/>
-        </w:rPr>
-      </w:pPr>
-      <w:r>
-        <w:rPr>
-          <w:lang w:eastAsia="ru-RU"/>
-        </w:rPr>
-        <w:t>Немедленно отключить всё оборудование от электросети.</w:t>
-      </w:r>
-    </w:p>
-    <w:p>
-      <w:pPr>
-        <w:pStyle w:val="a5"/>
-        <w:spacing w:line="360" w:lineRule="auto"/>
-        <w:ind w:firstLine="709"/>
-        <w:rPr>
-          <w:lang w:eastAsia="ru-RU"/>
-        </w:rPr>
-      </w:pPr>
-      <w:r>
-        <w:rPr>
-          <w:lang w:eastAsia="ru-RU"/>
-        </w:rPr>
-        <w:t>Сообщить о пожаре по телефону 101 (или 112) и руководителю практики.</w:t>
-      </w:r>
-    </w:p>
-    <w:p>
-      <w:pPr>
-        <w:pStyle w:val="a5"/>
-        <w:spacing w:line="360" w:lineRule="auto"/>
-        <w:ind w:firstLine="709"/>
-        <w:rPr>
-          <w:lang w:eastAsia="ru-RU"/>
-        </w:rPr>
-      </w:pPr>
-      <w:r>
-        <w:rPr>
-          <w:lang w:eastAsia="ru-RU"/>
-        </w:rPr>
-        <w:t>Приступить к тушению очага возгорания углекислотным огнетушителем (типа ОУ-2 или ОУ-5) — использование воды или пенных огнетушителей на электроустановки запрещено.</w:t>
-      </w:r>
-    </w:p>
-    <w:p>
-      <w:pPr>
-        <w:pStyle w:val="a5"/>
-        <w:spacing w:line="360" w:lineRule="auto"/>
-        <w:ind w:firstLine="709"/>
-        <w:rPr>
-          <w:lang w:eastAsia="ru-RU"/>
-        </w:rPr>
-      </w:pPr>
-      <w:r>
-        <w:rPr>
-          <w:lang w:eastAsia="ru-RU"/>
-        </w:rPr>
-        <w:t>При невозможности потушить — эвакуироваться согласно плану эвакуации.</w:t>
-      </w:r>
+      <w:r>
+        <w:t xml:space="preserve"> 10/11</w:t>
+      </w:r>
+    </w:p>
+    <w:p>
+      <w:pPr>
+        <w:pStyle w:val="a5"/>
+        <w:spacing w:line="360" w:lineRule="auto"/>
+        <w:ind w:firstLine="709"/>
+      </w:pPr>
+      <w:r>
+        <w:t>Сервер хранения данных (л</w:t>
+      </w:r>
+      <w:r>
+        <w:t>ибо локальная файловая система)</w:t>
+      </w:r>
+    </w:p>
+    <w:p>
+      <w:pPr>
+        <w:pStyle w:val="a5"/>
+        <w:spacing w:line="360" w:lineRule="auto"/>
+        <w:ind w:firstLine="709"/>
+      </w:pPr>
+      <w:r>
+        <w:t>Принтер для печати направлений</w:t>
+      </w:r>
+    </w:p>
+    <w:p>
+      <w:pPr>
+        <w:pStyle w:val="a5"/>
+        <w:spacing w:line="360" w:lineRule="auto"/>
+        <w:ind w:firstLine="709"/>
+      </w:pPr>
+      <w:r>
+        <w:t xml:space="preserve">Локальная сеть </w:t>
+      </w:r>
+      <w:proofErr w:type="spellStart"/>
+      <w:r>
+        <w:t>Ethernet</w:t>
+      </w:r>
+      <w:proofErr w:type="spellEnd"/>
     </w:p>
     <w:p>
       <w:pPr>
@@ -2923,623 +2939,154 @@
       <w:pPr>
         <w:pStyle w:val="2222222222222222222"/>
       </w:pPr>
-      <w:bookmarkStart w:id="5" w:name="_Toc231304632"/>
-      <w:r>
-        <w:t>1.3. Меры по обеспечению безопасности при работе с компьютерной техникой</w:t>
-      </w:r>
-      <w:bookmarkEnd w:id="5"/>
-    </w:p>
-    <w:p>
-      <w:pPr>
-        <w:pStyle w:val="a5"/>
-        <w:spacing w:line="360" w:lineRule="auto"/>
-        <w:ind w:firstLine="709"/>
-        <w:rPr>
-          <w:lang w:eastAsia="ru-RU"/>
-        </w:rPr>
-      </w:pPr>
-      <w:r>
-        <w:rPr>
-          <w:lang w:eastAsia="ru-RU"/>
-        </w:rPr>
-        <w:t>В период прохождения практики на рабочем месте были обеспечены следующие меры электробезопасности и общей безопасности:</w:t>
-      </w:r>
-    </w:p>
-    <w:p>
-      <w:pPr>
-        <w:pStyle w:val="a5"/>
-        <w:spacing w:line="360" w:lineRule="auto"/>
-        <w:ind w:firstLine="709"/>
-        <w:rPr>
-          <w:lang w:eastAsia="ru-RU"/>
-        </w:rPr>
-      </w:pPr>
-      <w:r>
-        <w:rPr>
-          <w:bCs/>
-          <w:lang w:eastAsia="ru-RU"/>
-        </w:rPr>
-        <w:t>Электробезопасность:</w:t>
-      </w:r>
-    </w:p>
-    <w:p>
-      <w:pPr>
-        <w:pStyle w:val="a5"/>
-        <w:spacing w:line="360" w:lineRule="auto"/>
-        <w:ind w:firstLine="709"/>
-        <w:rPr>
-          <w:lang w:eastAsia="ru-RU"/>
-        </w:rPr>
-      </w:pPr>
-      <w:r>
-        <w:rPr>
-          <w:lang w:eastAsia="ru-RU"/>
-        </w:rPr>
-        <w:t>Все розетки имеют заземляющий контакт.</w:t>
-      </w:r>
-    </w:p>
-    <w:p>
-      <w:pPr>
-        <w:pStyle w:val="a5"/>
-        <w:spacing w:line="360" w:lineRule="auto"/>
-        <w:ind w:firstLine="709"/>
-        <w:rPr>
-          <w:lang w:eastAsia="ru-RU"/>
-        </w:rPr>
-      </w:pPr>
-      <w:r>
-        <w:rPr>
-          <w:lang w:eastAsia="ru-RU"/>
-        </w:rPr>
-        <w:t>Корпуса системных блоков заземлены.</w:t>
-      </w:r>
-    </w:p>
-    <w:p>
-      <w:pPr>
-        <w:pStyle w:val="a5"/>
-        <w:spacing w:line="360" w:lineRule="auto"/>
-        <w:ind w:firstLine="709"/>
-        <w:rPr>
-          <w:lang w:eastAsia="ru-RU"/>
-        </w:rPr>
-      </w:pPr>
-      <w:r>
-        <w:rPr>
-          <w:lang w:eastAsia="ru-RU"/>
-        </w:rPr>
-        <w:t>Используются источники бесперебойного питания (ИБП).</w:t>
-      </w:r>
-    </w:p>
-    <w:p>
-      <w:pPr>
-        <w:pStyle w:val="a5"/>
-        <w:spacing w:line="360" w:lineRule="auto"/>
-        <w:ind w:firstLine="709"/>
-        <w:rPr>
-          <w:lang w:eastAsia="ru-RU"/>
-        </w:rPr>
-      </w:pPr>
-      <w:r>
-        <w:rPr>
-          <w:lang w:eastAsia="ru-RU"/>
-        </w:rPr>
-        <w:t>Кабели проложены в кабель-каналах.</w:t>
-      </w:r>
-    </w:p>
-    <w:p>
-      <w:pPr>
-        <w:pStyle w:val="a5"/>
-        <w:spacing w:line="360" w:lineRule="auto"/>
-        <w:ind w:firstLine="709"/>
-        <w:rPr>
-          <w:lang w:eastAsia="ru-RU"/>
-        </w:rPr>
-      </w:pPr>
-      <w:r>
-        <w:rPr>
-          <w:bCs/>
-          <w:lang w:eastAsia="ru-RU"/>
-        </w:rPr>
-        <w:t>Санитарно-гигиенические меры:</w:t>
-      </w:r>
-    </w:p>
-    <w:p>
-      <w:pPr>
-        <w:pStyle w:val="a5"/>
-        <w:spacing w:line="360" w:lineRule="auto"/>
-        <w:ind w:firstLine="709"/>
-        <w:rPr>
-          <w:lang w:eastAsia="ru-RU"/>
-        </w:rPr>
-      </w:pPr>
-      <w:r>
-        <w:rPr>
-          <w:lang w:eastAsia="ru-RU"/>
-        </w:rPr>
-        <w:t>Ежедневная влажная уборка помещения.</w:t>
-      </w:r>
-    </w:p>
-    <w:p>
-      <w:pPr>
-        <w:pStyle w:val="a5"/>
-        <w:spacing w:line="360" w:lineRule="auto"/>
-        <w:ind w:firstLine="709"/>
-        <w:rPr>
-          <w:lang w:eastAsia="ru-RU"/>
-        </w:rPr>
-      </w:pPr>
-      <w:r>
-        <w:rPr>
-          <w:lang w:eastAsia="ru-RU"/>
-        </w:rPr>
-        <w:t>Проветривание каждые 2 часа.</w:t>
-      </w:r>
-    </w:p>
-    <w:p>
-      <w:pPr>
-        <w:pStyle w:val="a5"/>
-        <w:spacing w:line="360" w:lineRule="auto"/>
-        <w:ind w:firstLine="709"/>
-        <w:rPr>
-          <w:lang w:eastAsia="ru-RU"/>
-        </w:rPr>
-      </w:pPr>
-      <w:r>
-        <w:rPr>
-          <w:lang w:eastAsia="ru-RU"/>
-        </w:rPr>
-        <w:t>Контроль температуры воздуха (18–22 °C) и влажности (40–60%).</w:t>
-      </w:r>
-    </w:p>
-    <w:p>
-      <w:pPr>
-        <w:pStyle w:val="a5"/>
-        <w:spacing w:line="360" w:lineRule="auto"/>
-        <w:ind w:firstLine="709"/>
-        <w:rPr>
-          <w:lang w:eastAsia="ru-RU"/>
-        </w:rPr>
-      </w:pPr>
-      <w:r>
-        <w:rPr>
-          <w:bCs/>
-          <w:lang w:eastAsia="ru-RU"/>
-        </w:rPr>
-        <w:t>Инструктаж:</w:t>
-      </w:r>
-    </w:p>
-    <w:p>
-      <w:pPr>
-        <w:pStyle w:val="a5"/>
-        <w:spacing w:line="360" w:lineRule="auto"/>
-        <w:ind w:firstLine="709"/>
-        <w:rPr>
-          <w:lang w:eastAsia="ru-RU"/>
-        </w:rPr>
-      </w:pPr>
-      <w:r>
-        <w:rPr>
-          <w:lang w:eastAsia="ru-RU"/>
-        </w:rPr>
-        <w:t>Перед началом практики проведён вводный инструктаж по охране труда.</w:t>
-      </w:r>
-    </w:p>
-    <w:p>
-      <w:pPr>
-        <w:pStyle w:val="a5"/>
-        <w:spacing w:line="360" w:lineRule="auto"/>
-        <w:ind w:firstLine="709"/>
-      </w:pPr>
-    </w:p>
-    <w:p>
-      <w:pPr>
-        <w:pStyle w:val="a5"/>
-        <w:spacing w:line="360" w:lineRule="auto"/>
-        <w:ind w:firstLine="709"/>
-      </w:pPr>
-    </w:p>
-    <w:p>
-      <w:pPr>
-        <w:pStyle w:val="a5"/>
-        <w:spacing w:line="360" w:lineRule="auto"/>
-        <w:ind w:firstLine="709"/>
-      </w:pPr>
-    </w:p>
-    <w:p>
-      <w:pPr>
-        <w:pStyle w:val="a5"/>
-        <w:spacing w:line="360" w:lineRule="auto"/>
-        <w:ind w:firstLine="709"/>
-      </w:pPr>
-    </w:p>
-    <w:p>
-      <w:pPr>
-        <w:pStyle w:val="a5"/>
-        <w:spacing w:line="360" w:lineRule="auto"/>
-        <w:ind w:firstLine="709"/>
-      </w:pPr>
-    </w:p>
-    <w:p>
-      <w:pPr>
-        <w:pStyle w:val="a5"/>
-        <w:spacing w:line="360" w:lineRule="auto"/>
-        <w:ind w:firstLine="709"/>
-      </w:pPr>
-    </w:p>
-    <w:p>
-      <w:pPr>
-        <w:pStyle w:val="a5"/>
-        <w:spacing w:line="360" w:lineRule="auto"/>
-        <w:ind w:firstLine="709"/>
-      </w:pPr>
-    </w:p>
-    <w:p>
-      <w:pPr>
-        <w:pStyle w:val="a5"/>
-        <w:spacing w:line="360" w:lineRule="auto"/>
-        <w:ind w:firstLine="709"/>
-      </w:pPr>
-    </w:p>
-    <w:p>
-      <w:pPr>
-        <w:pStyle w:val="a5"/>
-        <w:spacing w:line="360" w:lineRule="auto"/>
-        <w:ind w:firstLine="709"/>
-      </w:pPr>
-    </w:p>
-    <w:p>
-      <w:pPr>
-        <w:pStyle w:val="a5"/>
-        <w:spacing w:line="360" w:lineRule="auto"/>
-        <w:ind w:firstLine="709"/>
-      </w:pPr>
-    </w:p>
-    <w:p>
-      <w:pPr>
-        <w:pStyle w:val="a5"/>
-        <w:spacing w:line="360" w:lineRule="auto"/>
-        <w:ind w:firstLine="709"/>
-      </w:pPr>
-    </w:p>
-    <w:p>
-      <w:pPr>
-        <w:pStyle w:val="a5"/>
-        <w:spacing w:line="360" w:lineRule="auto"/>
-      </w:pPr>
-    </w:p>
-    <w:p>
-      <w:pPr>
-        <w:pStyle w:val="a5"/>
-        <w:spacing w:line="360" w:lineRule="auto"/>
-      </w:pPr>
-    </w:p>
-    <w:p>
-      <w:pPr>
-        <w:pStyle w:val="a5"/>
-        <w:spacing w:line="360" w:lineRule="auto"/>
-      </w:pPr>
-    </w:p>
-    <w:p>
-      <w:pPr>
-        <w:pStyle w:val="a5"/>
-        <w:spacing w:line="360" w:lineRule="auto"/>
-      </w:pPr>
-    </w:p>
-    <w:p>
-      <w:pPr>
-        <w:pStyle w:val="a5"/>
-        <w:spacing w:line="360" w:lineRule="auto"/>
-      </w:pPr>
-    </w:p>
-    <w:p>
-      <w:pPr>
-        <w:pStyle w:val="a5"/>
-        <w:spacing w:line="360" w:lineRule="auto"/>
-      </w:pPr>
-    </w:p>
-    <w:p>
-      <w:pPr>
-        <w:pStyle w:val="a5"/>
-        <w:spacing w:line="360" w:lineRule="auto"/>
-      </w:pPr>
-    </w:p>
-    <w:p>
-      <w:pPr>
-        <w:pStyle w:val="a5"/>
-        <w:spacing w:line="360" w:lineRule="auto"/>
-      </w:pPr>
-    </w:p>
-    <w:p>
-      <w:pPr>
-        <w:pStyle w:val="a5"/>
-        <w:spacing w:line="360" w:lineRule="auto"/>
-      </w:pPr>
-    </w:p>
-    <w:p>
-      <w:pPr>
-        <w:pStyle w:val="a5"/>
-        <w:spacing w:line="360" w:lineRule="auto"/>
-      </w:pPr>
-    </w:p>
-    <w:p>
-      <w:pPr>
-        <w:pStyle w:val="a5"/>
-        <w:spacing w:line="360" w:lineRule="auto"/>
-      </w:pPr>
-    </w:p>
-    <w:p>
-      <w:pPr>
-        <w:pStyle w:val="a5"/>
-        <w:spacing w:line="360" w:lineRule="auto"/>
-      </w:pPr>
-    </w:p>
-    <w:p>
-      <w:pPr>
-        <w:pStyle w:val="a5"/>
-        <w:spacing w:line="360" w:lineRule="auto"/>
-      </w:pPr>
-    </w:p>
-    <w:p>
-      <w:pPr>
-        <w:pStyle w:val="1111111111"/>
-      </w:pPr>
-      <w:bookmarkStart w:id="6" w:name="_Toc231304633"/>
-      <w:r>
-        <w:t>2. АНАЛИЗ ПРЕДМЕТНОЙ ОБЛАСТИ</w:t>
-      </w:r>
-      <w:bookmarkEnd w:id="6"/>
+      <w:bookmarkStart w:id="16" w:name="_Toc231383555"/>
+      <w:bookmarkStart w:id="17" w:name="_Toc231383678"/>
+      <w:r>
+        <w:t>2.3. Состав программного обеспечения и тематика решаемых задач</w:t>
+      </w:r>
+      <w:bookmarkEnd w:id="16"/>
+      <w:bookmarkEnd w:id="17"/>
+    </w:p>
+    <w:p>
+      <w:pPr>
+        <w:pStyle w:val="a5"/>
+        <w:spacing w:line="360" w:lineRule="auto"/>
+        <w:ind w:firstLine="709"/>
+        <w:rPr>
+          <w:lang w:val="en-US"/>
+        </w:rPr>
+      </w:pPr>
+      <w:r>
+        <w:t>ОС</w:t>
+      </w:r>
+      <w:r>
+        <w:rPr>
+          <w:lang w:val="en-US"/>
+        </w:rPr>
+        <w:t>: Windows</w:t>
+      </w:r>
+    </w:p>
+    <w:p>
+      <w:pPr>
+        <w:pStyle w:val="a5"/>
+        <w:spacing w:line="360" w:lineRule="auto"/>
+        <w:ind w:firstLine="709"/>
+        <w:rPr>
+          <w:lang w:val="en-US"/>
+        </w:rPr>
+      </w:pPr>
+      <w:r>
+        <w:t>Среда</w:t>
+      </w:r>
+      <w:r>
+        <w:rPr>
+          <w:lang w:val="en-US"/>
+        </w:rPr>
+        <w:t xml:space="preserve"> </w:t>
+      </w:r>
+      <w:r>
+        <w:t>разработки</w:t>
+      </w:r>
+      <w:r>
+        <w:rPr>
+          <w:lang w:val="en-US"/>
+        </w:rPr>
+        <w:t xml:space="preserve">: Visual </w:t>
+      </w:r>
+      <w:r>
+        <w:rPr>
+          <w:lang w:val="en-US"/>
+        </w:rPr>
+        <w:t>Studio 2022 (C# .NET Framework)</w:t>
+      </w:r>
+    </w:p>
+    <w:p>
+      <w:pPr>
+        <w:pStyle w:val="a5"/>
+        <w:spacing w:line="360" w:lineRule="auto"/>
+        <w:ind w:firstLine="709"/>
+        <w:rPr>
+          <w:lang w:val="en-US"/>
+        </w:rPr>
+      </w:pPr>
+      <w:r>
+        <w:t>Сторонние</w:t>
+      </w:r>
+      <w:r>
+        <w:rPr>
+          <w:lang w:val="en-US"/>
+        </w:rPr>
+        <w:t xml:space="preserve"> </w:t>
+      </w:r>
+      <w:r>
+        <w:t>библиотеки</w:t>
+      </w:r>
+      <w:r>
+        <w:rPr>
+          <w:lang w:val="en-US"/>
+        </w:rPr>
+        <w:t xml:space="preserve">: </w:t>
+      </w:r>
+      <w:proofErr w:type="spellStart"/>
+      <w:r>
+        <w:rPr>
+          <w:lang w:val="en-US"/>
+        </w:rPr>
+        <w:t>Sys</w:t>
+      </w:r>
+      <w:r>
+        <w:rPr>
+          <w:lang w:val="en-US"/>
+        </w:rPr>
+        <w:t>tem.Text.Json</w:t>
+      </w:r>
+      <w:proofErr w:type="spellEnd"/>
+      <w:r>
+        <w:rPr>
+          <w:lang w:val="en-US"/>
+        </w:rPr>
+        <w:t xml:space="preserve"> / </w:t>
+      </w:r>
+      <w:proofErr w:type="spellStart"/>
+      <w:r>
+        <w:rPr>
+          <w:lang w:val="en-US"/>
+        </w:rPr>
+        <w:t>Newtonsoft.Json</w:t>
+      </w:r>
+      <w:proofErr w:type="spellEnd"/>
+    </w:p>
+    <w:p>
+      <w:pPr>
+        <w:pStyle w:val="a5"/>
+        <w:spacing w:line="360" w:lineRule="auto"/>
+        <w:ind w:firstLine="709"/>
+      </w:pPr>
+      <w:r>
+        <w:t>Решаемые задачи: создание, редактирование, удаление и поиск записей пациентов; фильтрация по дате и в</w:t>
+      </w:r>
+      <w:r>
+        <w:t>рачу; сохранение данных в JSON.</w:t>
+      </w:r>
+    </w:p>
+    <w:p>
+      <w:pPr>
+        <w:pStyle w:val="a5"/>
+        <w:spacing w:line="360" w:lineRule="auto"/>
+        <w:ind w:firstLine="709"/>
+      </w:pPr>
     </w:p>
     <w:p>
       <w:pPr>
         <w:pStyle w:val="2222222222222222222"/>
       </w:pPr>
-      <w:bookmarkStart w:id="7" w:name="_Toc231304634"/>
-      <w:r>
-        <w:t>2.1. Краткая технико-экономическая характеристика объекта практики</w:t>
-      </w:r>
-      <w:bookmarkEnd w:id="7"/>
-    </w:p>
-    <w:p>
-      <w:pPr>
-        <w:pStyle w:val="a5"/>
-        <w:spacing w:line="360" w:lineRule="auto"/>
-        <w:ind w:firstLine="709"/>
-      </w:pPr>
-      <w:r>
-        <w:t>Объектом автоматизации является приёмное отделение медицинского центра. Ручная запись пациентов приводила к потерям времени, ошибкам в расписании и двойной записи. Разработка ИС позволит сократить время запис</w:t>
-      </w:r>
-      <w:r>
-        <w:t>и на 70 % и исключить накладки.</w:t>
-      </w:r>
-    </w:p>
-    <w:p>
-      <w:pPr>
-        <w:pStyle w:val="a5"/>
-        <w:spacing w:line="360" w:lineRule="auto"/>
-        <w:ind w:firstLine="709"/>
-      </w:pPr>
-    </w:p>
-    <w:p>
-      <w:pPr>
-        <w:pStyle w:val="2222222222222222222"/>
-      </w:pPr>
-      <w:bookmarkStart w:id="8" w:name="_Toc231304635"/>
-      <w:r>
-        <w:t>2.2. Состав технических средств подразделения</w:t>
-      </w:r>
-      <w:bookmarkEnd w:id="8"/>
-    </w:p>
-    <w:p>
-      <w:pPr>
-        <w:pStyle w:val="a5"/>
-        <w:spacing w:line="360" w:lineRule="auto"/>
-        <w:ind w:firstLine="709"/>
-      </w:pPr>
-      <w:r>
-        <w:t xml:space="preserve">Компьютеры с ОС </w:t>
-      </w:r>
-      <w:proofErr w:type="spellStart"/>
-      <w:r>
-        <w:t>Windows</w:t>
-      </w:r>
-      <w:proofErr w:type="spellEnd"/>
-      <w:r>
-        <w:t xml:space="preserve"> 10/11</w:t>
-      </w:r>
-    </w:p>
-    <w:p>
-      <w:pPr>
-        <w:pStyle w:val="a5"/>
-        <w:spacing w:line="360" w:lineRule="auto"/>
-        <w:ind w:firstLine="709"/>
-      </w:pPr>
-      <w:r>
-        <w:t>Сервер хранения данных (л</w:t>
-      </w:r>
-      <w:r>
-        <w:t>ибо локальная файловая система)</w:t>
-      </w:r>
-    </w:p>
-    <w:p>
-      <w:pPr>
-        <w:pStyle w:val="a5"/>
-        <w:spacing w:line="360" w:lineRule="auto"/>
-        <w:ind w:firstLine="709"/>
-      </w:pPr>
-      <w:r>
-        <w:t>Принтер для печати направлений</w:t>
-      </w:r>
-    </w:p>
-    <w:p>
-      <w:pPr>
-        <w:pStyle w:val="a5"/>
-        <w:spacing w:line="360" w:lineRule="auto"/>
-        <w:ind w:firstLine="709"/>
-      </w:pPr>
-      <w:r>
-        <w:t xml:space="preserve">Локальная сеть </w:t>
-      </w:r>
-      <w:proofErr w:type="spellStart"/>
-      <w:r>
-        <w:t>Ethernet</w:t>
-      </w:r>
-      <w:proofErr w:type="spellEnd"/>
-    </w:p>
-    <w:p>
-      <w:pPr>
-        <w:pStyle w:val="a5"/>
-        <w:spacing w:line="360" w:lineRule="auto"/>
-        <w:ind w:firstLine="709"/>
-      </w:pPr>
-    </w:p>
-    <w:p>
-      <w:pPr>
-        <w:pStyle w:val="2222222222222222222"/>
-      </w:pPr>
-      <w:bookmarkStart w:id="9" w:name="_Toc231304636"/>
-      <w:r>
-        <w:t>2.3. Состав программного обеспечения и тематика решаемых задач</w:t>
-      </w:r>
-      <w:bookmarkEnd w:id="9"/>
-    </w:p>
-    <w:p>
-      <w:pPr>
-        <w:pStyle w:val="a5"/>
-        <w:spacing w:line="360" w:lineRule="auto"/>
-        <w:ind w:firstLine="709"/>
-        <w:rPr>
-          <w:lang w:val="en-US"/>
-        </w:rPr>
-      </w:pPr>
-      <w:r>
-        <w:t>ОС</w:t>
-      </w:r>
-      <w:r>
-        <w:rPr>
-          <w:lang w:val="en-US"/>
-        </w:rPr>
-        <w:t>: Windows</w:t>
-      </w:r>
-    </w:p>
-    <w:p>
-      <w:pPr>
-        <w:pStyle w:val="a5"/>
-        <w:spacing w:line="360" w:lineRule="auto"/>
-        <w:ind w:firstLine="709"/>
-        <w:rPr>
-          <w:lang w:val="en-US"/>
-        </w:rPr>
-      </w:pPr>
-      <w:r>
-        <w:t>Среда</w:t>
-      </w:r>
-      <w:r>
-        <w:rPr>
-          <w:lang w:val="en-US"/>
-        </w:rPr>
-        <w:t xml:space="preserve"> </w:t>
-      </w:r>
-      <w:r>
-        <w:t>разработки</w:t>
-      </w:r>
-      <w:r>
-        <w:rPr>
-          <w:lang w:val="en-US"/>
-        </w:rPr>
-        <w:t xml:space="preserve">: Visual </w:t>
-      </w:r>
-      <w:r>
-        <w:rPr>
-          <w:lang w:val="en-US"/>
-        </w:rPr>
-        <w:t>Studio 2022 (C# .NET Framework)</w:t>
-      </w:r>
-    </w:p>
-    <w:p>
-      <w:pPr>
-        <w:pStyle w:val="a5"/>
-        <w:spacing w:line="360" w:lineRule="auto"/>
-        <w:ind w:firstLine="709"/>
-        <w:rPr>
-          <w:lang w:val="en-US"/>
-        </w:rPr>
-      </w:pPr>
-      <w:r>
-        <w:t>Сторонние</w:t>
-      </w:r>
-      <w:r>
-        <w:rPr>
-          <w:lang w:val="en-US"/>
-        </w:rPr>
-        <w:t xml:space="preserve"> </w:t>
-      </w:r>
-      <w:r>
-        <w:t>библиотеки</w:t>
-      </w:r>
-      <w:r>
-        <w:rPr>
-          <w:lang w:val="en-US"/>
-        </w:rPr>
-        <w:t xml:space="preserve">: </w:t>
-      </w:r>
-      <w:proofErr w:type="spellStart"/>
-      <w:r>
-        <w:rPr>
-          <w:lang w:val="en-US"/>
-        </w:rPr>
-        <w:t>Sys</w:t>
-      </w:r>
-      <w:r>
-        <w:rPr>
-          <w:lang w:val="en-US"/>
-        </w:rPr>
-        <w:t>tem.Text.Json</w:t>
-      </w:r>
-      <w:proofErr w:type="spellEnd"/>
-      <w:r>
-        <w:rPr>
-          <w:lang w:val="en-US"/>
-        </w:rPr>
-        <w:t xml:space="preserve"> / </w:t>
-      </w:r>
-      <w:proofErr w:type="spellStart"/>
-      <w:r>
-        <w:rPr>
-          <w:lang w:val="en-US"/>
-        </w:rPr>
-        <w:t>Newtonsoft.Json</w:t>
-      </w:r>
-      <w:proofErr w:type="spellEnd"/>
-    </w:p>
-    <w:p>
-      <w:pPr>
-        <w:pStyle w:val="a5"/>
-        <w:spacing w:line="360" w:lineRule="auto"/>
-        <w:ind w:firstLine="709"/>
-      </w:pPr>
-      <w:r>
-        <w:t>Решаемые задачи: создание, редактирование, удаление и поиск записей пациентов; фильтрация по дате и в</w:t>
-      </w:r>
-      <w:r>
-        <w:t>рачу; сохранение данных в JSON.</w:t>
-      </w:r>
-    </w:p>
-    <w:p>
-      <w:pPr>
-        <w:pStyle w:val="a5"/>
-        <w:spacing w:line="360" w:lineRule="auto"/>
-        <w:ind w:firstLine="709"/>
-      </w:pPr>
-    </w:p>
-    <w:p>
-      <w:pPr>
-        <w:pStyle w:val="2222222222222222222"/>
-      </w:pPr>
-      <w:bookmarkStart w:id="10" w:name="_Toc231304637"/>
+      <w:bookmarkStart w:id="18" w:name="_Toc231383556"/>
+      <w:bookmarkStart w:id="19" w:name="_Toc231383679"/>
       <w:r>
         <w:t>2.4. Анализ требований к разрабатываемому программному модулю</w:t>
       </w:r>
-      <w:bookmarkEnd w:id="10"/>
+      <w:bookmarkEnd w:id="18"/>
+      <w:bookmarkEnd w:id="19"/>
     </w:p>
     <w:p>
       <w:pPr>
@@ -3631,6 +3178,7 @@
         <w:ind w:firstLine="709"/>
       </w:pPr>
       <w:r>
+        <w:lastRenderedPageBreak/>
         <w:t>Нефункциональные требования:</w:t>
       </w:r>
     </w:p>
@@ -3825,21 +3373,26 @@
       <w:pPr>
         <w:pStyle w:val="1111111111"/>
       </w:pPr>
-      <w:bookmarkStart w:id="11" w:name="_Toc231304638"/>
-      <w:r>
+      <w:bookmarkStart w:id="20" w:name="_Toc231383557"/>
+      <w:bookmarkStart w:id="21" w:name="_Toc231383680"/>
+      <w:r>
+        <w:lastRenderedPageBreak/>
         <w:t>3. РАЗРАБОТКА СПЕЦИФИКАЦИЙ</w:t>
       </w:r>
-      <w:bookmarkEnd w:id="11"/>
+      <w:bookmarkEnd w:id="20"/>
+      <w:bookmarkEnd w:id="21"/>
     </w:p>
     <w:p>
       <w:pPr>
         <w:pStyle w:val="2222222222222222222"/>
       </w:pPr>
-      <w:bookmarkStart w:id="12" w:name="_Toc231304639"/>
+      <w:bookmarkStart w:id="22" w:name="_Toc231383558"/>
+      <w:bookmarkStart w:id="23" w:name="_Toc231383681"/>
       <w:r>
         <w:t>3.1. Описание функциональной спецификации модуля</w:t>
       </w:r>
-      <w:bookmarkEnd w:id="12"/>
+      <w:bookmarkEnd w:id="22"/>
+      <w:bookmarkEnd w:id="23"/>
     </w:p>
     <w:tbl>
       <w:tblPr>
@@ -4359,11 +3912,13 @@
       <w:pPr>
         <w:pStyle w:val="2222222222222222222"/>
       </w:pPr>
-      <w:bookmarkStart w:id="13" w:name="_Toc231304640"/>
+      <w:bookmarkStart w:id="24" w:name="_Toc231383559"/>
+      <w:bookmarkStart w:id="25" w:name="_Toc231383682"/>
       <w:r>
         <w:t>3.2. Описание синтаксической спецификации входа модуля</w:t>
       </w:r>
-      <w:bookmarkEnd w:id="13"/>
+      <w:bookmarkEnd w:id="24"/>
+      <w:bookmarkEnd w:id="25"/>
     </w:p>
     <w:p>
       <w:pPr>
@@ -4514,11 +4069,13 @@
       <w:pPr>
         <w:pStyle w:val="2222222222222222222"/>
       </w:pPr>
-      <w:bookmarkStart w:id="14" w:name="_Toc231304641"/>
+      <w:bookmarkStart w:id="26" w:name="_Toc231383560"/>
+      <w:bookmarkStart w:id="27" w:name="_Toc231383683"/>
       <w:r>
         <w:t>3.3. Описание структуры данных модуля</w:t>
       </w:r>
-      <w:bookmarkEnd w:id="14"/>
+      <w:bookmarkEnd w:id="26"/>
+      <w:bookmarkEnd w:id="27"/>
     </w:p>
     <w:p>
       <w:pPr>
@@ -4559,6 +4116,7 @@
         <w:ind w:firstLine="709"/>
       </w:pPr>
       <w:r>
+        <w:lastRenderedPageBreak/>
         <w:t xml:space="preserve">  "</w:t>
       </w:r>
       <w:proofErr w:type="spellStart"/>
@@ -4992,23 +4550,35 @@
     </w:p>
     <w:p>
       <w:pPr>
+        <w:pStyle w:val="a5"/>
+        <w:spacing w:line="360" w:lineRule="auto"/>
+        <w:ind w:firstLine="709"/>
+      </w:pPr>
+    </w:p>
+    <w:p>
+      <w:pPr>
         <w:pStyle w:val="1111111111"/>
       </w:pPr>
-      <w:bookmarkStart w:id="15" w:name="_Toc231304642"/>
-      <w:r>
+      <w:bookmarkStart w:id="28" w:name="_Toc231383561"/>
+      <w:bookmarkStart w:id="29" w:name="_Toc231383684"/>
+      <w:r>
+        <w:lastRenderedPageBreak/>
         <w:t>4. РАЗРАБОТКА КОДА ПРОГРАММНОГО МОДУЛЯ</w:t>
       </w:r>
-      <w:bookmarkEnd w:id="15"/>
+      <w:bookmarkEnd w:id="28"/>
+      <w:bookmarkEnd w:id="29"/>
     </w:p>
     <w:p>
       <w:pPr>
         <w:pStyle w:val="2222222222222222222"/>
       </w:pPr>
-      <w:bookmarkStart w:id="16" w:name="_Toc231304643"/>
+      <w:bookmarkStart w:id="30" w:name="_Toc231383562"/>
+      <w:bookmarkStart w:id="31" w:name="_Toc231383685"/>
       <w:r>
         <w:t>4.1. Выбор языка программирования</w:t>
       </w:r>
-      <w:bookmarkEnd w:id="16"/>
+      <w:bookmarkEnd w:id="30"/>
+      <w:bookmarkEnd w:id="31"/>
     </w:p>
     <w:p>
       <w:pPr>
@@ -5058,11 +4628,13 @@
       <w:pPr>
         <w:pStyle w:val="2222222222222222222"/>
       </w:pPr>
-      <w:bookmarkStart w:id="17" w:name="_Toc231304644"/>
+      <w:bookmarkStart w:id="32" w:name="_Toc231383563"/>
+      <w:bookmarkStart w:id="33" w:name="_Toc231383686"/>
       <w:r>
         <w:t>4.2. Программирование модуля</w:t>
       </w:r>
-      <w:bookmarkEnd w:id="17"/>
+      <w:bookmarkEnd w:id="32"/>
+      <w:bookmarkEnd w:id="33"/>
     </w:p>
     <w:p>
       <w:pPr>
@@ -5305,11 +4877,14 @@
       <w:pPr>
         <w:pStyle w:val="2222222222222222222"/>
       </w:pPr>
-      <w:bookmarkStart w:id="18" w:name="_Toc231304645"/>
-      <w:r>
+      <w:bookmarkStart w:id="34" w:name="_Toc231383564"/>
+      <w:bookmarkStart w:id="35" w:name="_Toc231383687"/>
+      <w:r>
+        <w:lastRenderedPageBreak/>
         <w:t>4.3. Компиляция модуля</w:t>
       </w:r>
-      <w:bookmarkEnd w:id="18"/>
+      <w:bookmarkEnd w:id="34"/>
+      <w:bookmarkEnd w:id="35"/>
     </w:p>
     <w:p>
       <w:pPr>
@@ -5375,11 +4950,13 @@
       <w:pPr>
         <w:pStyle w:val="2222222222222222222"/>
       </w:pPr>
-      <w:bookmarkStart w:id="19" w:name="_Toc231304646"/>
+      <w:bookmarkStart w:id="36" w:name="_Toc231383565"/>
+      <w:bookmarkStart w:id="37" w:name="_Toc231383688"/>
       <w:r>
         <w:t>4.4. Отладка модуля</w:t>
       </w:r>
-      <w:bookmarkEnd w:id="19"/>
+      <w:bookmarkEnd w:id="36"/>
+      <w:bookmarkEnd w:id="37"/>
     </w:p>
     <w:p>
       <w:pPr>
@@ -5608,23 +5185,35 @@
     </w:p>
     <w:p>
       <w:pPr>
+        <w:pStyle w:val="a5"/>
+        <w:spacing w:line="360" w:lineRule="auto"/>
+        <w:ind w:firstLine="709"/>
+      </w:pPr>
+    </w:p>
+    <w:p>
+      <w:pPr>
         <w:pStyle w:val="1111111111"/>
       </w:pPr>
-      <w:bookmarkStart w:id="20" w:name="_Toc231304647"/>
-      <w:r>
+      <w:bookmarkStart w:id="38" w:name="_Toc231383566"/>
+      <w:bookmarkStart w:id="39" w:name="_Toc231383689"/>
+      <w:r>
+        <w:lastRenderedPageBreak/>
         <w:t>5. ТЕСТИРОВАНИЕ ПРОГРАММНОГО МОДУЛЯ</w:t>
       </w:r>
-      <w:bookmarkEnd w:id="20"/>
+      <w:bookmarkEnd w:id="38"/>
+      <w:bookmarkEnd w:id="39"/>
     </w:p>
     <w:p>
       <w:pPr>
         <w:pStyle w:val="2222222222222222222"/>
       </w:pPr>
-      <w:bookmarkStart w:id="21" w:name="_Toc231304648"/>
+      <w:bookmarkStart w:id="40" w:name="_Toc231383567"/>
+      <w:bookmarkStart w:id="41" w:name="_Toc231383690"/>
       <w:r>
         <w:t>5.1. Разработка тестовых сценариев</w:t>
       </w:r>
-      <w:bookmarkEnd w:id="21"/>
+      <w:bookmarkEnd w:id="40"/>
+      <w:bookmarkEnd w:id="41"/>
     </w:p>
     <w:tbl>
       <w:tblPr>
@@ -6092,11 +5681,13 @@
       <w:pPr>
         <w:pStyle w:val="2222222222222222222"/>
       </w:pPr>
-      <w:bookmarkStart w:id="22" w:name="_Toc231304649"/>
+      <w:bookmarkStart w:id="42" w:name="_Toc231383568"/>
+      <w:bookmarkStart w:id="43" w:name="_Toc231383691"/>
       <w:r>
         <w:t>5.2. Модульное тестирование</w:t>
       </w:r>
-      <w:bookmarkEnd w:id="22"/>
+      <w:bookmarkEnd w:id="42"/>
+      <w:bookmarkEnd w:id="43"/>
     </w:p>
     <w:p>
       <w:pPr>
@@ -6365,6 +5956,7 @@
           <w:color w:val="0F1115"/>
           <w:shd w:val="clear" w:color="auto" w:fill="FFFFFF"/>
         </w:rPr>
+        <w:lastRenderedPageBreak/>
         <w:t>Рисунок 4</w:t>
       </w:r>
       <w:r>
@@ -6453,11 +6045,13 @@
       <w:pPr>
         <w:pStyle w:val="2222222222222222222"/>
       </w:pPr>
-      <w:bookmarkStart w:id="23" w:name="_Toc231304650"/>
+      <w:bookmarkStart w:id="44" w:name="_Toc231383569"/>
+      <w:bookmarkStart w:id="45" w:name="_Toc231383692"/>
       <w:r>
         <w:t>5.3. Тестирование производительности</w:t>
       </w:r>
-      <w:bookmarkEnd w:id="23"/>
+      <w:bookmarkEnd w:id="44"/>
+      <w:bookmarkEnd w:id="45"/>
     </w:p>
     <w:p>
       <w:pPr>
@@ -6553,7 +6147,8 @@
       <w:pPr>
         <w:pStyle w:val="2222222222222222222"/>
       </w:pPr>
-      <w:bookmarkStart w:id="24" w:name="_Toc231304651"/>
+      <w:bookmarkStart w:id="46" w:name="_Toc231383570"/>
+      <w:bookmarkStart w:id="47" w:name="_Toc231383693"/>
       <w:r>
         <w:t xml:space="preserve">5.4. Загрузка программного модуля в </w:t>
       </w:r>
@@ -6561,7 +6156,8 @@
       <w:r>
         <w:t>репозиторий</w:t>
       </w:r>
-      <w:bookmarkEnd w:id="24"/>
+      <w:bookmarkEnd w:id="46"/>
+      <w:bookmarkEnd w:id="47"/>
       <w:proofErr w:type="spellEnd"/>
     </w:p>
     <w:p>
@@ -6865,11 +6461,14 @@
       <w:pPr>
         <w:pStyle w:val="1111111111"/>
       </w:pPr>
-      <w:bookmarkStart w:id="25" w:name="_Toc231304652"/>
-      <w:r>
+      <w:bookmarkStart w:id="48" w:name="_Toc231383571"/>
+      <w:bookmarkStart w:id="49" w:name="_Toc231383694"/>
+      <w:r>
+        <w:lastRenderedPageBreak/>
         <w:t>ЗАКЛЮЧЕНИЕ</w:t>
       </w:r>
-      <w:bookmarkEnd w:id="25"/>
+      <w:bookmarkEnd w:id="48"/>
+      <w:bookmarkEnd w:id="49"/>
     </w:p>
     <w:p>
       <w:pPr>
@@ -7083,13 +6682,25 @@
     </w:p>
     <w:p>
       <w:pPr>
+        <w:pStyle w:val="a5"/>
+        <w:spacing w:line="360" w:lineRule="auto"/>
+        <w:ind w:firstLine="709"/>
+      </w:pPr>
+      <w:bookmarkStart w:id="50" w:name="_GoBack"/>
+      <w:bookmarkEnd w:id="50"/>
+    </w:p>
+    <w:p>
+      <w:pPr>
         <w:pStyle w:val="1111111111"/>
       </w:pPr>
-      <w:bookmarkStart w:id="26" w:name="_Toc231304653"/>
-      <w:r>
+      <w:bookmarkStart w:id="51" w:name="_Toc231383572"/>
+      <w:bookmarkStart w:id="52" w:name="_Toc231383695"/>
+      <w:r>
+        <w:lastRenderedPageBreak/>
         <w:t>СПИСОК ИСПОЛЬЗОВАННЫХ ИСТОЧНИКОВ</w:t>
       </w:r>
-      <w:bookmarkEnd w:id="26"/>
+      <w:bookmarkEnd w:id="51"/>
+      <w:bookmarkEnd w:id="52"/>
     </w:p>
     <w:p>
       <w:pPr>
@@ -7508,7 +7119,7 @@
     </w:p>
     <w:sectPr>
       <w:pgSz w:w="11906" w:h="16838"/>
-      <w:pgMar w:top="1134" w:right="850" w:bottom="1134" w:left="1701" w:header="708" w:footer="708" w:gutter="0"/>
+      <w:pgMar w:top="1134" w:right="567" w:bottom="1134" w:left="1701" w:header="709" w:footer="709" w:gutter="0"/>
       <w:cols w:space="708"/>
       <w:docGrid w:linePitch="360"/>
     </w:sectPr>
@@ -11354,10 +10965,14 @@
     <w:autoRedefine/>
     <w:uiPriority w:val="39"/>
     <w:unhideWhenUsed/>
-    <w:rsid w:val="00A51D72"/>
+    <w:rsid w:val="000F0FC7"/>
     <w:pPr>
       <w:spacing w:after="100"/>
+      <w:jc w:val="left"/>
     </w:pPr>
+    <w:rPr>
+      <w:b w:val="0"/>
+    </w:rPr>
   </w:style>
   <w:style w:type="paragraph" w:customStyle="1" w:styleId="1111111111">
     <w:name w:val="1111111111"/>
@@ -11398,6 +11013,69 @@
       <w:rFonts w:ascii="Times New Roman" w:hAnsi="Times New Roman"/>
       <w:b/>
       <w:sz w:val="28"/>
+    </w:rPr>
+  </w:style>
+  <w:style w:type="paragraph" w:styleId="a9">
+    <w:name w:val="TOC Heading"/>
+    <w:basedOn w:val="1"/>
+    <w:next w:val="a"/>
+    <w:uiPriority w:val="39"/>
+    <w:unhideWhenUsed/>
+    <w:qFormat/>
+    <w:rsid w:val="000F0FC7"/>
+    <w:pPr>
+      <w:keepNext/>
+      <w:keepLines/>
+      <w:spacing w:before="240" w:beforeAutospacing="0" w:after="0" w:afterAutospacing="0" w:line="259" w:lineRule="auto"/>
+      <w:outlineLvl w:val="9"/>
+    </w:pPr>
+    <w:rPr>
+      <w:rFonts w:asciiTheme="majorHAnsi" w:eastAsiaTheme="majorEastAsia" w:hAnsiTheme="majorHAnsi" w:cstheme="majorBidi"/>
+      <w:bCs w:val="0"/>
+      <w:color w:val="2E74B5" w:themeColor="accent1" w:themeShade="BF"/>
+      <w:kern w:val="0"/>
+      <w:sz w:val="32"/>
+      <w:szCs w:val="32"/>
+    </w:rPr>
+  </w:style>
+  <w:style w:type="paragraph" w:styleId="21">
+    <w:name w:val="toc 2"/>
+    <w:basedOn w:val="a"/>
+    <w:next w:val="a"/>
+    <w:autoRedefine/>
+    <w:uiPriority w:val="39"/>
+    <w:unhideWhenUsed/>
+    <w:rsid w:val="000F0FC7"/>
+    <w:pPr>
+      <w:spacing w:after="100"/>
+      <w:ind w:left="220"/>
+      <w:jc w:val="left"/>
+    </w:pPr>
+    <w:rPr>
+      <w:rFonts w:asciiTheme="minorHAnsi" w:eastAsiaTheme="minorEastAsia" w:hAnsiTheme="minorHAnsi" w:cs="Times New Roman"/>
+      <w:b w:val="0"/>
+      <w:sz w:val="22"/>
+      <w:lang w:eastAsia="ru-RU"/>
+    </w:rPr>
+  </w:style>
+  <w:style w:type="paragraph" w:styleId="31">
+    <w:name w:val="toc 3"/>
+    <w:basedOn w:val="a"/>
+    <w:next w:val="a"/>
+    <w:autoRedefine/>
+    <w:uiPriority w:val="39"/>
+    <w:unhideWhenUsed/>
+    <w:rsid w:val="000F0FC7"/>
+    <w:pPr>
+      <w:spacing w:after="100"/>
+      <w:ind w:left="440"/>
+      <w:jc w:val="left"/>
+    </w:pPr>
+    <w:rPr>
+      <w:rFonts w:asciiTheme="minorHAnsi" w:eastAsiaTheme="minorEastAsia" w:hAnsiTheme="minorHAnsi" w:cs="Times New Roman"/>
+      <w:b w:val="0"/>
+      <w:sz w:val="22"/>
+      <w:lang w:eastAsia="ru-RU"/>
     </w:rPr>
   </w:style>
 </w:styles>
@@ -11669,7 +11347,7 @@
 </file>
 
 <file path=customXml/itemProps1.xml><?xml version="1.0" encoding="utf-8"?>
-<ds:datastoreItem xmlns:ds="http://schemas.openxmlformats.org/officeDocument/2006/customXml" ds:itemID="{2F974101-AF9A-42D2-A737-27F5B25C4CB5}">
+<ds:datastoreItem xmlns:ds="http://schemas.openxmlformats.org/officeDocument/2006/customXml" ds:itemID="{42A3D0DB-628B-47D2-9E20-A43C549D966D}">
   <ds:schemaRefs>
     <ds:schemaRef ds:uri="http://schemas.openxmlformats.org/officeDocument/2006/bibliography"/>
   </ds:schemaRefs>

--- a/Информационная система расписания приёма пациентов.docx
+++ b/Информационная система расписания приёма пациентов.docx
@@ -1999,78 +1999,18 @@
     </w:p>
     <w:p>
       <w:pPr>
-        <w:pStyle w:val="a5"/>
-        <w:spacing w:line="360" w:lineRule="auto"/>
-        <w:ind w:firstLine="709"/>
-      </w:pPr>
-    </w:p>
-    <w:p>
-      <w:pPr>
-        <w:pStyle w:val="a5"/>
-        <w:spacing w:line="360" w:lineRule="auto"/>
-        <w:ind w:firstLine="709"/>
-      </w:pPr>
-    </w:p>
-    <w:p>
-      <w:pPr>
-        <w:pStyle w:val="a5"/>
-        <w:spacing w:line="360" w:lineRule="auto"/>
-        <w:ind w:firstLine="709"/>
-      </w:pPr>
-    </w:p>
-    <w:p>
-      <w:pPr>
-        <w:pStyle w:val="a5"/>
-        <w:spacing w:line="360" w:lineRule="auto"/>
-        <w:ind w:firstLine="709"/>
-      </w:pPr>
-    </w:p>
-    <w:p>
-      <w:pPr>
-        <w:pStyle w:val="a5"/>
-        <w:spacing w:line="360" w:lineRule="auto"/>
-        <w:ind w:firstLine="709"/>
-      </w:pPr>
-    </w:p>
-    <w:p>
-      <w:pPr>
-        <w:pStyle w:val="a5"/>
-        <w:spacing w:line="360" w:lineRule="auto"/>
-        <w:ind w:firstLine="709"/>
-      </w:pPr>
-    </w:p>
-    <w:p>
-      <w:pPr>
-        <w:pStyle w:val="a5"/>
-        <w:spacing w:line="360" w:lineRule="auto"/>
-        <w:ind w:firstLine="709"/>
-      </w:pPr>
-    </w:p>
-    <w:p>
-      <w:pPr>
-        <w:pStyle w:val="a5"/>
-        <w:spacing w:line="360" w:lineRule="auto"/>
-        <w:ind w:firstLine="709"/>
-      </w:pPr>
-    </w:p>
-    <w:p>
-      <w:pPr>
-        <w:pStyle w:val="a5"/>
-        <w:spacing w:line="360" w:lineRule="auto"/>
-        <w:ind w:firstLine="709"/>
-      </w:pPr>
-    </w:p>
-    <w:p>
-      <w:pPr>
-        <w:pStyle w:val="a5"/>
-        <w:spacing w:line="360" w:lineRule="auto"/>
-      </w:pPr>
-    </w:p>
-    <w:p>
-      <w:pPr>
-        <w:pStyle w:val="a5"/>
-        <w:spacing w:line="360" w:lineRule="auto"/>
-      </w:pPr>
+        <w:jc w:val="left"/>
+        <w:rPr>
+          <w:b w:val="0"/>
+          <w:lang w:eastAsia="ru-RU"/>
+        </w:rPr>
+      </w:pPr>
+      <w:r>
+        <w:rPr>
+          <w:lang w:eastAsia="ru-RU"/>
+        </w:rPr>
+        <w:br w:type="page"/>
+      </w:r>
     </w:p>
     <w:p>
       <w:pPr>
@@ -2088,6 +2028,7 @@
     <w:p>
       <w:pPr>
         <w:pStyle w:val="2222222222222222222"/>
+        <w:jc w:val="left"/>
       </w:pPr>
       <w:bookmarkStart w:id="4" w:name="_Toc231383549"/>
       <w:bookmarkStart w:id="5" w:name="_Toc231383672"/>
@@ -2392,29 +2333,12 @@
       <w:pPr>
         <w:pStyle w:val="a5"/>
         <w:spacing w:line="360" w:lineRule="auto"/>
-        <w:ind w:firstLine="709"/>
-      </w:pPr>
-      <w:r>
-        <w:t>.</w:t>
-      </w:r>
-    </w:p>
-    <w:p>
-      <w:pPr>
-        <w:pStyle w:val="a5"/>
-        <w:spacing w:line="360" w:lineRule="auto"/>
-        <w:ind w:firstLine="709"/>
-      </w:pPr>
-    </w:p>
-    <w:p>
-      <w:pPr>
-        <w:pStyle w:val="a5"/>
-        <w:spacing w:line="360" w:lineRule="auto"/>
-        <w:ind w:firstLine="709"/>
       </w:pPr>
     </w:p>
     <w:p>
       <w:pPr>
         <w:pStyle w:val="2222222222222222222"/>
+        <w:jc w:val="left"/>
       </w:pPr>
       <w:bookmarkStart w:id="6" w:name="_Toc231383550"/>
       <w:bookmarkStart w:id="7" w:name="_Toc231383673"/>
@@ -2442,39 +2366,39 @@
         <w:rPr>
           <w:lang w:eastAsia="ru-RU"/>
         </w:rPr>
+        <w:t>Основные правила пожарной безопасности:</w:t>
+      </w:r>
+    </w:p>
+    <w:p>
+      <w:pPr>
+        <w:pStyle w:val="a5"/>
+        <w:spacing w:line="360" w:lineRule="auto"/>
+        <w:ind w:firstLine="709"/>
+        <w:rPr>
+          <w:lang w:eastAsia="ru-RU"/>
+        </w:rPr>
+      </w:pPr>
+      <w:r>
+        <w:rPr>
+          <w:lang w:eastAsia="ru-RU"/>
+        </w:rPr>
+        <w:t>Запрещается курить и пользоваться открытым огнём в помещении.</w:t>
+      </w:r>
+    </w:p>
+    <w:p>
+      <w:pPr>
+        <w:pStyle w:val="a5"/>
+        <w:spacing w:line="360" w:lineRule="auto"/>
+        <w:ind w:firstLine="709"/>
+        <w:rPr>
+          <w:lang w:eastAsia="ru-RU"/>
+        </w:rPr>
+      </w:pPr>
+      <w:r>
+        <w:rPr>
+          <w:lang w:eastAsia="ru-RU"/>
+        </w:rPr>
         <w:lastRenderedPageBreak/>
-        <w:t>Основные правила пожарной безопасности:</w:t>
-      </w:r>
-    </w:p>
-    <w:p>
-      <w:pPr>
-        <w:pStyle w:val="a5"/>
-        <w:spacing w:line="360" w:lineRule="auto"/>
-        <w:ind w:firstLine="709"/>
-        <w:rPr>
-          <w:lang w:eastAsia="ru-RU"/>
-        </w:rPr>
-      </w:pPr>
-      <w:r>
-        <w:rPr>
-          <w:lang w:eastAsia="ru-RU"/>
-        </w:rPr>
-        <w:t>Запрещается курить и пользоваться открытым огнём в помещении.</w:t>
-      </w:r>
-    </w:p>
-    <w:p>
-      <w:pPr>
-        <w:pStyle w:val="a5"/>
-        <w:spacing w:line="360" w:lineRule="auto"/>
-        <w:ind w:firstLine="709"/>
-        <w:rPr>
-          <w:lang w:eastAsia="ru-RU"/>
-        </w:rPr>
-      </w:pPr>
-      <w:r>
-        <w:rPr>
-          <w:lang w:eastAsia="ru-RU"/>
-        </w:rPr>
         <w:t>Не допускается эксплуатация н</w:t>
       </w:r>
       <w:r>
@@ -2631,7 +2555,19 @@
         <w:rPr>
           <w:lang w:eastAsia="ru-RU"/>
         </w:rPr>
-        <w:t>При невозможности потушить — эвакуироваться согласно плану эвакуации.</w:t>
+        <w:t>При невозможности по</w:t>
+      </w:r>
+      <w:r>
+        <w:rPr>
+          <w:lang w:eastAsia="ru-RU"/>
+        </w:rPr>
+        <w:t>тушить — эвакуироваться по</w:t>
+      </w:r>
+      <w:r>
+        <w:rPr>
+          <w:lang w:eastAsia="ru-RU"/>
+        </w:rPr>
+        <w:t xml:space="preserve"> плану эвакуации.</w:t>
       </w:r>
     </w:p>
     <w:p>
@@ -2644,6 +2580,7 @@
     <w:p>
       <w:pPr>
         <w:pStyle w:val="2222222222222222222"/>
+        <w:jc w:val="left"/>
       </w:pPr>
       <w:bookmarkStart w:id="8" w:name="_Toc231383551"/>
       <w:bookmarkStart w:id="9" w:name="_Toc231383674"/>
@@ -2817,6 +2754,21 @@
     </w:p>
     <w:p>
       <w:pPr>
+        <w:jc w:val="left"/>
+        <w:rPr>
+          <w:b w:val="0"/>
+          <w:lang w:eastAsia="ru-RU"/>
+        </w:rPr>
+      </w:pPr>
+      <w:r>
+        <w:rPr>
+          <w:lang w:eastAsia="ru-RU"/>
+        </w:rPr>
+        <w:br w:type="page"/>
+      </w:r>
+    </w:p>
+    <w:p>
+      <w:pPr>
         <w:pStyle w:val="1111111111"/>
       </w:pPr>
       <w:bookmarkStart w:id="10" w:name="_Toc231383552"/>
@@ -2831,6 +2783,7 @@
     <w:p>
       <w:pPr>
         <w:pStyle w:val="2222222222222222222"/>
+        <w:jc w:val="left"/>
       </w:pPr>
       <w:bookmarkStart w:id="12" w:name="_Toc231383553"/>
       <w:bookmarkStart w:id="13" w:name="_Toc231383676"/>
@@ -2863,6 +2816,7 @@
     <w:p>
       <w:pPr>
         <w:pStyle w:val="2222222222222222222"/>
+        <w:jc w:val="left"/>
       </w:pPr>
       <w:bookmarkStart w:id="14" w:name="_Toc231383554"/>
       <w:bookmarkStart w:id="15" w:name="_Toc231383677"/>
@@ -2938,6 +2892,7 @@
     <w:p>
       <w:pPr>
         <w:pStyle w:val="2222222222222222222"/>
+        <w:jc w:val="left"/>
       </w:pPr>
       <w:bookmarkStart w:id="16" w:name="_Toc231383555"/>
       <w:bookmarkStart w:id="17" w:name="_Toc231383678"/>
@@ -3079,6 +3034,7 @@
     <w:p>
       <w:pPr>
         <w:pStyle w:val="2222222222222222222"/>
+        <w:jc w:val="left"/>
       </w:pPr>
       <w:bookmarkStart w:id="18" w:name="_Toc231383556"/>
       <w:bookmarkStart w:id="19" w:name="_Toc231383679"/>
@@ -3221,6 +3177,16 @@
       <w:pPr>
         <w:pStyle w:val="a5"/>
         <w:spacing w:line="360" w:lineRule="auto"/>
+        <w:ind w:firstLine="709"/>
+      </w:pPr>
+      <w:r>
+        <w:t>На рисунке 1 изображен главный интерфейс информационной системы</w:t>
+      </w:r>
+    </w:p>
+    <w:p>
+      <w:pPr>
+        <w:pStyle w:val="a5"/>
+        <w:spacing w:line="360" w:lineRule="auto"/>
         <w:jc w:val="center"/>
       </w:pPr>
       <w:r>
@@ -3230,8 +3196,8 @@
         </w:rPr>
         <w:drawing>
           <wp:inline distT="0" distB="0" distL="0" distR="0" wp14:anchorId="1D9494CE" wp14:editId="170839BF">
-            <wp:extent cx="4283075" cy="3582670"/>
-            <wp:effectExtent l="0" t="0" r="3175" b="0"/>
+            <wp:extent cx="4960025" cy="4148919"/>
+            <wp:effectExtent l="0" t="0" r="0" b="4445"/>
             <wp:docPr id="1" name="Рисунок 1"/>
             <wp:cNvGraphicFramePr>
               <a:graphicFrameLocks xmlns:a="http://schemas.openxmlformats.org/drawingml/2006/main" noChangeAspect="1"/>
@@ -3252,7 +3218,7 @@
                   <pic:spPr>
                     <a:xfrm>
                       <a:off x="0" y="0"/>
-                      <a:ext cx="4343413" cy="3633141"/>
+                      <a:ext cx="5052933" cy="4226634"/>
                     </a:xfrm>
                     <a:prstGeom prst="rect">
                       <a:avLst/>
@@ -3288,86 +3254,20 @@
     </w:p>
     <w:p>
       <w:pPr>
-        <w:pStyle w:val="a5"/>
-        <w:spacing w:line="360" w:lineRule="auto"/>
-        <w:jc w:val="center"/>
-      </w:pPr>
-    </w:p>
-    <w:p>
-      <w:pPr>
-        <w:pStyle w:val="a5"/>
-        <w:spacing w:line="360" w:lineRule="auto"/>
-        <w:jc w:val="center"/>
-      </w:pPr>
-    </w:p>
-    <w:p>
-      <w:pPr>
-        <w:pStyle w:val="a5"/>
-        <w:spacing w:line="360" w:lineRule="auto"/>
-        <w:jc w:val="center"/>
-      </w:pPr>
-    </w:p>
-    <w:p>
-      <w:pPr>
-        <w:pStyle w:val="a5"/>
-        <w:spacing w:line="360" w:lineRule="auto"/>
-        <w:jc w:val="center"/>
-      </w:pPr>
-    </w:p>
-    <w:p>
-      <w:pPr>
-        <w:pStyle w:val="a5"/>
-        <w:spacing w:line="360" w:lineRule="auto"/>
-        <w:jc w:val="center"/>
-      </w:pPr>
-    </w:p>
-    <w:p>
-      <w:pPr>
-        <w:pStyle w:val="a5"/>
-        <w:spacing w:line="360" w:lineRule="auto"/>
-        <w:jc w:val="center"/>
-      </w:pPr>
-    </w:p>
-    <w:p>
-      <w:pPr>
-        <w:pStyle w:val="a5"/>
-        <w:spacing w:line="360" w:lineRule="auto"/>
-        <w:jc w:val="center"/>
-      </w:pPr>
-    </w:p>
-    <w:p>
-      <w:pPr>
-        <w:pStyle w:val="a5"/>
-        <w:spacing w:line="360" w:lineRule="auto"/>
-        <w:jc w:val="center"/>
-      </w:pPr>
-    </w:p>
-    <w:p>
-      <w:pPr>
-        <w:pStyle w:val="a5"/>
-        <w:spacing w:line="360" w:lineRule="auto"/>
-        <w:jc w:val="center"/>
-      </w:pPr>
-    </w:p>
-    <w:p>
-      <w:pPr>
-        <w:pStyle w:val="a5"/>
-        <w:spacing w:line="360" w:lineRule="auto"/>
-        <w:jc w:val="center"/>
-      </w:pPr>
-    </w:p>
-    <w:p>
-      <w:pPr>
-        <w:pStyle w:val="a5"/>
-        <w:spacing w:line="360" w:lineRule="auto"/>
-        <w:jc w:val="center"/>
-      </w:pPr>
-    </w:p>
-    <w:p>
-      <w:pPr>
-        <w:pStyle w:val="a5"/>
-        <w:spacing w:line="360" w:lineRule="auto"/>
-      </w:pPr>
+        <w:jc w:val="left"/>
+        <w:rPr>
+          <w:rFonts w:cs="Times New Roman"/>
+          <w:b w:val="0"/>
+          <w:i/>
+        </w:rPr>
+      </w:pPr>
+      <w:r>
+        <w:rPr>
+          <w:rFonts w:cs="Times New Roman"/>
+          <w:i/>
+        </w:rPr>
+        <w:br w:type="page"/>
+      </w:r>
     </w:p>
     <w:p>
       <w:pPr>
@@ -3385,6 +3285,7 @@
     <w:p>
       <w:pPr>
         <w:pStyle w:val="2222222222222222222"/>
+        <w:jc w:val="left"/>
       </w:pPr>
       <w:bookmarkStart w:id="22" w:name="_Toc231383558"/>
       <w:bookmarkStart w:id="23" w:name="_Toc231383681"/>
@@ -3393,6 +3294,53 @@
       </w:r>
       <w:bookmarkEnd w:id="22"/>
       <w:bookmarkEnd w:id="23"/>
+    </w:p>
+    <w:p>
+      <w:pPr>
+        <w:pStyle w:val="a5"/>
+        <w:spacing w:line="360" w:lineRule="auto"/>
+        <w:ind w:firstLine="709"/>
+      </w:pPr>
+      <w:r>
+        <w:rPr>
+          <w:rFonts w:cs="Times New Roman"/>
+          <w:color w:val="262626"/>
+          <w:szCs w:val="28"/>
+          <w:shd w:val="clear" w:color="auto" w:fill="FFFFFF"/>
+        </w:rPr>
+        <w:t>На таблице 1 изображена</w:t>
+      </w:r>
+      <w:r>
+        <w:rPr>
+          <w:rFonts w:cs="Times New Roman"/>
+          <w:color w:val="262626"/>
+          <w:szCs w:val="28"/>
+          <w:shd w:val="clear" w:color="auto" w:fill="FFFFFF"/>
+        </w:rPr>
+        <w:t xml:space="preserve"> </w:t>
+      </w:r>
+      <w:r>
+        <w:rPr>
+          <w:rFonts w:cs="Times New Roman"/>
+          <w:color w:val="262626"/>
+          <w:szCs w:val="28"/>
+          <w:shd w:val="clear" w:color="auto" w:fill="FFFFFF"/>
+        </w:rPr>
+        <w:t>функциональная спецификация модуля</w:t>
+      </w:r>
+      <w:r>
+        <w:t>.</w:t>
+      </w:r>
+    </w:p>
+    <w:p>
+      <w:pPr>
+        <w:pStyle w:val="a5"/>
+        <w:spacing w:line="360" w:lineRule="auto"/>
+        <w:ind w:firstLine="709"/>
+      </w:pPr>
+      <w:r>
+        <w:t>Таблица 1 – функциональная спецификация модуля</w:t>
+      </w:r>
     </w:p>
     <w:tbl>
       <w:tblPr>
@@ -3406,6 +3354,9 @@
         <w:gridCol w:w="3115"/>
       </w:tblGrid>
       <w:tr>
+        <w:trPr>
+          <w:trHeight w:val="698"/>
+        </w:trPr>
         <w:tc>
           <w:tcPr>
             <w:tcW w:w="3115" w:type="dxa"/>
@@ -3477,6 +3428,9 @@
         </w:tc>
       </w:tr>
       <w:tr>
+        <w:trPr>
+          <w:trHeight w:val="977"/>
+        </w:trPr>
         <w:tc>
           <w:tcPr>
             <w:tcW w:w="3115" w:type="dxa"/>
@@ -3746,6 +3700,9 @@
         </w:tc>
       </w:tr>
       <w:tr>
+        <w:trPr>
+          <w:trHeight w:val="453"/>
+        </w:trPr>
         <w:tc>
           <w:tcPr>
             <w:tcW w:w="3115" w:type="dxa"/>
@@ -3829,6 +3786,9 @@
         </w:tc>
       </w:tr>
       <w:tr>
+        <w:trPr>
+          <w:trHeight w:val="606"/>
+        </w:trPr>
         <w:tc>
           <w:tcPr>
             <w:tcW w:w="3115" w:type="dxa"/>
@@ -3903,17 +3863,17 @@
     </w:tbl>
     <w:p>
       <w:pPr>
-        <w:pStyle w:val="a5"/>
-        <w:spacing w:line="360" w:lineRule="auto"/>
-        <w:ind w:firstLine="709"/>
-      </w:pPr>
-    </w:p>
-    <w:p>
-      <w:pPr>
         <w:pStyle w:val="2222222222222222222"/>
+        <w:jc w:val="left"/>
       </w:pPr>
       <w:bookmarkStart w:id="24" w:name="_Toc231383559"/>
       <w:bookmarkStart w:id="25" w:name="_Toc231383682"/>
+    </w:p>
+    <w:p>
+      <w:pPr>
+        <w:pStyle w:val="2222222222222222222"/>
+        <w:jc w:val="left"/>
+      </w:pPr>
       <w:r>
         <w:t>3.2. Описание синтаксической спецификации входа модуля</w:t>
       </w:r>
@@ -4067,11 +4027,20 @@
     </w:p>
     <w:p>
       <w:pPr>
+        <w:pStyle w:val="a5"/>
+        <w:spacing w:line="360" w:lineRule="auto"/>
+        <w:ind w:firstLine="709"/>
+      </w:pPr>
+    </w:p>
+    <w:p>
+      <w:pPr>
         <w:pStyle w:val="2222222222222222222"/>
+        <w:jc w:val="left"/>
       </w:pPr>
       <w:bookmarkStart w:id="26" w:name="_Toc231383560"/>
       <w:bookmarkStart w:id="27" w:name="_Toc231383683"/>
       <w:r>
+        <w:lastRenderedPageBreak/>
         <w:t>3.3. Описание структуры данных модуля</w:t>
       </w:r>
       <w:bookmarkEnd w:id="26"/>
@@ -4116,7 +4085,6 @@
         <w:ind w:firstLine="709"/>
       </w:pPr>
       <w:r>
-        <w:lastRenderedPageBreak/>
         <w:t xml:space="preserve">  "</w:t>
       </w:r>
       <w:proofErr w:type="spellStart"/>
@@ -4403,157 +4371,14 @@
     </w:p>
     <w:p>
       <w:pPr>
-        <w:pStyle w:val="a5"/>
-        <w:spacing w:line="360" w:lineRule="auto"/>
-        <w:ind w:firstLine="709"/>
-      </w:pPr>
-    </w:p>
-    <w:p>
-      <w:pPr>
-        <w:pStyle w:val="a5"/>
-        <w:spacing w:line="360" w:lineRule="auto"/>
-        <w:ind w:firstLine="709"/>
-      </w:pPr>
-    </w:p>
-    <w:p>
-      <w:pPr>
-        <w:pStyle w:val="a5"/>
-        <w:spacing w:line="360" w:lineRule="auto"/>
-        <w:ind w:firstLine="709"/>
-      </w:pPr>
-    </w:p>
-    <w:p>
-      <w:pPr>
-        <w:pStyle w:val="a5"/>
-        <w:spacing w:line="360" w:lineRule="auto"/>
-        <w:ind w:firstLine="709"/>
-      </w:pPr>
-    </w:p>
-    <w:p>
-      <w:pPr>
-        <w:pStyle w:val="a5"/>
-        <w:spacing w:line="360" w:lineRule="auto"/>
-        <w:ind w:firstLine="709"/>
-      </w:pPr>
-    </w:p>
-    <w:p>
-      <w:pPr>
-        <w:pStyle w:val="a5"/>
-        <w:spacing w:line="360" w:lineRule="auto"/>
-        <w:ind w:firstLine="709"/>
-      </w:pPr>
-    </w:p>
-    <w:p>
-      <w:pPr>
-        <w:pStyle w:val="a5"/>
-        <w:spacing w:line="360" w:lineRule="auto"/>
-        <w:ind w:firstLine="709"/>
-      </w:pPr>
-    </w:p>
-    <w:p>
-      <w:pPr>
-        <w:pStyle w:val="a5"/>
-        <w:spacing w:line="360" w:lineRule="auto"/>
-        <w:ind w:firstLine="709"/>
-      </w:pPr>
-    </w:p>
-    <w:p>
-      <w:pPr>
-        <w:pStyle w:val="a5"/>
-        <w:spacing w:line="360" w:lineRule="auto"/>
-        <w:ind w:firstLine="709"/>
-      </w:pPr>
-    </w:p>
-    <w:p>
-      <w:pPr>
-        <w:pStyle w:val="a5"/>
-        <w:spacing w:line="360" w:lineRule="auto"/>
-        <w:ind w:firstLine="709"/>
-      </w:pPr>
-    </w:p>
-    <w:p>
-      <w:pPr>
-        <w:pStyle w:val="a5"/>
-        <w:spacing w:line="360" w:lineRule="auto"/>
-        <w:ind w:firstLine="709"/>
-      </w:pPr>
-    </w:p>
-    <w:p>
-      <w:pPr>
-        <w:pStyle w:val="a5"/>
-        <w:spacing w:line="360" w:lineRule="auto"/>
-        <w:ind w:firstLine="709"/>
-      </w:pPr>
-    </w:p>
-    <w:p>
-      <w:pPr>
-        <w:pStyle w:val="a5"/>
-        <w:spacing w:line="360" w:lineRule="auto"/>
-        <w:ind w:firstLine="709"/>
-      </w:pPr>
-    </w:p>
-    <w:p>
-      <w:pPr>
-        <w:pStyle w:val="a5"/>
-        <w:spacing w:line="360" w:lineRule="auto"/>
-        <w:ind w:firstLine="709"/>
-      </w:pPr>
-    </w:p>
-    <w:p>
-      <w:pPr>
-        <w:pStyle w:val="a5"/>
-        <w:spacing w:line="360" w:lineRule="auto"/>
-        <w:ind w:firstLine="709"/>
-      </w:pPr>
-    </w:p>
-    <w:p>
-      <w:pPr>
-        <w:pStyle w:val="a5"/>
-        <w:spacing w:line="360" w:lineRule="auto"/>
-        <w:ind w:firstLine="709"/>
-      </w:pPr>
-    </w:p>
-    <w:p>
-      <w:pPr>
-        <w:pStyle w:val="a5"/>
-        <w:spacing w:line="360" w:lineRule="auto"/>
-        <w:ind w:firstLine="709"/>
-      </w:pPr>
-    </w:p>
-    <w:p>
-      <w:pPr>
-        <w:pStyle w:val="a5"/>
-        <w:spacing w:line="360" w:lineRule="auto"/>
-        <w:ind w:firstLine="709"/>
-      </w:pPr>
-    </w:p>
-    <w:p>
-      <w:pPr>
-        <w:pStyle w:val="a5"/>
-        <w:spacing w:line="360" w:lineRule="auto"/>
-        <w:ind w:firstLine="709"/>
-      </w:pPr>
-    </w:p>
-    <w:p>
-      <w:pPr>
-        <w:pStyle w:val="a5"/>
-        <w:spacing w:line="360" w:lineRule="auto"/>
-        <w:ind w:firstLine="709"/>
-      </w:pPr>
-    </w:p>
-    <w:p>
-      <w:pPr>
-        <w:pStyle w:val="a5"/>
-        <w:spacing w:line="360" w:lineRule="auto"/>
-        <w:ind w:firstLine="709"/>
-      </w:pPr>
-    </w:p>
-    <w:p>
-      <w:pPr>
-        <w:pStyle w:val="a5"/>
-        <w:spacing w:line="360" w:lineRule="auto"/>
-        <w:ind w:firstLine="709"/>
-      </w:pPr>
+        <w:jc w:val="left"/>
+        <w:rPr>
+          <w:b w:val="0"/>
+        </w:rPr>
+      </w:pPr>
+      <w:r>
+        <w:br w:type="page"/>
+      </w:r>
     </w:p>
     <w:p>
       <w:pPr>
@@ -4571,6 +4396,7 @@
     <w:p>
       <w:pPr>
         <w:pStyle w:val="2222222222222222222"/>
+        <w:jc w:val="left"/>
       </w:pPr>
       <w:bookmarkStart w:id="30" w:name="_Toc231383562"/>
       <w:bookmarkStart w:id="31" w:name="_Toc231383685"/>
@@ -4627,6 +4453,7 @@
     <w:p>
       <w:pPr>
         <w:pStyle w:val="2222222222222222222"/>
+        <w:jc w:val="left"/>
       </w:pPr>
       <w:bookmarkStart w:id="32" w:name="_Toc231383563"/>
       <w:bookmarkStart w:id="33" w:name="_Toc231383686"/>
@@ -4793,6 +4620,16 @@
       </w:r>
       <w:r>
         <w:t>автоматическим кодом дизайнера.</w:t>
+      </w:r>
+    </w:p>
+    <w:p>
+      <w:pPr>
+        <w:pStyle w:val="a5"/>
+        <w:spacing w:line="360" w:lineRule="auto"/>
+        <w:ind w:firstLine="709"/>
+      </w:pPr>
+      <w:r>
+        <w:t>На рисунке 2 изображена форма для добавления новой записи</w:t>
       </w:r>
     </w:p>
     <w:p>
@@ -4868,14 +4705,8 @@
     </w:p>
     <w:p>
       <w:pPr>
-        <w:pStyle w:val="a5"/>
-        <w:spacing w:line="360" w:lineRule="auto"/>
-        <w:ind w:firstLine="709"/>
-      </w:pPr>
-    </w:p>
-    <w:p>
-      <w:pPr>
         <w:pStyle w:val="2222222222222222222"/>
+        <w:jc w:val="left"/>
       </w:pPr>
       <w:bookmarkStart w:id="34" w:name="_Toc231383564"/>
       <w:bookmarkStart w:id="35" w:name="_Toc231383687"/>
@@ -4949,6 +4780,7 @@
     <w:p>
       <w:pPr>
         <w:pStyle w:val="2222222222222222222"/>
+        <w:jc w:val="left"/>
       </w:pPr>
       <w:bookmarkStart w:id="36" w:name="_Toc231383565"/>
       <w:bookmarkStart w:id="37" w:name="_Toc231383688"/>
@@ -5054,141 +4886,14 @@
     </w:p>
     <w:p>
       <w:pPr>
-        <w:pStyle w:val="a5"/>
-        <w:spacing w:line="360" w:lineRule="auto"/>
-        <w:ind w:firstLine="709"/>
-      </w:pPr>
-    </w:p>
-    <w:p>
-      <w:pPr>
-        <w:pStyle w:val="a5"/>
-        <w:spacing w:line="360" w:lineRule="auto"/>
-        <w:ind w:firstLine="709"/>
-      </w:pPr>
-    </w:p>
-    <w:p>
-      <w:pPr>
-        <w:pStyle w:val="a5"/>
-        <w:spacing w:line="360" w:lineRule="auto"/>
-        <w:ind w:firstLine="709"/>
-      </w:pPr>
-    </w:p>
-    <w:p>
-      <w:pPr>
-        <w:pStyle w:val="a5"/>
-        <w:spacing w:line="360" w:lineRule="auto"/>
-        <w:ind w:firstLine="709"/>
-      </w:pPr>
-    </w:p>
-    <w:p>
-      <w:pPr>
-        <w:pStyle w:val="a5"/>
-        <w:spacing w:line="360" w:lineRule="auto"/>
-        <w:ind w:firstLine="709"/>
-      </w:pPr>
-    </w:p>
-    <w:p>
-      <w:pPr>
-        <w:pStyle w:val="a5"/>
-        <w:spacing w:line="360" w:lineRule="auto"/>
-        <w:ind w:firstLine="709"/>
-      </w:pPr>
-    </w:p>
-    <w:p>
-      <w:pPr>
-        <w:pStyle w:val="a5"/>
-        <w:spacing w:line="360" w:lineRule="auto"/>
-        <w:ind w:firstLine="709"/>
-      </w:pPr>
-    </w:p>
-    <w:p>
-      <w:pPr>
-        <w:pStyle w:val="a5"/>
-        <w:spacing w:line="360" w:lineRule="auto"/>
-        <w:ind w:firstLine="709"/>
-      </w:pPr>
-    </w:p>
-    <w:p>
-      <w:pPr>
-        <w:pStyle w:val="a5"/>
-        <w:spacing w:line="360" w:lineRule="auto"/>
-        <w:ind w:firstLine="709"/>
-      </w:pPr>
-    </w:p>
-    <w:p>
-      <w:pPr>
-        <w:pStyle w:val="a5"/>
-        <w:spacing w:line="360" w:lineRule="auto"/>
-        <w:ind w:firstLine="709"/>
-      </w:pPr>
-    </w:p>
-    <w:p>
-      <w:pPr>
-        <w:pStyle w:val="a5"/>
-        <w:spacing w:line="360" w:lineRule="auto"/>
-        <w:ind w:firstLine="709"/>
-      </w:pPr>
-    </w:p>
-    <w:p>
-      <w:pPr>
-        <w:pStyle w:val="a5"/>
-        <w:spacing w:line="360" w:lineRule="auto"/>
-        <w:ind w:firstLine="709"/>
-      </w:pPr>
-    </w:p>
-    <w:p>
-      <w:pPr>
-        <w:pStyle w:val="a5"/>
-        <w:spacing w:line="360" w:lineRule="auto"/>
-        <w:ind w:firstLine="709"/>
-      </w:pPr>
-    </w:p>
-    <w:p>
-      <w:pPr>
-        <w:pStyle w:val="a5"/>
-        <w:tabs>
-          <w:tab w:val="left" w:pos="4182"/>
-        </w:tabs>
-        <w:spacing w:line="360" w:lineRule="auto"/>
-        <w:ind w:firstLine="709"/>
-      </w:pPr>
-      <w:r>
-        <w:tab/>
-      </w:r>
-    </w:p>
-    <w:p>
-      <w:pPr>
-        <w:pStyle w:val="a5"/>
-        <w:tabs>
-          <w:tab w:val="left" w:pos="4182"/>
-        </w:tabs>
-        <w:spacing w:line="360" w:lineRule="auto"/>
-        <w:ind w:firstLine="709"/>
-      </w:pPr>
-    </w:p>
-    <w:p>
-      <w:pPr>
-        <w:pStyle w:val="a5"/>
-        <w:tabs>
-          <w:tab w:val="left" w:pos="4182"/>
-        </w:tabs>
-        <w:spacing w:line="360" w:lineRule="auto"/>
-        <w:ind w:firstLine="709"/>
-      </w:pPr>
-    </w:p>
-    <w:p>
-      <w:pPr>
-        <w:pStyle w:val="a5"/>
-        <w:spacing w:line="360" w:lineRule="auto"/>
-        <w:ind w:firstLine="709"/>
-      </w:pPr>
-    </w:p>
-    <w:p>
-      <w:pPr>
-        <w:pStyle w:val="a5"/>
-        <w:spacing w:line="360" w:lineRule="auto"/>
-        <w:ind w:firstLine="709"/>
-      </w:pPr>
+        <w:jc w:val="left"/>
+        <w:rPr>
+          <w:b w:val="0"/>
+        </w:rPr>
+      </w:pPr>
+      <w:r>
+        <w:br w:type="page"/>
+      </w:r>
     </w:p>
     <w:p>
       <w:pPr>
@@ -5206,6 +4911,7 @@
     <w:p>
       <w:pPr>
         <w:pStyle w:val="2222222222222222222"/>
+        <w:jc w:val="left"/>
       </w:pPr>
       <w:bookmarkStart w:id="40" w:name="_Toc231383567"/>
       <w:bookmarkStart w:id="41" w:name="_Toc231383690"/>
@@ -5214,6 +4920,37 @@
       </w:r>
       <w:bookmarkEnd w:id="40"/>
       <w:bookmarkEnd w:id="41"/>
+    </w:p>
+    <w:p>
+      <w:pPr>
+        <w:pStyle w:val="a5"/>
+        <w:spacing w:line="360" w:lineRule="auto"/>
+        <w:ind w:firstLine="709"/>
+      </w:pPr>
+      <w:r>
+        <w:rPr>
+          <w:rFonts w:cs="Times New Roman"/>
+          <w:color w:val="262626"/>
+          <w:szCs w:val="28"/>
+          <w:shd w:val="clear" w:color="auto" w:fill="FFFFFF"/>
+        </w:rPr>
+        <w:t>На таблице 2 изображены тестовые сценарии</w:t>
+      </w:r>
+      <w:r>
+        <w:t>.</w:t>
+      </w:r>
+      <w:bookmarkStart w:id="42" w:name="_GoBack"/>
+      <w:bookmarkEnd w:id="42"/>
+    </w:p>
+    <w:p>
+      <w:pPr>
+        <w:pStyle w:val="a5"/>
+        <w:spacing w:line="360" w:lineRule="auto"/>
+        <w:ind w:firstLine="709"/>
+      </w:pPr>
+      <w:r>
+        <w:t>Таблица 2 – тестовые сценарии</w:t>
+      </w:r>
     </w:p>
     <w:tbl>
       <w:tblPr>
@@ -5680,14 +5417,15 @@
     <w:p>
       <w:pPr>
         <w:pStyle w:val="2222222222222222222"/>
-      </w:pPr>
-      <w:bookmarkStart w:id="42" w:name="_Toc231383568"/>
-      <w:bookmarkStart w:id="43" w:name="_Toc231383691"/>
+        <w:jc w:val="left"/>
+      </w:pPr>
+      <w:bookmarkStart w:id="43" w:name="_Toc231383568"/>
+      <w:bookmarkStart w:id="44" w:name="_Toc231383691"/>
       <w:r>
         <w:t>5.2. Модульное тестирование</w:t>
       </w:r>
-      <w:bookmarkEnd w:id="42"/>
       <w:bookmarkEnd w:id="43"/>
+      <w:bookmarkEnd w:id="44"/>
     </w:p>
     <w:p>
       <w:pPr>
@@ -5813,6 +5551,15 @@
         <w:pStyle w:val="a5"/>
         <w:spacing w:line="360" w:lineRule="auto"/>
         <w:ind w:firstLine="709"/>
+      </w:pPr>
+      <w:r>
+        <w:t>На рисунке 3 изображен результат добавления новой записи</w:t>
+      </w:r>
+    </w:p>
+    <w:p>
+      <w:pPr>
+        <w:pStyle w:val="a5"/>
+        <w:spacing w:line="360" w:lineRule="auto"/>
         <w:jc w:val="center"/>
       </w:pPr>
       <w:r>
@@ -5822,8 +5569,8 @@
         </w:rPr>
         <w:drawing>
           <wp:inline distT="0" distB="0" distL="0" distR="0" wp14:anchorId="7125E865" wp14:editId="514252EE">
-            <wp:extent cx="4048125" cy="1450276"/>
-            <wp:effectExtent l="0" t="0" r="0" b="0"/>
+            <wp:extent cx="5578110" cy="2224586"/>
+            <wp:effectExtent l="0" t="0" r="3810" b="4445"/>
             <wp:docPr id="4" name="Рисунок 4"/>
             <wp:cNvGraphicFramePr>
               <a:graphicFrameLocks xmlns:a="http://schemas.openxmlformats.org/drawingml/2006/main" noChangeAspect="1"/>
@@ -5844,7 +5591,7 @@
                   <pic:spPr>
                     <a:xfrm>
                       <a:off x="0" y="0"/>
-                      <a:ext cx="4048125" cy="1450276"/>
+                      <a:ext cx="6063362" cy="2418108"/>
                     </a:xfrm>
                     <a:prstGeom prst="rect">
                       <a:avLst/>
@@ -5860,9 +5607,35 @@
     <w:p>
       <w:pPr>
         <w:pStyle w:val="a5"/>
-        <w:spacing w:line="360" w:lineRule="auto"/>
-        <w:ind w:firstLine="709"/>
         <w:jc w:val="center"/>
+        <w:rPr>
+          <w:rStyle w:val="a8"/>
+          <w:i w:val="0"/>
+          <w:iCs w:val="0"/>
+        </w:rPr>
+      </w:pPr>
+      <w:r>
+        <w:rPr>
+          <w:rStyle w:val="a8"/>
+          <w:i w:val="0"/>
+          <w:iCs w:val="0"/>
+        </w:rPr>
+        <w:t>Рисунок 3 – Результат добавления новой записи</w:t>
+      </w:r>
+    </w:p>
+    <w:p>
+      <w:pPr>
+        <w:jc w:val="left"/>
+        <w:rPr>
+          <w:rStyle w:val="a8"/>
+          <w:rFonts w:cs="Times New Roman"/>
+          <w:b w:val="0"/>
+          <w:i w:val="0"/>
+          <w:color w:val="0F1115"/>
+          <w:shd w:val="clear" w:color="auto" w:fill="FFFFFF"/>
+        </w:rPr>
+      </w:pPr>
+      <w:r>
         <w:rPr>
           <w:rStyle w:val="a8"/>
           <w:rFonts w:cs="Times New Roman"/>
@@ -5870,8 +5643,14 @@
           <w:color w:val="0F1115"/>
           <w:shd w:val="clear" w:color="auto" w:fill="FFFFFF"/>
         </w:rPr>
-      </w:pPr>
-      <w:r>
+        <w:br w:type="page"/>
+      </w:r>
+    </w:p>
+    <w:p>
+      <w:pPr>
+        <w:pStyle w:val="a5"/>
+        <w:spacing w:line="360" w:lineRule="auto"/>
+        <w:ind w:firstLine="709"/>
         <w:rPr>
           <w:rStyle w:val="a8"/>
           <w:rFonts w:cs="Times New Roman"/>
@@ -5879,14 +5658,23 @@
           <w:color w:val="0F1115"/>
           <w:shd w:val="clear" w:color="auto" w:fill="FFFFFF"/>
         </w:rPr>
-        <w:t>Рисунок 3 – Результат добавления новой записи</w:t>
-      </w:r>
-    </w:p>
-    <w:p>
-      <w:pPr>
-        <w:pStyle w:val="a5"/>
-        <w:spacing w:line="360" w:lineRule="auto"/>
-        <w:ind w:firstLine="709"/>
+      </w:pPr>
+      <w:r>
+        <w:rPr>
+          <w:rStyle w:val="a8"/>
+          <w:rFonts w:cs="Times New Roman"/>
+          <w:i w:val="0"/>
+          <w:color w:val="0F1115"/>
+          <w:shd w:val="clear" w:color="auto" w:fill="FFFFFF"/>
+        </w:rPr>
+        <w:lastRenderedPageBreak/>
+        <w:t>На рисунке 4 изображено сообщение об ошибке</w:t>
+      </w:r>
+    </w:p>
+    <w:p>
+      <w:pPr>
+        <w:pStyle w:val="a5"/>
+        <w:spacing w:line="360" w:lineRule="auto"/>
         <w:jc w:val="center"/>
         <w:rPr>
           <w:rFonts w:cs="Times New Roman"/>
@@ -5902,8 +5690,8 @@
         </w:rPr>
         <w:drawing>
           <wp:inline distT="0" distB="0" distL="0" distR="0" wp14:anchorId="4DCE201E" wp14:editId="6C655DC9">
-            <wp:extent cx="2551833" cy="2333625"/>
-            <wp:effectExtent l="0" t="0" r="1270" b="0"/>
+            <wp:extent cx="3862316" cy="3159384"/>
+            <wp:effectExtent l="0" t="0" r="5080" b="3175"/>
             <wp:docPr id="5" name="Рисунок 5"/>
             <wp:cNvGraphicFramePr>
               <a:graphicFrameLocks xmlns:a="http://schemas.openxmlformats.org/drawingml/2006/main" noChangeAspect="1"/>
@@ -5924,7 +5712,7 @@
                   <pic:spPr>
                     <a:xfrm>
                       <a:off x="0" y="0"/>
-                      <a:ext cx="2618324" cy="2394430"/>
+                      <a:ext cx="4017536" cy="3286354"/>
                     </a:xfrm>
                     <a:prstGeom prst="rect">
                       <a:avLst/>
@@ -5944,21 +5732,13 @@
         <w:ind w:firstLine="709"/>
         <w:jc w:val="center"/>
         <w:rPr>
-          <w:rFonts w:cs="Times New Roman"/>
-          <w:i/>
-        </w:rPr>
-      </w:pPr>
-      <w:r>
-        <w:rPr>
           <w:rStyle w:val="a8"/>
           <w:rFonts w:cs="Times New Roman"/>
           <w:i w:val="0"/>
           <w:color w:val="0F1115"/>
           <w:shd w:val="clear" w:color="auto" w:fill="FFFFFF"/>
         </w:rPr>
-        <w:lastRenderedPageBreak/>
-        <w:t>Рисунок 4</w:t>
-      </w:r>
+      </w:pPr>
       <w:r>
         <w:rPr>
           <w:rStyle w:val="a8"/>
@@ -5967,6 +5747,16 @@
           <w:color w:val="0F1115"/>
           <w:shd w:val="clear" w:color="auto" w:fill="FFFFFF"/>
         </w:rPr>
+        <w:t>Рисунок 4</w:t>
+      </w:r>
+      <w:r>
+        <w:rPr>
+          <w:rStyle w:val="a8"/>
+          <w:rFonts w:cs="Times New Roman"/>
+          <w:i w:val="0"/>
+          <w:color w:val="0F1115"/>
+          <w:shd w:val="clear" w:color="auto" w:fill="FFFFFF"/>
+        </w:rPr>
         <w:t xml:space="preserve"> – Сообщение об ошибке при незаполненном поле «Врач»</w:t>
       </w:r>
     </w:p>
@@ -5975,6 +5765,26 @@
         <w:pStyle w:val="a5"/>
         <w:spacing w:line="360" w:lineRule="auto"/>
         <w:ind w:firstLine="709"/>
+        <w:rPr>
+          <w:rFonts w:cs="Times New Roman"/>
+          <w:i/>
+        </w:rPr>
+      </w:pPr>
+      <w:r>
+        <w:rPr>
+          <w:rStyle w:val="a8"/>
+          <w:rFonts w:cs="Times New Roman"/>
+          <w:i w:val="0"/>
+          <w:color w:val="0F1115"/>
+          <w:shd w:val="clear" w:color="auto" w:fill="FFFFFF"/>
+        </w:rPr>
+        <w:t>На рисунке 5 изображено удаление записи</w:t>
+      </w:r>
+    </w:p>
+    <w:p>
+      <w:pPr>
+        <w:pStyle w:val="a5"/>
+        <w:spacing w:line="360" w:lineRule="auto"/>
         <w:jc w:val="center"/>
       </w:pPr>
       <w:r>
@@ -5984,8 +5794,8 @@
         </w:rPr>
         <w:drawing>
           <wp:inline distT="0" distB="0" distL="0" distR="0" wp14:anchorId="05F8552A" wp14:editId="5C65DA9F">
-            <wp:extent cx="3928538" cy="1466850"/>
-            <wp:effectExtent l="0" t="0" r="0" b="0"/>
+            <wp:extent cx="5213445" cy="1946612"/>
+            <wp:effectExtent l="0" t="0" r="6350" b="0"/>
             <wp:docPr id="6" name="Рисунок 6"/>
             <wp:cNvGraphicFramePr>
               <a:graphicFrameLocks xmlns:a="http://schemas.openxmlformats.org/drawingml/2006/main" noChangeAspect="1"/>
@@ -6006,7 +5816,7 @@
                   <pic:spPr>
                     <a:xfrm>
                       <a:off x="0" y="0"/>
-                      <a:ext cx="3969788" cy="1482252"/>
+                      <a:ext cx="5344716" cy="1995626"/>
                     </a:xfrm>
                     <a:prstGeom prst="rect">
                       <a:avLst/>
@@ -6026,32 +5836,48 @@
         <w:ind w:firstLine="709"/>
         <w:jc w:val="center"/>
         <w:rPr>
-          <w:rFonts w:cs="Times New Roman"/>
-          <w:i/>
-        </w:rPr>
-      </w:pPr>
-      <w:r>
-        <w:rPr>
           <w:rStyle w:val="a8"/>
           <w:rFonts w:cs="Times New Roman"/>
           <w:i w:val="0"/>
           <w:color w:val="0F1115"/>
           <w:shd w:val="clear" w:color="auto" w:fill="FFFFFF"/>
         </w:rPr>
+      </w:pPr>
+      <w:r>
+        <w:rPr>
+          <w:rStyle w:val="a8"/>
+          <w:rFonts w:cs="Times New Roman"/>
+          <w:i w:val="0"/>
+          <w:color w:val="0F1115"/>
+          <w:shd w:val="clear" w:color="auto" w:fill="FFFFFF"/>
+        </w:rPr>
         <w:t>Рисунок 5 – Удаление записи из расписания</w:t>
       </w:r>
     </w:p>
     <w:p>
       <w:pPr>
+        <w:pStyle w:val="a5"/>
+        <w:spacing w:line="360" w:lineRule="auto"/>
+        <w:ind w:firstLine="709"/>
+        <w:jc w:val="center"/>
+        <w:rPr>
+          <w:rFonts w:cs="Times New Roman"/>
+          <w:i/>
+        </w:rPr>
+      </w:pPr>
+    </w:p>
+    <w:p>
+      <w:pPr>
         <w:pStyle w:val="2222222222222222222"/>
-      </w:pPr>
-      <w:bookmarkStart w:id="44" w:name="_Toc231383569"/>
-      <w:bookmarkStart w:id="45" w:name="_Toc231383692"/>
+        <w:jc w:val="left"/>
+      </w:pPr>
+      <w:bookmarkStart w:id="45" w:name="_Toc231383569"/>
+      <w:bookmarkStart w:id="46" w:name="_Toc231383692"/>
       <w:r>
         <w:t>5.3. Тестирование производительности</w:t>
       </w:r>
-      <w:bookmarkEnd w:id="44"/>
       <w:bookmarkEnd w:id="45"/>
+      <w:bookmarkEnd w:id="46"/>
     </w:p>
     <w:p>
       <w:pPr>
@@ -6146,9 +5972,10 @@
     <w:p>
       <w:pPr>
         <w:pStyle w:val="2222222222222222222"/>
-      </w:pPr>
-      <w:bookmarkStart w:id="46" w:name="_Toc231383570"/>
-      <w:bookmarkStart w:id="47" w:name="_Toc231383693"/>
+        <w:jc w:val="left"/>
+      </w:pPr>
+      <w:bookmarkStart w:id="47" w:name="_Toc231383570"/>
+      <w:bookmarkStart w:id="48" w:name="_Toc231383693"/>
       <w:r>
         <w:t xml:space="preserve">5.4. Загрузка программного модуля в </w:t>
       </w:r>
@@ -6156,8 +5983,8 @@
       <w:r>
         <w:t>репозиторий</w:t>
       </w:r>
-      <w:bookmarkEnd w:id="46"/>
       <w:bookmarkEnd w:id="47"/>
+      <w:bookmarkEnd w:id="48"/>
       <w:proofErr w:type="spellEnd"/>
     </w:p>
     <w:p>
@@ -6167,6 +5994,7 @@
         <w:ind w:firstLine="709"/>
       </w:pPr>
       <w:r>
+        <w:lastRenderedPageBreak/>
         <w:t xml:space="preserve">Исходный </w:t>
       </w:r>
       <w:r>
@@ -6336,9 +6164,64 @@
     </w:p>
     <w:p>
       <w:pPr>
-        <w:pStyle w:val="a5"/>
-        <w:spacing w:line="360" w:lineRule="auto"/>
-        <w:ind w:firstLine="709"/>
+        <w:spacing w:after="0" w:line="360" w:lineRule="auto"/>
+        <w:ind w:firstLine="709"/>
+        <w:jc w:val="both"/>
+        <w:rPr>
+          <w:rFonts w:cs="Times New Roman"/>
+          <w:b w:val="0"/>
+          <w:color w:val="262626"/>
+          <w:szCs w:val="28"/>
+          <w:shd w:val="clear" w:color="auto" w:fill="FFFFFF"/>
+        </w:rPr>
+      </w:pPr>
+      <w:r>
+        <w:rPr>
+          <w:rFonts w:cs="Times New Roman"/>
+          <w:b w:val="0"/>
+          <w:color w:val="262626"/>
+          <w:szCs w:val="28"/>
+          <w:shd w:val="clear" w:color="auto" w:fill="FFFFFF"/>
+        </w:rPr>
+        <w:t xml:space="preserve">На рисунке 6 изображена структура решения в </w:t>
+      </w:r>
+      <w:r>
+        <w:rPr>
+          <w:rFonts w:cs="Times New Roman"/>
+          <w:b w:val="0"/>
+          <w:color w:val="262626"/>
+          <w:szCs w:val="28"/>
+          <w:shd w:val="clear" w:color="auto" w:fill="FFFFFF"/>
+          <w:lang w:val="en-US"/>
+        </w:rPr>
+        <w:t>Visual</w:t>
+      </w:r>
+      <w:r>
+        <w:rPr>
+          <w:rFonts w:cs="Times New Roman"/>
+          <w:b w:val="0"/>
+          <w:color w:val="262626"/>
+          <w:szCs w:val="28"/>
+          <w:shd w:val="clear" w:color="auto" w:fill="FFFFFF"/>
+        </w:rPr>
+        <w:t xml:space="preserve"> </w:t>
+      </w:r>
+      <w:r>
+        <w:rPr>
+          <w:rFonts w:cs="Times New Roman"/>
+          <w:b w:val="0"/>
+          <w:color w:val="262626"/>
+          <w:szCs w:val="28"/>
+          <w:shd w:val="clear" w:color="auto" w:fill="FFFFFF"/>
+          <w:lang w:val="en-US"/>
+        </w:rPr>
+        <w:t>Studio</w:t>
+      </w:r>
+    </w:p>
+    <w:p>
+      <w:pPr>
+        <w:pStyle w:val="a5"/>
+        <w:spacing w:line="360" w:lineRule="auto"/>
         <w:jc w:val="center"/>
       </w:pPr>
       <w:r>
@@ -6348,7 +6231,7 @@
         </w:rPr>
         <w:drawing>
           <wp:inline distT="0" distB="0" distL="0" distR="0" wp14:anchorId="1FD5659D" wp14:editId="6D4FBA86">
-            <wp:extent cx="2517140" cy="2771456"/>
+            <wp:extent cx="4140064" cy="4558352"/>
             <wp:effectExtent l="0" t="0" r="0" b="0"/>
             <wp:docPr id="7" name="Рисунок 7"/>
             <wp:cNvGraphicFramePr>
@@ -6370,7 +6253,7 @@
                   <pic:spPr>
                     <a:xfrm>
                       <a:off x="0" y="0"/>
-                      <a:ext cx="2546319" cy="2803583"/>
+                      <a:ext cx="4238251" cy="4666459"/>
                     </a:xfrm>
                     <a:prstGeom prst="rect">
                       <a:avLst/>
@@ -6390,8 +6273,11 @@
         <w:ind w:firstLine="709"/>
         <w:jc w:val="center"/>
         <w:rPr>
+          <w:rStyle w:val="a8"/>
           <w:rFonts w:cs="Times New Roman"/>
-          <w:i/>
+          <w:i w:val="0"/>
+          <w:color w:val="0F1115"/>
+          <w:shd w:val="clear" w:color="auto" w:fill="FFFFFF"/>
         </w:rPr>
       </w:pPr>
       <w:r>
@@ -6459,16 +6345,38 @@
     </w:p>
     <w:p>
       <w:pPr>
+        <w:jc w:val="left"/>
+        <w:rPr>
+          <w:rFonts w:cs="Times New Roman"/>
+          <w:b w:val="0"/>
+          <w:iCs/>
+          <w:color w:val="0F1115"/>
+          <w:shd w:val="clear" w:color="auto" w:fill="FFFFFF"/>
+        </w:rPr>
+      </w:pPr>
+      <w:r>
+        <w:rPr>
+          <w:rStyle w:val="a8"/>
+          <w:rFonts w:cs="Times New Roman"/>
+          <w:i w:val="0"/>
+          <w:color w:val="0F1115"/>
+          <w:shd w:val="clear" w:color="auto" w:fill="FFFFFF"/>
+        </w:rPr>
+        <w:br w:type="page"/>
+      </w:r>
+    </w:p>
+    <w:p>
+      <w:pPr>
         <w:pStyle w:val="1111111111"/>
       </w:pPr>
-      <w:bookmarkStart w:id="48" w:name="_Toc231383571"/>
-      <w:bookmarkStart w:id="49" w:name="_Toc231383694"/>
+      <w:bookmarkStart w:id="49" w:name="_Toc231383571"/>
+      <w:bookmarkStart w:id="50" w:name="_Toc231383694"/>
       <w:r>
         <w:lastRenderedPageBreak/>
         <w:t>ЗАКЛЮЧЕНИЕ</w:t>
       </w:r>
-      <w:bookmarkEnd w:id="48"/>
       <w:bookmarkEnd w:id="49"/>
+      <w:bookmarkEnd w:id="50"/>
     </w:p>
     <w:p>
       <w:pPr>
@@ -6612,82 +6520,14 @@
     </w:p>
     <w:p>
       <w:pPr>
-        <w:pStyle w:val="a5"/>
-        <w:spacing w:line="360" w:lineRule="auto"/>
-        <w:ind w:firstLine="709"/>
-      </w:pPr>
-    </w:p>
-    <w:p>
-      <w:pPr>
-        <w:pStyle w:val="a5"/>
-        <w:spacing w:line="360" w:lineRule="auto"/>
-        <w:ind w:firstLine="709"/>
-      </w:pPr>
-    </w:p>
-    <w:p>
-      <w:pPr>
-        <w:pStyle w:val="a5"/>
-        <w:spacing w:line="360" w:lineRule="auto"/>
-        <w:ind w:firstLine="709"/>
-      </w:pPr>
-    </w:p>
-    <w:p>
-      <w:pPr>
-        <w:pStyle w:val="a5"/>
-        <w:spacing w:line="360" w:lineRule="auto"/>
-        <w:ind w:firstLine="709"/>
-      </w:pPr>
-    </w:p>
-    <w:p>
-      <w:pPr>
-        <w:pStyle w:val="a5"/>
-        <w:spacing w:line="360" w:lineRule="auto"/>
-        <w:ind w:firstLine="709"/>
-      </w:pPr>
-    </w:p>
-    <w:p>
-      <w:pPr>
-        <w:pStyle w:val="a5"/>
-        <w:spacing w:line="360" w:lineRule="auto"/>
-        <w:ind w:firstLine="709"/>
-      </w:pPr>
-    </w:p>
-    <w:p>
-      <w:pPr>
-        <w:pStyle w:val="a5"/>
-        <w:spacing w:line="360" w:lineRule="auto"/>
-        <w:ind w:firstLine="709"/>
-      </w:pPr>
-    </w:p>
-    <w:p>
-      <w:pPr>
-        <w:pStyle w:val="a5"/>
-        <w:spacing w:line="360" w:lineRule="auto"/>
-        <w:ind w:firstLine="709"/>
-      </w:pPr>
-    </w:p>
-    <w:p>
-      <w:pPr>
-        <w:pStyle w:val="a5"/>
-        <w:spacing w:line="360" w:lineRule="auto"/>
-        <w:ind w:firstLine="709"/>
-      </w:pPr>
-    </w:p>
-    <w:p>
-      <w:pPr>
-        <w:pStyle w:val="a5"/>
-        <w:spacing w:line="360" w:lineRule="auto"/>
-        <w:ind w:firstLine="709"/>
-      </w:pPr>
-    </w:p>
-    <w:p>
-      <w:pPr>
-        <w:pStyle w:val="a5"/>
-        <w:spacing w:line="360" w:lineRule="auto"/>
-        <w:ind w:firstLine="709"/>
-      </w:pPr>
-      <w:bookmarkStart w:id="50" w:name="_GoBack"/>
-      <w:bookmarkEnd w:id="50"/>
+        <w:jc w:val="left"/>
+        <w:rPr>
+          <w:b w:val="0"/>
+        </w:rPr>
+      </w:pPr>
+      <w:r>
+        <w:br w:type="page"/>
+      </w:r>
     </w:p>
     <w:p>
       <w:pPr>
@@ -11347,7 +11187,7 @@
 </file>
 
 <file path=customXml/itemProps1.xml><?xml version="1.0" encoding="utf-8"?>
-<ds:datastoreItem xmlns:ds="http://schemas.openxmlformats.org/officeDocument/2006/customXml" ds:itemID="{42A3D0DB-628B-47D2-9E20-A43C549D966D}">
+<ds:datastoreItem xmlns:ds="http://schemas.openxmlformats.org/officeDocument/2006/customXml" ds:itemID="{A05D387B-EA16-4144-8FCC-4F891147C092}">
   <ds:schemaRefs>
     <ds:schemaRef ds:uri="http://schemas.openxmlformats.org/officeDocument/2006/bibliography"/>
   </ds:schemaRefs>
